--- a/docs/28.08.26.docx
+++ b/docs/28.08.26.docx
@@ -2127,6 +2127,9 @@
     </w:p>
     <w:p>
       <w:pPr>
+        <w:pBdr>
+          <w:bottom w:val="double" w:sz="6" w:space="1" w:color="auto"/>
+        </w:pBdr>
         <w:rPr>
           <w:rFonts w:ascii="Helvetica" w:hAnsi="Helvetica"/>
           <w:sz w:val="22"/>
@@ -2153,6 +2156,3800 @@
         <w:br/>
       </w:r>
     </w:p>
+    <w:p>
+      <w:pPr>
+        <w:rPr>
+          <w:rFonts w:ascii="Helvetica" w:hAnsi="Helvetica"/>
+          <w:sz w:val="22"/>
+          <w:szCs w:val="22"/>
+          <w:lang w:val="ka-GE"/>
+        </w:rPr>
+      </w:pPr>
+    </w:p>
+    <w:p>
+      <w:pPr>
+        <w:rPr>
+          <w:rFonts w:ascii="Helvetica" w:hAnsi="Helvetica"/>
+          <w:sz w:val="22"/>
+          <w:szCs w:val="22"/>
+        </w:rPr>
+      </w:pPr>
+      <w:r>
+        <w:rPr>
+          <w:rFonts w:ascii="Segoe UI Emoji" w:hAnsi="Segoe UI Emoji" w:cs="Segoe UI Emoji"/>
+          <w:sz w:val="22"/>
+          <w:szCs w:val="22"/>
+        </w:rPr>
+        <w:t>✅</w:t>
+      </w:r>
+      <w:r>
+        <w:rPr>
+          <w:rFonts w:ascii="Helvetica" w:hAnsi="Helvetica"/>
+          <w:sz w:val="22"/>
+          <w:szCs w:val="22"/>
+        </w:rPr>
+        <w:t xml:space="preserve"> </w:t>
+      </w:r>
+      <w:r>
+        <w:rPr>
+          <w:rFonts w:ascii="Helvetica" w:hAnsi="Helvetica"/>
+          <w:b/>
+          <w:bCs/>
+          <w:sz w:val="22"/>
+          <w:szCs w:val="22"/>
+        </w:rPr>
+        <w:t xml:space="preserve">Phase 1 </w:t>
+      </w:r>
+      <w:r>
+        <w:rPr>
+          <w:rFonts w:ascii="Sylfaen" w:hAnsi="Sylfaen" w:cs="Sylfaen"/>
+          <w:b/>
+          <w:bCs/>
+          <w:sz w:val="22"/>
+          <w:szCs w:val="22"/>
+        </w:rPr>
+        <w:t>დასრულდა</w:t>
+      </w:r>
+      <w:r>
+        <w:rPr>
+          <w:rFonts w:ascii="Helvetica" w:hAnsi="Helvetica"/>
+          <w:sz w:val="22"/>
+          <w:szCs w:val="22"/>
+        </w:rPr>
+        <w:t xml:space="preserve"> (a9ba48e, v19.0.30.0.0, </w:t>
+      </w:r>
+      <w:r>
+        <w:rPr>
+          <w:rFonts w:ascii="Sylfaen" w:hAnsi="Sylfaen" w:cs="Sylfaen"/>
+          <w:sz w:val="22"/>
+          <w:szCs w:val="22"/>
+        </w:rPr>
+        <w:t>ცოცხლად</w:t>
+      </w:r>
+      <w:r>
+        <w:rPr>
+          <w:rFonts w:ascii="Helvetica" w:hAnsi="Helvetica"/>
+          <w:sz w:val="22"/>
+          <w:szCs w:val="22"/>
+        </w:rPr>
+        <w:t xml:space="preserve">). </w:t>
+      </w:r>
+      <w:r>
+        <w:rPr>
+          <w:rFonts w:ascii="Sylfaen" w:hAnsi="Sylfaen" w:cs="Sylfaen"/>
+          <w:sz w:val="22"/>
+          <w:szCs w:val="22"/>
+        </w:rPr>
+        <w:t>დოკუმენტის</w:t>
+      </w:r>
+      <w:r>
+        <w:rPr>
+          <w:rFonts w:ascii="Helvetica" w:hAnsi="Helvetica"/>
+          <w:sz w:val="22"/>
+          <w:szCs w:val="22"/>
+        </w:rPr>
+        <w:t xml:space="preserve"> </w:t>
+      </w:r>
+      <w:r>
+        <w:rPr>
+          <w:rFonts w:ascii="Sylfaen" w:hAnsi="Sylfaen" w:cs="Sylfaen"/>
+          <w:sz w:val="22"/>
+          <w:szCs w:val="22"/>
+        </w:rPr>
+        <w:t>პუნქტების</w:t>
+      </w:r>
+      <w:r>
+        <w:rPr>
+          <w:rFonts w:ascii="Helvetica" w:hAnsi="Helvetica"/>
+          <w:sz w:val="22"/>
+          <w:szCs w:val="22"/>
+        </w:rPr>
+        <w:t xml:space="preserve"> </w:t>
+      </w:r>
+      <w:r>
+        <w:rPr>
+          <w:rFonts w:ascii="Sylfaen" w:hAnsi="Sylfaen" w:cs="Sylfaen"/>
+          <w:sz w:val="22"/>
+          <w:szCs w:val="22"/>
+        </w:rPr>
+        <w:t>მიხედვით</w:t>
+      </w:r>
+      <w:r>
+        <w:rPr>
+          <w:rFonts w:ascii="Helvetica" w:hAnsi="Helvetica"/>
+          <w:sz w:val="22"/>
+          <w:szCs w:val="22"/>
+        </w:rPr>
+        <w:t>:</w:t>
+      </w:r>
+    </w:p>
+    <w:tbl>
+      <w:tblPr>
+        <w:tblW w:w="0" w:type="auto"/>
+        <w:tblBorders>
+          <w:top w:val="single" w:sz="6" w:space="0" w:color="2A2B2C"/>
+          <w:left w:val="single" w:sz="6" w:space="0" w:color="2A2B2C"/>
+          <w:bottom w:val="single" w:sz="6" w:space="0" w:color="2A2B2C"/>
+          <w:right w:val="single" w:sz="6" w:space="0" w:color="2A2B2C"/>
+        </w:tblBorders>
+        <w:shd w:val="clear" w:color="auto" w:fill="191A1B"/>
+        <w:tblCellMar>
+          <w:top w:w="15" w:type="dxa"/>
+          <w:left w:w="15" w:type="dxa"/>
+          <w:bottom w:w="15" w:type="dxa"/>
+          <w:right w:w="15" w:type="dxa"/>
+        </w:tblCellMar>
+        <w:tblLook w:val="04A0" w:firstRow="1" w:lastRow="0" w:firstColumn="1" w:lastColumn="0" w:noHBand="0" w:noVBand="1"/>
+      </w:tblPr>
+      <w:tblGrid>
+        <w:gridCol w:w="3312"/>
+        <w:gridCol w:w="5692"/>
+      </w:tblGrid>
+      <w:tr>
+        <w:trPr>
+          <w:tblHeader/>
+        </w:trPr>
+        <w:tc>
+          <w:tcPr>
+            <w:tcW w:w="0" w:type="auto"/>
+            <w:tcBorders>
+              <w:top w:val="single" w:sz="6" w:space="0" w:color="2A2B2C"/>
+              <w:left w:val="single" w:sz="6" w:space="0" w:color="2A2B2C"/>
+              <w:bottom w:val="single" w:sz="6" w:space="0" w:color="2A2B2C"/>
+              <w:right w:val="single" w:sz="6" w:space="0" w:color="2A2B2C"/>
+            </w:tcBorders>
+            <w:shd w:val="clear" w:color="auto" w:fill="191A1B"/>
+            <w:tcMar>
+              <w:top w:w="30" w:type="dxa"/>
+              <w:left w:w="30" w:type="dxa"/>
+              <w:bottom w:w="30" w:type="dxa"/>
+              <w:right w:w="30" w:type="dxa"/>
+            </w:tcMar>
+            <w:vAlign w:val="center"/>
+            <w:hideMark/>
+          </w:tcPr>
+          <w:p>
+            <w:pPr>
+              <w:rPr>
+                <w:rFonts w:ascii="Helvetica" w:hAnsi="Helvetica"/>
+                <w:b/>
+                <w:bCs/>
+                <w:sz w:val="22"/>
+                <w:szCs w:val="22"/>
+              </w:rPr>
+            </w:pPr>
+            <w:r>
+              <w:rPr>
+                <w:rFonts w:ascii="Segoe UI Emoji" w:hAnsi="Segoe UI Emoji" w:cs="Segoe UI Emoji"/>
+                <w:b/>
+                <w:bCs/>
+                <w:sz w:val="22"/>
+                <w:szCs w:val="22"/>
+              </w:rPr>
+              <w:t>📄</w:t>
+            </w:r>
+            <w:r>
+              <w:rPr>
+                <w:rFonts w:ascii="Helvetica" w:hAnsi="Helvetica"/>
+                <w:b/>
+                <w:bCs/>
+                <w:sz w:val="22"/>
+                <w:szCs w:val="22"/>
+              </w:rPr>
+              <w:t xml:space="preserve"> </w:t>
+            </w:r>
+            <w:r>
+              <w:rPr>
+                <w:rFonts w:ascii="Sylfaen" w:hAnsi="Sylfaen" w:cs="Sylfaen"/>
+                <w:b/>
+                <w:bCs/>
+                <w:sz w:val="22"/>
+                <w:szCs w:val="22"/>
+              </w:rPr>
+              <w:t>დოკუმენტის</w:t>
+            </w:r>
+            <w:r>
+              <w:rPr>
+                <w:rFonts w:ascii="Helvetica" w:hAnsi="Helvetica"/>
+                <w:b/>
+                <w:bCs/>
+                <w:sz w:val="22"/>
+                <w:szCs w:val="22"/>
+              </w:rPr>
+              <w:t xml:space="preserve"> </w:t>
+            </w:r>
+            <w:r>
+              <w:rPr>
+                <w:rFonts w:ascii="Sylfaen" w:hAnsi="Sylfaen" w:cs="Sylfaen"/>
+                <w:b/>
+                <w:bCs/>
+                <w:sz w:val="22"/>
+                <w:szCs w:val="22"/>
+              </w:rPr>
+              <w:t>პუნქტი</w:t>
+            </w:r>
+          </w:p>
+        </w:tc>
+        <w:tc>
+          <w:tcPr>
+            <w:tcW w:w="0" w:type="auto"/>
+            <w:tcBorders>
+              <w:top w:val="single" w:sz="6" w:space="0" w:color="2A2B2C"/>
+              <w:left w:val="single" w:sz="6" w:space="0" w:color="2A2B2C"/>
+              <w:bottom w:val="single" w:sz="6" w:space="0" w:color="2A2B2C"/>
+              <w:right w:val="single" w:sz="6" w:space="0" w:color="2A2B2C"/>
+            </w:tcBorders>
+            <w:shd w:val="clear" w:color="auto" w:fill="191A1B"/>
+            <w:tcMar>
+              <w:top w:w="30" w:type="dxa"/>
+              <w:left w:w="30" w:type="dxa"/>
+              <w:bottom w:w="30" w:type="dxa"/>
+              <w:right w:w="30" w:type="dxa"/>
+            </w:tcMar>
+            <w:vAlign w:val="center"/>
+            <w:hideMark/>
+          </w:tcPr>
+          <w:p>
+            <w:pPr>
+              <w:rPr>
+                <w:rFonts w:ascii="Helvetica" w:hAnsi="Helvetica"/>
+                <w:b/>
+                <w:bCs/>
+                <w:sz w:val="22"/>
+                <w:szCs w:val="22"/>
+              </w:rPr>
+            </w:pPr>
+            <w:r>
+              <w:rPr>
+                <w:rFonts w:ascii="Sylfaen" w:hAnsi="Sylfaen" w:cs="Sylfaen"/>
+                <w:b/>
+                <w:bCs/>
+                <w:sz w:val="22"/>
+                <w:szCs w:val="22"/>
+              </w:rPr>
+              <w:t>როგორ</w:t>
+            </w:r>
+            <w:r>
+              <w:rPr>
+                <w:rFonts w:ascii="Helvetica" w:hAnsi="Helvetica"/>
+                <w:b/>
+                <w:bCs/>
+                <w:sz w:val="22"/>
+                <w:szCs w:val="22"/>
+              </w:rPr>
+              <w:t xml:space="preserve"> </w:t>
+            </w:r>
+            <w:r>
+              <w:rPr>
+                <w:rFonts w:ascii="Sylfaen" w:hAnsi="Sylfaen" w:cs="Sylfaen"/>
+                <w:b/>
+                <w:bCs/>
+                <w:sz w:val="22"/>
+                <w:szCs w:val="22"/>
+              </w:rPr>
+              <w:t>გაკეთდა</w:t>
+            </w:r>
+          </w:p>
+        </w:tc>
+      </w:tr>
+      <w:tr>
+        <w:tc>
+          <w:tcPr>
+            <w:tcW w:w="0" w:type="auto"/>
+            <w:tcBorders>
+              <w:top w:val="single" w:sz="6" w:space="0" w:color="2A2B2C"/>
+              <w:left w:val="single" w:sz="6" w:space="0" w:color="2A2B2C"/>
+              <w:bottom w:val="single" w:sz="6" w:space="0" w:color="2A2B2C"/>
+              <w:right w:val="single" w:sz="6" w:space="0" w:color="2A2B2C"/>
+            </w:tcBorders>
+            <w:shd w:val="clear" w:color="auto" w:fill="191A1B"/>
+            <w:tcMar>
+              <w:top w:w="30" w:type="dxa"/>
+              <w:left w:w="30" w:type="dxa"/>
+              <w:bottom w:w="30" w:type="dxa"/>
+              <w:right w:w="30" w:type="dxa"/>
+            </w:tcMar>
+            <w:vAlign w:val="center"/>
+            <w:hideMark/>
+          </w:tcPr>
+          <w:p>
+            <w:pPr>
+              <w:rPr>
+                <w:rFonts w:ascii="Helvetica" w:hAnsi="Helvetica"/>
+                <w:sz w:val="22"/>
+                <w:szCs w:val="22"/>
+              </w:rPr>
+            </w:pPr>
+            <w:r>
+              <w:rPr>
+                <w:rFonts w:ascii="Helvetica" w:hAnsi="Helvetica"/>
+                <w:sz w:val="22"/>
+                <w:szCs w:val="22"/>
+              </w:rPr>
+              <w:t>„</w:t>
+            </w:r>
+            <w:r>
+              <w:rPr>
+                <w:rFonts w:ascii="Sylfaen" w:hAnsi="Sylfaen" w:cs="Sylfaen"/>
+                <w:sz w:val="22"/>
+                <w:szCs w:val="22"/>
+              </w:rPr>
+              <w:t>ჯავშნის</w:t>
+            </w:r>
+            <w:r>
+              <w:rPr>
+                <w:rFonts w:ascii="Helvetica" w:hAnsi="Helvetica"/>
+                <w:sz w:val="22"/>
+                <w:szCs w:val="22"/>
+              </w:rPr>
+              <w:t xml:space="preserve"> </w:t>
+            </w:r>
+            <w:r>
+              <w:rPr>
+                <w:rFonts w:ascii="Sylfaen" w:hAnsi="Sylfaen" w:cs="Sylfaen"/>
+                <w:sz w:val="22"/>
+                <w:szCs w:val="22"/>
+              </w:rPr>
+              <w:t>შექმნა</w:t>
+            </w:r>
+            <w:r>
+              <w:rPr>
+                <w:rFonts w:ascii="Helvetica" w:hAnsi="Helvetica"/>
+                <w:sz w:val="22"/>
+                <w:szCs w:val="22"/>
+              </w:rPr>
+              <w:t xml:space="preserve"> </w:t>
+            </w:r>
+            <w:r>
+              <w:rPr>
+                <w:rFonts w:ascii="Sylfaen" w:hAnsi="Sylfaen" w:cs="Sylfaen"/>
+                <w:sz w:val="22"/>
+                <w:szCs w:val="22"/>
+              </w:rPr>
+              <w:t>არ</w:t>
+            </w:r>
+            <w:r>
+              <w:rPr>
+                <w:rFonts w:ascii="Helvetica" w:hAnsi="Helvetica"/>
+                <w:sz w:val="22"/>
+                <w:szCs w:val="22"/>
+              </w:rPr>
+              <w:t xml:space="preserve"> </w:t>
+            </w:r>
+            <w:r>
+              <w:rPr>
+                <w:rFonts w:ascii="Sylfaen" w:hAnsi="Sylfaen" w:cs="Sylfaen"/>
+                <w:sz w:val="22"/>
+                <w:szCs w:val="22"/>
+              </w:rPr>
+              <w:t>იყოს</w:t>
+            </w:r>
+            <w:r>
+              <w:rPr>
+                <w:rFonts w:ascii="Helvetica" w:hAnsi="Helvetica"/>
+                <w:sz w:val="22"/>
+                <w:szCs w:val="22"/>
+              </w:rPr>
+              <w:t xml:space="preserve"> </w:t>
+            </w:r>
+            <w:r>
+              <w:rPr>
+                <w:rFonts w:ascii="Sylfaen" w:hAnsi="Sylfaen" w:cs="Sylfaen"/>
+                <w:sz w:val="22"/>
+                <w:szCs w:val="22"/>
+              </w:rPr>
+              <w:t>შესაძლებელი</w:t>
+            </w:r>
+            <w:r>
+              <w:rPr>
+                <w:rFonts w:ascii="Helvetica" w:hAnsi="Helvetica"/>
+                <w:sz w:val="22"/>
+                <w:szCs w:val="22"/>
+              </w:rPr>
+              <w:t xml:space="preserve"> </w:t>
+            </w:r>
+            <w:r>
+              <w:rPr>
+                <w:rFonts w:ascii="Sylfaen" w:hAnsi="Sylfaen" w:cs="Sylfaen"/>
+                <w:sz w:val="22"/>
+                <w:szCs w:val="22"/>
+              </w:rPr>
+              <w:t>პაციენტის</w:t>
+            </w:r>
+            <w:r>
+              <w:rPr>
+                <w:rFonts w:ascii="Helvetica" w:hAnsi="Helvetica"/>
+                <w:sz w:val="22"/>
+                <w:szCs w:val="22"/>
+              </w:rPr>
+              <w:t xml:space="preserve"> </w:t>
+            </w:r>
+            <w:r>
+              <w:rPr>
+                <w:rFonts w:ascii="Sylfaen" w:hAnsi="Sylfaen" w:cs="Sylfaen"/>
+                <w:sz w:val="22"/>
+                <w:szCs w:val="22"/>
+              </w:rPr>
+              <w:t>მითითების</w:t>
+            </w:r>
+            <w:r>
+              <w:rPr>
+                <w:rFonts w:ascii="Helvetica" w:hAnsi="Helvetica"/>
+                <w:sz w:val="22"/>
+                <w:szCs w:val="22"/>
+              </w:rPr>
+              <w:t xml:space="preserve"> </w:t>
+            </w:r>
+            <w:r>
+              <w:rPr>
+                <w:rFonts w:ascii="Sylfaen" w:hAnsi="Sylfaen" w:cs="Sylfaen"/>
+                <w:sz w:val="22"/>
+                <w:szCs w:val="22"/>
+              </w:rPr>
+              <w:t>გარეშე</w:t>
+            </w:r>
+            <w:r>
+              <w:rPr>
+                <w:rFonts w:ascii="Helvetica" w:hAnsi="Helvetica"/>
+                <w:sz w:val="22"/>
+                <w:szCs w:val="22"/>
+              </w:rPr>
+              <w:t>"</w:t>
+            </w:r>
+          </w:p>
+        </w:tc>
+        <w:tc>
+          <w:tcPr>
+            <w:tcW w:w="0" w:type="auto"/>
+            <w:tcBorders>
+              <w:top w:val="single" w:sz="6" w:space="0" w:color="2A2B2C"/>
+              <w:left w:val="single" w:sz="6" w:space="0" w:color="2A2B2C"/>
+              <w:bottom w:val="single" w:sz="6" w:space="0" w:color="2A2B2C"/>
+              <w:right w:val="single" w:sz="6" w:space="0" w:color="2A2B2C"/>
+            </w:tcBorders>
+            <w:shd w:val="clear" w:color="auto" w:fill="191A1B"/>
+            <w:tcMar>
+              <w:top w:w="30" w:type="dxa"/>
+              <w:left w:w="30" w:type="dxa"/>
+              <w:bottom w:w="30" w:type="dxa"/>
+              <w:right w:w="30" w:type="dxa"/>
+            </w:tcMar>
+            <w:vAlign w:val="center"/>
+            <w:hideMark/>
+          </w:tcPr>
+          <w:p>
+            <w:pPr>
+              <w:rPr>
+                <w:rFonts w:ascii="Helvetica" w:hAnsi="Helvetica"/>
+                <w:sz w:val="22"/>
+                <w:szCs w:val="22"/>
+              </w:rPr>
+            </w:pPr>
+            <w:r>
+              <w:rPr>
+                <w:rFonts w:ascii="Segoe UI Emoji" w:hAnsi="Segoe UI Emoji" w:cs="Segoe UI Emoji"/>
+                <w:sz w:val="22"/>
+                <w:szCs w:val="22"/>
+              </w:rPr>
+              <w:t>✅</w:t>
+            </w:r>
+            <w:r>
+              <w:rPr>
+                <w:rFonts w:ascii="Helvetica" w:hAnsi="Helvetica"/>
+                <w:sz w:val="22"/>
+                <w:szCs w:val="22"/>
+              </w:rPr>
+              <w:t xml:space="preserve"> Constraint + </w:t>
+            </w:r>
+            <w:r>
+              <w:rPr>
+                <w:rFonts w:ascii="Sylfaen" w:hAnsi="Sylfaen" w:cs="Sylfaen"/>
+                <w:sz w:val="22"/>
+                <w:szCs w:val="22"/>
+              </w:rPr>
+              <w:t>ფორმაზე</w:t>
+            </w:r>
+            <w:r>
+              <w:rPr>
+                <w:rFonts w:ascii="Helvetica" w:hAnsi="Helvetica"/>
+                <w:sz w:val="22"/>
+                <w:szCs w:val="22"/>
+              </w:rPr>
+              <w:t xml:space="preserve"> </w:t>
+            </w:r>
+            <w:r>
+              <w:rPr>
+                <w:rFonts w:ascii="Sylfaen" w:hAnsi="Sylfaen" w:cs="Sylfaen"/>
+                <w:sz w:val="22"/>
+                <w:szCs w:val="22"/>
+              </w:rPr>
+              <w:t>სავალდებულო</w:t>
+            </w:r>
+            <w:r>
+              <w:rPr>
+                <w:rFonts w:ascii="Helvetica" w:hAnsi="Helvetica"/>
+                <w:sz w:val="22"/>
+                <w:szCs w:val="22"/>
+              </w:rPr>
+              <w:t xml:space="preserve"> — </w:t>
+            </w:r>
+            <w:r>
+              <w:rPr>
+                <w:rFonts w:ascii="Sylfaen" w:hAnsi="Sylfaen" w:cs="Sylfaen"/>
+                <w:sz w:val="22"/>
+                <w:szCs w:val="22"/>
+              </w:rPr>
+              <w:t>პაციენტის</w:t>
+            </w:r>
+            <w:r>
+              <w:rPr>
+                <w:rFonts w:ascii="Helvetica" w:hAnsi="Helvetica"/>
+                <w:sz w:val="22"/>
+                <w:szCs w:val="22"/>
+              </w:rPr>
+              <w:t xml:space="preserve"> </w:t>
+            </w:r>
+            <w:r>
+              <w:rPr>
+                <w:rFonts w:ascii="Sylfaen" w:hAnsi="Sylfaen" w:cs="Sylfaen"/>
+                <w:sz w:val="22"/>
+                <w:szCs w:val="22"/>
+              </w:rPr>
+              <w:t>გარეშე</w:t>
+            </w:r>
+            <w:r>
+              <w:rPr>
+                <w:rFonts w:ascii="Helvetica" w:hAnsi="Helvetica"/>
+                <w:sz w:val="22"/>
+                <w:szCs w:val="22"/>
+              </w:rPr>
+              <w:t xml:space="preserve"> </w:t>
+            </w:r>
+            <w:r>
+              <w:rPr>
+                <w:rFonts w:ascii="Sylfaen" w:hAnsi="Sylfaen" w:cs="Sylfaen"/>
+                <w:sz w:val="22"/>
+                <w:szCs w:val="22"/>
+              </w:rPr>
+              <w:t>ვიზიტი</w:t>
+            </w:r>
+            <w:r>
+              <w:rPr>
+                <w:rFonts w:ascii="Helvetica" w:hAnsi="Helvetica"/>
+                <w:sz w:val="22"/>
+                <w:szCs w:val="22"/>
+              </w:rPr>
+              <w:t xml:space="preserve"> </w:t>
+            </w:r>
+            <w:r>
+              <w:rPr>
+                <w:rFonts w:ascii="Sylfaen" w:hAnsi="Sylfaen" w:cs="Sylfaen"/>
+                <w:sz w:val="22"/>
+                <w:szCs w:val="22"/>
+              </w:rPr>
+              <w:t>აღარ</w:t>
+            </w:r>
+            <w:r>
+              <w:rPr>
+                <w:rFonts w:ascii="Helvetica" w:hAnsi="Helvetica"/>
+                <w:sz w:val="22"/>
+                <w:szCs w:val="22"/>
+              </w:rPr>
+              <w:t xml:space="preserve"> </w:t>
+            </w:r>
+            <w:r>
+              <w:rPr>
+                <w:rFonts w:ascii="Sylfaen" w:hAnsi="Sylfaen" w:cs="Sylfaen"/>
+                <w:sz w:val="22"/>
+                <w:szCs w:val="22"/>
+              </w:rPr>
+              <w:t>ინახება</w:t>
+            </w:r>
+            <w:r>
+              <w:rPr>
+                <w:rFonts w:ascii="Helvetica" w:hAnsi="Helvetica"/>
+                <w:sz w:val="22"/>
+                <w:szCs w:val="22"/>
+              </w:rPr>
+              <w:t xml:space="preserve"> (RPC-</w:t>
+            </w:r>
+            <w:r>
+              <w:rPr>
+                <w:rFonts w:ascii="Sylfaen" w:hAnsi="Sylfaen" w:cs="Sylfaen"/>
+                <w:sz w:val="22"/>
+                <w:szCs w:val="22"/>
+              </w:rPr>
+              <w:t>ზეც</w:t>
+            </w:r>
+            <w:r>
+              <w:rPr>
+                <w:rFonts w:ascii="Helvetica" w:hAnsi="Helvetica"/>
+                <w:sz w:val="22"/>
+                <w:szCs w:val="22"/>
+              </w:rPr>
+              <w:t xml:space="preserve"> </w:t>
+            </w:r>
+            <w:r>
+              <w:rPr>
+                <w:rFonts w:ascii="Sylfaen" w:hAnsi="Sylfaen" w:cs="Sylfaen"/>
+                <w:sz w:val="22"/>
+                <w:szCs w:val="22"/>
+              </w:rPr>
+              <w:t>ბლოკავს</w:t>
+            </w:r>
+            <w:r>
+              <w:rPr>
+                <w:rFonts w:ascii="Helvetica" w:hAnsi="Helvetica"/>
+                <w:sz w:val="22"/>
+                <w:szCs w:val="22"/>
+              </w:rPr>
+              <w:t>)</w:t>
+            </w:r>
+          </w:p>
+        </w:tc>
+      </w:tr>
+      <w:tr>
+        <w:tc>
+          <w:tcPr>
+            <w:tcW w:w="0" w:type="auto"/>
+            <w:tcBorders>
+              <w:top w:val="single" w:sz="6" w:space="0" w:color="2A2B2C"/>
+              <w:left w:val="single" w:sz="6" w:space="0" w:color="2A2B2C"/>
+              <w:bottom w:val="single" w:sz="6" w:space="0" w:color="2A2B2C"/>
+              <w:right w:val="single" w:sz="6" w:space="0" w:color="2A2B2C"/>
+            </w:tcBorders>
+            <w:shd w:val="clear" w:color="auto" w:fill="191A1B"/>
+            <w:tcMar>
+              <w:top w:w="30" w:type="dxa"/>
+              <w:left w:w="30" w:type="dxa"/>
+              <w:bottom w:w="30" w:type="dxa"/>
+              <w:right w:w="30" w:type="dxa"/>
+            </w:tcMar>
+            <w:vAlign w:val="center"/>
+            <w:hideMark/>
+          </w:tcPr>
+          <w:p>
+            <w:pPr>
+              <w:rPr>
+                <w:rFonts w:ascii="Helvetica" w:hAnsi="Helvetica"/>
+                <w:sz w:val="22"/>
+                <w:szCs w:val="22"/>
+              </w:rPr>
+            </w:pPr>
+            <w:r>
+              <w:rPr>
+                <w:rFonts w:ascii="Helvetica" w:hAnsi="Helvetica"/>
+                <w:sz w:val="22"/>
+                <w:szCs w:val="22"/>
+              </w:rPr>
+              <w:t>„</w:t>
+            </w:r>
+            <w:r>
+              <w:rPr>
+                <w:rFonts w:ascii="Sylfaen" w:hAnsi="Sylfaen" w:cs="Sylfaen"/>
+                <w:sz w:val="22"/>
+                <w:szCs w:val="22"/>
+              </w:rPr>
+              <w:t>ექიმის</w:t>
+            </w:r>
+            <w:r>
+              <w:rPr>
+                <w:rFonts w:ascii="Helvetica" w:hAnsi="Helvetica"/>
+                <w:sz w:val="22"/>
+                <w:szCs w:val="22"/>
+              </w:rPr>
+              <w:t xml:space="preserve"> </w:t>
+            </w:r>
+            <w:r>
+              <w:rPr>
+                <w:rFonts w:ascii="Sylfaen" w:hAnsi="Sylfaen" w:cs="Sylfaen"/>
+                <w:sz w:val="22"/>
+                <w:szCs w:val="22"/>
+              </w:rPr>
+              <w:t>მონიშვნისას</w:t>
+            </w:r>
+            <w:r>
+              <w:rPr>
+                <w:rFonts w:ascii="Helvetica" w:hAnsi="Helvetica"/>
+                <w:sz w:val="22"/>
+                <w:szCs w:val="22"/>
+              </w:rPr>
+              <w:t xml:space="preserve"> </w:t>
+            </w:r>
+            <w:r>
+              <w:rPr>
+                <w:rFonts w:ascii="Sylfaen" w:hAnsi="Sylfaen" w:cs="Sylfaen"/>
+                <w:sz w:val="22"/>
+                <w:szCs w:val="22"/>
+              </w:rPr>
+              <w:t>ავტომატურად</w:t>
+            </w:r>
+            <w:r>
+              <w:rPr>
+                <w:rFonts w:ascii="Helvetica" w:hAnsi="Helvetica"/>
+                <w:sz w:val="22"/>
+                <w:szCs w:val="22"/>
+              </w:rPr>
+              <w:t xml:space="preserve"> </w:t>
+            </w:r>
+            <w:r>
+              <w:rPr>
+                <w:rFonts w:ascii="Sylfaen" w:hAnsi="Sylfaen" w:cs="Sylfaen"/>
+                <w:sz w:val="22"/>
+                <w:szCs w:val="22"/>
+              </w:rPr>
+              <w:t>მოინიშნოს</w:t>
+            </w:r>
+            <w:r>
+              <w:rPr>
+                <w:rFonts w:ascii="Helvetica" w:hAnsi="Helvetica"/>
+                <w:sz w:val="22"/>
+                <w:szCs w:val="22"/>
+              </w:rPr>
+              <w:t xml:space="preserve"> </w:t>
+            </w:r>
+            <w:r>
+              <w:rPr>
+                <w:rFonts w:ascii="Sylfaen" w:hAnsi="Sylfaen" w:cs="Sylfaen"/>
+                <w:sz w:val="22"/>
+                <w:szCs w:val="22"/>
+              </w:rPr>
+              <w:t>მისი</w:t>
+            </w:r>
+            <w:r>
+              <w:rPr>
+                <w:rFonts w:ascii="Helvetica" w:hAnsi="Helvetica"/>
+                <w:sz w:val="22"/>
+                <w:szCs w:val="22"/>
+              </w:rPr>
+              <w:t xml:space="preserve"> </w:t>
+            </w:r>
+            <w:r>
+              <w:rPr>
+                <w:rFonts w:ascii="Sylfaen" w:hAnsi="Sylfaen" w:cs="Sylfaen"/>
+                <w:sz w:val="22"/>
+                <w:szCs w:val="22"/>
+              </w:rPr>
+              <w:t>ოთახი</w:t>
+            </w:r>
+            <w:r>
+              <w:rPr>
+                <w:rFonts w:ascii="Helvetica" w:hAnsi="Helvetica"/>
+                <w:sz w:val="22"/>
+                <w:szCs w:val="22"/>
+              </w:rPr>
+              <w:t xml:space="preserve">, </w:t>
+            </w:r>
+            <w:r>
+              <w:rPr>
+                <w:rFonts w:ascii="Sylfaen" w:hAnsi="Sylfaen" w:cs="Sylfaen"/>
+                <w:sz w:val="22"/>
+                <w:szCs w:val="22"/>
+              </w:rPr>
+              <w:t>ხელით</w:t>
+            </w:r>
+            <w:r>
+              <w:rPr>
+                <w:rFonts w:ascii="Helvetica" w:hAnsi="Helvetica"/>
+                <w:sz w:val="22"/>
+                <w:szCs w:val="22"/>
+              </w:rPr>
+              <w:t xml:space="preserve"> </w:t>
+            </w:r>
+            <w:r>
+              <w:rPr>
+                <w:rFonts w:ascii="Sylfaen" w:hAnsi="Sylfaen" w:cs="Sylfaen"/>
+                <w:sz w:val="22"/>
+                <w:szCs w:val="22"/>
+              </w:rPr>
+              <w:t>კორექტირებაც</w:t>
+            </w:r>
+            <w:r>
+              <w:rPr>
+                <w:rFonts w:ascii="Helvetica" w:hAnsi="Helvetica"/>
+                <w:sz w:val="22"/>
+                <w:szCs w:val="22"/>
+              </w:rPr>
+              <w:t xml:space="preserve"> </w:t>
+            </w:r>
+            <w:r>
+              <w:rPr>
+                <w:rFonts w:ascii="Sylfaen" w:hAnsi="Sylfaen" w:cs="Sylfaen"/>
+                <w:sz w:val="22"/>
+                <w:szCs w:val="22"/>
+              </w:rPr>
+              <w:t>შეგვეძლოს</w:t>
+            </w:r>
+            <w:r>
+              <w:rPr>
+                <w:rFonts w:ascii="Helvetica" w:hAnsi="Helvetica"/>
+                <w:sz w:val="22"/>
+                <w:szCs w:val="22"/>
+              </w:rPr>
+              <w:t>"</w:t>
+            </w:r>
+          </w:p>
+        </w:tc>
+        <w:tc>
+          <w:tcPr>
+            <w:tcW w:w="0" w:type="auto"/>
+            <w:tcBorders>
+              <w:top w:val="single" w:sz="6" w:space="0" w:color="2A2B2C"/>
+              <w:left w:val="single" w:sz="6" w:space="0" w:color="2A2B2C"/>
+              <w:bottom w:val="single" w:sz="6" w:space="0" w:color="2A2B2C"/>
+              <w:right w:val="single" w:sz="6" w:space="0" w:color="2A2B2C"/>
+            </w:tcBorders>
+            <w:shd w:val="clear" w:color="auto" w:fill="191A1B"/>
+            <w:tcMar>
+              <w:top w:w="30" w:type="dxa"/>
+              <w:left w:w="30" w:type="dxa"/>
+              <w:bottom w:w="30" w:type="dxa"/>
+              <w:right w:w="30" w:type="dxa"/>
+            </w:tcMar>
+            <w:vAlign w:val="center"/>
+            <w:hideMark/>
+          </w:tcPr>
+          <w:p>
+            <w:pPr>
+              <w:rPr>
+                <w:rFonts w:ascii="Helvetica" w:hAnsi="Helvetica"/>
+                <w:sz w:val="22"/>
+                <w:szCs w:val="22"/>
+              </w:rPr>
+            </w:pPr>
+            <w:r>
+              <w:rPr>
+                <w:rFonts w:ascii="Segoe UI Emoji" w:hAnsi="Segoe UI Emoji" w:cs="Segoe UI Emoji"/>
+                <w:sz w:val="22"/>
+                <w:szCs w:val="22"/>
+              </w:rPr>
+              <w:t>✅</w:t>
+            </w:r>
+            <w:r>
+              <w:rPr>
+                <w:rFonts w:ascii="Helvetica" w:hAnsi="Helvetica"/>
+                <w:sz w:val="22"/>
+                <w:szCs w:val="22"/>
+              </w:rPr>
+              <w:t xml:space="preserve"> </w:t>
+            </w:r>
+            <w:r>
+              <w:rPr>
+                <w:rFonts w:ascii="Sylfaen" w:hAnsi="Sylfaen" w:cs="Sylfaen"/>
+                <w:sz w:val="22"/>
+                <w:szCs w:val="22"/>
+              </w:rPr>
+              <w:t>ექიმს</w:t>
+            </w:r>
+            <w:r>
+              <w:rPr>
+                <w:rFonts w:ascii="Helvetica" w:hAnsi="Helvetica"/>
+                <w:sz w:val="22"/>
+                <w:szCs w:val="22"/>
+              </w:rPr>
+              <w:t xml:space="preserve"> </w:t>
+            </w:r>
+            <w:r>
+              <w:rPr>
+                <w:rFonts w:ascii="Sylfaen" w:hAnsi="Sylfaen" w:cs="Sylfaen"/>
+                <w:sz w:val="22"/>
+                <w:szCs w:val="22"/>
+              </w:rPr>
+              <w:t>დაემატა</w:t>
+            </w:r>
+            <w:r>
+              <w:rPr>
+                <w:rFonts w:ascii="Helvetica" w:hAnsi="Helvetica"/>
+                <w:sz w:val="22"/>
+                <w:szCs w:val="22"/>
+              </w:rPr>
+              <w:t xml:space="preserve"> „Default Room" (Users→Clinic </w:t>
+            </w:r>
+            <w:r>
+              <w:rPr>
+                <w:rFonts w:ascii="Sylfaen" w:hAnsi="Sylfaen" w:cs="Sylfaen"/>
+                <w:sz w:val="22"/>
+                <w:szCs w:val="22"/>
+              </w:rPr>
+              <w:t>ტაბი</w:t>
+            </w:r>
+            <w:r>
+              <w:rPr>
+                <w:rFonts w:ascii="Helvetica" w:hAnsi="Helvetica"/>
+                <w:sz w:val="22"/>
+                <w:szCs w:val="22"/>
+              </w:rPr>
+              <w:t xml:space="preserve">); </w:t>
+            </w:r>
+            <w:r>
+              <w:rPr>
+                <w:rFonts w:ascii="Sylfaen" w:hAnsi="Sylfaen" w:cs="Sylfaen"/>
+                <w:sz w:val="22"/>
+                <w:szCs w:val="22"/>
+              </w:rPr>
+              <w:t>ვიზიტზე</w:t>
+            </w:r>
+            <w:r>
+              <w:rPr>
+                <w:rFonts w:ascii="Helvetica" w:hAnsi="Helvetica"/>
+                <w:sz w:val="22"/>
+                <w:szCs w:val="22"/>
+              </w:rPr>
+              <w:t xml:space="preserve"> </w:t>
+            </w:r>
+            <w:r>
+              <w:rPr>
+                <w:rFonts w:ascii="Sylfaen" w:hAnsi="Sylfaen" w:cs="Sylfaen"/>
+                <w:sz w:val="22"/>
+                <w:szCs w:val="22"/>
+              </w:rPr>
+              <w:t>ექიმის</w:t>
+            </w:r>
+            <w:r>
+              <w:rPr>
+                <w:rFonts w:ascii="Helvetica" w:hAnsi="Helvetica"/>
+                <w:sz w:val="22"/>
+                <w:szCs w:val="22"/>
+              </w:rPr>
+              <w:t xml:space="preserve"> </w:t>
+            </w:r>
+            <w:r>
+              <w:rPr>
+                <w:rFonts w:ascii="Sylfaen" w:hAnsi="Sylfaen" w:cs="Sylfaen"/>
+                <w:sz w:val="22"/>
+                <w:szCs w:val="22"/>
+              </w:rPr>
+              <w:t>არჩევისას</w:t>
+            </w:r>
+            <w:r>
+              <w:rPr>
+                <w:rFonts w:ascii="Helvetica" w:hAnsi="Helvetica"/>
+                <w:sz w:val="22"/>
+                <w:szCs w:val="22"/>
+              </w:rPr>
+              <w:t xml:space="preserve"> </w:t>
+            </w:r>
+            <w:r>
+              <w:rPr>
+                <w:rFonts w:ascii="Sylfaen" w:hAnsi="Sylfaen" w:cs="Sylfaen"/>
+                <w:sz w:val="22"/>
+                <w:szCs w:val="22"/>
+              </w:rPr>
+              <w:t>ოთახი</w:t>
+            </w:r>
+            <w:r>
+              <w:rPr>
+                <w:rFonts w:ascii="Helvetica" w:hAnsi="Helvetica"/>
+                <w:sz w:val="22"/>
+                <w:szCs w:val="22"/>
+              </w:rPr>
+              <w:t xml:space="preserve"> </w:t>
+            </w:r>
+            <w:r>
+              <w:rPr>
+                <w:rFonts w:ascii="Sylfaen" w:hAnsi="Sylfaen" w:cs="Sylfaen"/>
+                <w:sz w:val="22"/>
+                <w:szCs w:val="22"/>
+              </w:rPr>
+              <w:t>ავტომატურად</w:t>
+            </w:r>
+            <w:r>
+              <w:rPr>
+                <w:rFonts w:ascii="Helvetica" w:hAnsi="Helvetica"/>
+                <w:sz w:val="22"/>
+                <w:szCs w:val="22"/>
+              </w:rPr>
+              <w:t xml:space="preserve"> </w:t>
+            </w:r>
+            <w:r>
+              <w:rPr>
+                <w:rFonts w:ascii="Sylfaen" w:hAnsi="Sylfaen" w:cs="Sylfaen"/>
+                <w:sz w:val="22"/>
+                <w:szCs w:val="22"/>
+              </w:rPr>
+              <w:t>ივსება</w:t>
+            </w:r>
+            <w:r>
+              <w:rPr>
+                <w:rFonts w:ascii="Helvetica" w:hAnsi="Helvetica"/>
+                <w:sz w:val="22"/>
+                <w:szCs w:val="22"/>
+              </w:rPr>
+              <w:t xml:space="preserve">, </w:t>
+            </w:r>
+            <w:r>
+              <w:rPr>
+                <w:rFonts w:ascii="Sylfaen" w:hAnsi="Sylfaen" w:cs="Sylfaen"/>
+                <w:sz w:val="22"/>
+                <w:szCs w:val="22"/>
+              </w:rPr>
+              <w:t>რედაქტირებადი</w:t>
+            </w:r>
+            <w:r>
+              <w:rPr>
+                <w:rFonts w:ascii="Helvetica" w:hAnsi="Helvetica"/>
+                <w:sz w:val="22"/>
+                <w:szCs w:val="22"/>
+              </w:rPr>
+              <w:t xml:space="preserve"> </w:t>
+            </w:r>
+            <w:r>
+              <w:rPr>
+                <w:rFonts w:ascii="Sylfaen" w:hAnsi="Sylfaen" w:cs="Sylfaen"/>
+                <w:sz w:val="22"/>
+                <w:szCs w:val="22"/>
+              </w:rPr>
+              <w:t>რჩება</w:t>
+            </w:r>
+            <w:r>
+              <w:rPr>
+                <w:rFonts w:ascii="Helvetica" w:hAnsi="Helvetica"/>
+                <w:sz w:val="22"/>
+                <w:szCs w:val="22"/>
+              </w:rPr>
+              <w:t xml:space="preserve">. </w:t>
+            </w:r>
+            <w:r>
+              <w:rPr>
+                <w:rFonts w:ascii="Sylfaen" w:hAnsi="Sylfaen" w:cs="Sylfaen"/>
+                <w:sz w:val="22"/>
+                <w:szCs w:val="22"/>
+              </w:rPr>
+              <w:t>ბორდიდან</w:t>
+            </w:r>
+            <w:r>
+              <w:rPr>
+                <w:rFonts w:ascii="Helvetica" w:hAnsi="Helvetica"/>
+                <w:sz w:val="22"/>
+                <w:szCs w:val="22"/>
+              </w:rPr>
+              <w:t xml:space="preserve"> </w:t>
+            </w:r>
+            <w:r>
+              <w:rPr>
+                <w:rFonts w:ascii="Sylfaen" w:hAnsi="Sylfaen" w:cs="Sylfaen"/>
+                <w:sz w:val="22"/>
+                <w:szCs w:val="22"/>
+              </w:rPr>
+              <w:t>შექმნისასაც</w:t>
+            </w:r>
+            <w:r>
+              <w:rPr>
+                <w:rFonts w:ascii="Helvetica" w:hAnsi="Helvetica"/>
+                <w:sz w:val="22"/>
+                <w:szCs w:val="22"/>
+              </w:rPr>
+              <w:t xml:space="preserve"> </w:t>
+            </w:r>
+            <w:r>
+              <w:rPr>
+                <w:rFonts w:ascii="Sylfaen" w:hAnsi="Sylfaen" w:cs="Sylfaen"/>
+                <w:sz w:val="22"/>
+                <w:szCs w:val="22"/>
+              </w:rPr>
+              <w:t>მუშაობს</w:t>
+            </w:r>
+          </w:p>
+        </w:tc>
+      </w:tr>
+      <w:tr>
+        <w:tc>
+          <w:tcPr>
+            <w:tcW w:w="0" w:type="auto"/>
+            <w:tcBorders>
+              <w:top w:val="single" w:sz="6" w:space="0" w:color="2A2B2C"/>
+              <w:left w:val="single" w:sz="6" w:space="0" w:color="2A2B2C"/>
+              <w:bottom w:val="single" w:sz="6" w:space="0" w:color="2A2B2C"/>
+              <w:right w:val="single" w:sz="6" w:space="0" w:color="2A2B2C"/>
+            </w:tcBorders>
+            <w:shd w:val="clear" w:color="auto" w:fill="191A1B"/>
+            <w:tcMar>
+              <w:top w:w="30" w:type="dxa"/>
+              <w:left w:w="30" w:type="dxa"/>
+              <w:bottom w:w="30" w:type="dxa"/>
+              <w:right w:w="30" w:type="dxa"/>
+            </w:tcMar>
+            <w:vAlign w:val="center"/>
+            <w:hideMark/>
+          </w:tcPr>
+          <w:p>
+            <w:pPr>
+              <w:rPr>
+                <w:rFonts w:ascii="Helvetica" w:hAnsi="Helvetica"/>
+                <w:sz w:val="22"/>
+                <w:szCs w:val="22"/>
+              </w:rPr>
+            </w:pPr>
+            <w:r>
+              <w:rPr>
+                <w:rFonts w:ascii="Helvetica" w:hAnsi="Helvetica"/>
+                <w:sz w:val="22"/>
+                <w:szCs w:val="22"/>
+              </w:rPr>
+              <w:t>„</w:t>
+            </w:r>
+            <w:r>
+              <w:rPr>
+                <w:rFonts w:ascii="Sylfaen" w:hAnsi="Sylfaen" w:cs="Sylfaen"/>
+                <w:sz w:val="22"/>
+                <w:szCs w:val="22"/>
+              </w:rPr>
+              <w:t>მანიპულაციის</w:t>
+            </w:r>
+            <w:r>
+              <w:rPr>
+                <w:rFonts w:ascii="Helvetica" w:hAnsi="Helvetica"/>
+                <w:sz w:val="22"/>
+                <w:szCs w:val="22"/>
+              </w:rPr>
+              <w:t xml:space="preserve"> </w:t>
+            </w:r>
+            <w:r>
+              <w:rPr>
+                <w:rFonts w:ascii="Sylfaen" w:hAnsi="Sylfaen" w:cs="Sylfaen"/>
+                <w:sz w:val="22"/>
+                <w:szCs w:val="22"/>
+              </w:rPr>
+              <w:t>ხანგრძლივობა</w:t>
+            </w:r>
+            <w:r>
+              <w:rPr>
+                <w:rFonts w:ascii="Helvetica" w:hAnsi="Helvetica"/>
+                <w:sz w:val="22"/>
+                <w:szCs w:val="22"/>
+              </w:rPr>
+              <w:t xml:space="preserve"> </w:t>
+            </w:r>
+            <w:r>
+              <w:rPr>
+                <w:rFonts w:ascii="Sylfaen" w:hAnsi="Sylfaen" w:cs="Sylfaen"/>
+                <w:sz w:val="22"/>
+                <w:szCs w:val="22"/>
+              </w:rPr>
+              <w:t>ავტომატურად</w:t>
+            </w:r>
+            <w:r>
+              <w:rPr>
+                <w:rFonts w:ascii="Helvetica" w:hAnsi="Helvetica"/>
+                <w:sz w:val="22"/>
+                <w:szCs w:val="22"/>
+              </w:rPr>
+              <w:t xml:space="preserve"> + </w:t>
+            </w:r>
+            <w:r>
+              <w:rPr>
+                <w:rFonts w:ascii="Sylfaen" w:hAnsi="Sylfaen" w:cs="Sylfaen"/>
+                <w:sz w:val="22"/>
+                <w:szCs w:val="22"/>
+              </w:rPr>
+              <w:t>ხელით</w:t>
+            </w:r>
+            <w:r>
+              <w:rPr>
+                <w:rFonts w:ascii="Helvetica" w:hAnsi="Helvetica"/>
+                <w:sz w:val="22"/>
+                <w:szCs w:val="22"/>
+              </w:rPr>
+              <w:t xml:space="preserve"> </w:t>
+            </w:r>
+            <w:r>
+              <w:rPr>
+                <w:rFonts w:ascii="Sylfaen" w:hAnsi="Sylfaen" w:cs="Sylfaen"/>
+                <w:sz w:val="22"/>
+                <w:szCs w:val="22"/>
+              </w:rPr>
+              <w:t>კორექტირება</w:t>
+            </w:r>
+            <w:r>
+              <w:rPr>
+                <w:rFonts w:ascii="Helvetica" w:hAnsi="Helvetica"/>
+                <w:sz w:val="22"/>
+                <w:szCs w:val="22"/>
+              </w:rPr>
+              <w:t>"</w:t>
+            </w:r>
+          </w:p>
+        </w:tc>
+        <w:tc>
+          <w:tcPr>
+            <w:tcW w:w="0" w:type="auto"/>
+            <w:tcBorders>
+              <w:top w:val="single" w:sz="6" w:space="0" w:color="2A2B2C"/>
+              <w:left w:val="single" w:sz="6" w:space="0" w:color="2A2B2C"/>
+              <w:bottom w:val="single" w:sz="6" w:space="0" w:color="2A2B2C"/>
+              <w:right w:val="single" w:sz="6" w:space="0" w:color="2A2B2C"/>
+            </w:tcBorders>
+            <w:shd w:val="clear" w:color="auto" w:fill="191A1B"/>
+            <w:tcMar>
+              <w:top w:w="30" w:type="dxa"/>
+              <w:left w:w="30" w:type="dxa"/>
+              <w:bottom w:w="30" w:type="dxa"/>
+              <w:right w:w="30" w:type="dxa"/>
+            </w:tcMar>
+            <w:vAlign w:val="center"/>
+            <w:hideMark/>
+          </w:tcPr>
+          <w:p>
+            <w:pPr>
+              <w:rPr>
+                <w:rFonts w:ascii="Helvetica" w:hAnsi="Helvetica"/>
+                <w:sz w:val="22"/>
+                <w:szCs w:val="22"/>
+              </w:rPr>
+            </w:pPr>
+            <w:r>
+              <w:rPr>
+                <w:rFonts w:ascii="Segoe UI Emoji" w:hAnsi="Segoe UI Emoji" w:cs="Segoe UI Emoji"/>
+                <w:sz w:val="22"/>
+                <w:szCs w:val="22"/>
+              </w:rPr>
+              <w:t>✅</w:t>
+            </w:r>
+            <w:r>
+              <w:rPr>
+                <w:rFonts w:ascii="Helvetica" w:hAnsi="Helvetica"/>
+                <w:sz w:val="22"/>
+                <w:szCs w:val="22"/>
+              </w:rPr>
+              <w:t xml:space="preserve"> </w:t>
+            </w:r>
+            <w:r>
+              <w:rPr>
+                <w:rFonts w:ascii="Sylfaen" w:hAnsi="Sylfaen" w:cs="Sylfaen"/>
+                <w:sz w:val="22"/>
+                <w:szCs w:val="22"/>
+              </w:rPr>
+              <w:t>ტიპიდან</w:t>
+            </w:r>
+            <w:r>
+              <w:rPr>
+                <w:rFonts w:ascii="Helvetica" w:hAnsi="Helvetica"/>
+                <w:sz w:val="22"/>
+                <w:szCs w:val="22"/>
+              </w:rPr>
+              <w:t xml:space="preserve"> </w:t>
+            </w:r>
+            <w:r>
+              <w:rPr>
+                <w:rFonts w:ascii="Sylfaen" w:hAnsi="Sylfaen" w:cs="Sylfaen"/>
+                <w:sz w:val="22"/>
+                <w:szCs w:val="22"/>
+              </w:rPr>
+              <w:t>ხანგრძლივობა</w:t>
+            </w:r>
+            <w:r>
+              <w:rPr>
+                <w:rFonts w:ascii="Helvetica" w:hAnsi="Helvetica"/>
+                <w:sz w:val="22"/>
+                <w:szCs w:val="22"/>
+              </w:rPr>
+              <w:t xml:space="preserve"> </w:t>
+            </w:r>
+            <w:r>
+              <w:rPr>
+                <w:rFonts w:ascii="Sylfaen" w:hAnsi="Sylfaen" w:cs="Sylfaen"/>
+                <w:sz w:val="22"/>
+                <w:szCs w:val="22"/>
+              </w:rPr>
+              <w:t>უკვე</w:t>
+            </w:r>
+            <w:r>
+              <w:rPr>
+                <w:rFonts w:ascii="Helvetica" w:hAnsi="Helvetica"/>
+                <w:sz w:val="22"/>
+                <w:szCs w:val="22"/>
+              </w:rPr>
+              <w:t xml:space="preserve"> </w:t>
+            </w:r>
+            <w:r>
+              <w:rPr>
+                <w:rFonts w:ascii="Sylfaen" w:hAnsi="Sylfaen" w:cs="Sylfaen"/>
+                <w:sz w:val="22"/>
+                <w:szCs w:val="22"/>
+              </w:rPr>
+              <w:t>ავტომატური</w:t>
+            </w:r>
+            <w:r>
+              <w:rPr>
+                <w:rFonts w:ascii="Helvetica" w:hAnsi="Helvetica"/>
+                <w:sz w:val="22"/>
+                <w:szCs w:val="22"/>
+              </w:rPr>
+              <w:t xml:space="preserve"> </w:t>
+            </w:r>
+            <w:r>
+              <w:rPr>
+                <w:rFonts w:ascii="Sylfaen" w:hAnsi="Sylfaen" w:cs="Sylfaen"/>
+                <w:sz w:val="22"/>
+                <w:szCs w:val="22"/>
+              </w:rPr>
+              <w:t>იყო</w:t>
+            </w:r>
+            <w:r>
+              <w:rPr>
+                <w:rFonts w:ascii="Helvetica" w:hAnsi="Helvetica"/>
+                <w:sz w:val="22"/>
+                <w:szCs w:val="22"/>
+              </w:rPr>
+              <w:t xml:space="preserve">; </w:t>
+            </w:r>
+            <w:r>
+              <w:rPr>
+                <w:rFonts w:ascii="Sylfaen" w:hAnsi="Sylfaen" w:cs="Sylfaen"/>
+                <w:sz w:val="22"/>
+                <w:szCs w:val="22"/>
+              </w:rPr>
+              <w:t>ხელით</w:t>
+            </w:r>
+            <w:r>
+              <w:rPr>
+                <w:rFonts w:ascii="Helvetica" w:hAnsi="Helvetica"/>
+                <w:sz w:val="22"/>
+                <w:szCs w:val="22"/>
+              </w:rPr>
+              <w:t xml:space="preserve"> </w:t>
+            </w:r>
+            <w:r>
+              <w:rPr>
+                <w:rFonts w:ascii="Sylfaen" w:hAnsi="Sylfaen" w:cs="Sylfaen"/>
+                <w:sz w:val="22"/>
+                <w:szCs w:val="22"/>
+              </w:rPr>
+              <w:t>შეცვლა</w:t>
+            </w:r>
+            <w:r>
+              <w:rPr>
+                <w:rFonts w:ascii="Helvetica" w:hAnsi="Helvetica"/>
+                <w:sz w:val="22"/>
+                <w:szCs w:val="22"/>
+              </w:rPr>
+              <w:t xml:space="preserve"> </w:t>
+            </w:r>
+            <w:r>
+              <w:rPr>
+                <w:rFonts w:ascii="Sylfaen" w:hAnsi="Sylfaen" w:cs="Sylfaen"/>
+                <w:sz w:val="22"/>
+                <w:szCs w:val="22"/>
+              </w:rPr>
+              <w:t>თავისუფალია</w:t>
+            </w:r>
+            <w:r>
+              <w:rPr>
+                <w:rFonts w:ascii="Helvetica" w:hAnsi="Helvetica"/>
+                <w:sz w:val="22"/>
+                <w:szCs w:val="22"/>
+              </w:rPr>
+              <w:t xml:space="preserve"> </w:t>
+            </w:r>
+            <w:r>
+              <w:rPr>
+                <w:rFonts w:ascii="Sylfaen" w:hAnsi="Sylfaen" w:cs="Sylfaen"/>
+                <w:sz w:val="22"/>
+                <w:szCs w:val="22"/>
+              </w:rPr>
+              <w:t>და</w:t>
+            </w:r>
+            <w:r>
+              <w:rPr>
+                <w:rFonts w:ascii="Helvetica" w:hAnsi="Helvetica"/>
+                <w:sz w:val="22"/>
+                <w:szCs w:val="22"/>
+              </w:rPr>
+              <w:t xml:space="preserve"> </w:t>
+            </w:r>
+            <w:r>
+              <w:rPr>
+                <w:rFonts w:ascii="Sylfaen" w:hAnsi="Sylfaen" w:cs="Sylfaen"/>
+                <w:sz w:val="22"/>
+                <w:szCs w:val="22"/>
+              </w:rPr>
+              <w:t>აღინიშნება</w:t>
+            </w:r>
+            <w:r>
+              <w:rPr>
+                <w:rFonts w:ascii="Helvetica" w:hAnsi="Helvetica"/>
+                <w:sz w:val="22"/>
+                <w:szCs w:val="22"/>
+              </w:rPr>
+              <w:t xml:space="preserve"> (</w:t>
+            </w:r>
+            <w:r>
+              <w:rPr>
+                <w:rFonts w:ascii="Sylfaen" w:hAnsi="Sylfaen" w:cs="Sylfaen"/>
+                <w:sz w:val="22"/>
+                <w:szCs w:val="22"/>
+              </w:rPr>
+              <w:t>ქვემოთ</w:t>
+            </w:r>
+            <w:r>
+              <w:rPr>
+                <w:rFonts w:ascii="Helvetica" w:hAnsi="Helvetica"/>
+                <w:sz w:val="22"/>
+                <w:szCs w:val="22"/>
+              </w:rPr>
+              <w:t xml:space="preserve"> ↓)</w:t>
+            </w:r>
+          </w:p>
+        </w:tc>
+      </w:tr>
+      <w:tr>
+        <w:tc>
+          <w:tcPr>
+            <w:tcW w:w="0" w:type="auto"/>
+            <w:tcBorders>
+              <w:top w:val="single" w:sz="6" w:space="0" w:color="2A2B2C"/>
+              <w:left w:val="single" w:sz="6" w:space="0" w:color="2A2B2C"/>
+              <w:bottom w:val="single" w:sz="6" w:space="0" w:color="2A2B2C"/>
+              <w:right w:val="single" w:sz="6" w:space="0" w:color="2A2B2C"/>
+            </w:tcBorders>
+            <w:shd w:val="clear" w:color="auto" w:fill="191A1B"/>
+            <w:tcMar>
+              <w:top w:w="30" w:type="dxa"/>
+              <w:left w:w="30" w:type="dxa"/>
+              <w:bottom w:w="30" w:type="dxa"/>
+              <w:right w:w="30" w:type="dxa"/>
+            </w:tcMar>
+            <w:vAlign w:val="center"/>
+            <w:hideMark/>
+          </w:tcPr>
+          <w:p>
+            <w:pPr>
+              <w:rPr>
+                <w:rFonts w:ascii="Helvetica" w:hAnsi="Helvetica"/>
+                <w:sz w:val="22"/>
+                <w:szCs w:val="22"/>
+              </w:rPr>
+            </w:pPr>
+            <w:r>
+              <w:rPr>
+                <w:rFonts w:ascii="Helvetica" w:hAnsi="Helvetica"/>
+                <w:sz w:val="22"/>
+                <w:szCs w:val="22"/>
+              </w:rPr>
+              <w:t>„</w:t>
+            </w:r>
+            <w:r>
+              <w:rPr>
+                <w:rFonts w:ascii="Sylfaen" w:hAnsi="Sylfaen" w:cs="Sylfaen"/>
+                <w:sz w:val="22"/>
+                <w:szCs w:val="22"/>
+              </w:rPr>
+              <w:t>თუ</w:t>
+            </w:r>
+            <w:r>
+              <w:rPr>
+                <w:rFonts w:ascii="Helvetica" w:hAnsi="Helvetica"/>
+                <w:sz w:val="22"/>
+                <w:szCs w:val="22"/>
+              </w:rPr>
+              <w:t xml:space="preserve"> </w:t>
+            </w:r>
+            <w:r>
+              <w:rPr>
+                <w:rFonts w:ascii="Sylfaen" w:hAnsi="Sylfaen" w:cs="Sylfaen"/>
+                <w:sz w:val="22"/>
+                <w:szCs w:val="22"/>
+              </w:rPr>
+              <w:t>ხანგრძლივობა</w:t>
+            </w:r>
+            <w:r>
+              <w:rPr>
+                <w:rFonts w:ascii="Helvetica" w:hAnsi="Helvetica"/>
+                <w:sz w:val="22"/>
+                <w:szCs w:val="22"/>
+              </w:rPr>
+              <w:t>/</w:t>
+            </w:r>
+            <w:r>
+              <w:rPr>
+                <w:rFonts w:ascii="Sylfaen" w:hAnsi="Sylfaen" w:cs="Sylfaen"/>
+                <w:sz w:val="22"/>
+                <w:szCs w:val="22"/>
+              </w:rPr>
+              <w:t>დრო</w:t>
+            </w:r>
+            <w:r>
+              <w:rPr>
+                <w:rFonts w:ascii="Helvetica" w:hAnsi="Helvetica"/>
+                <w:sz w:val="22"/>
+                <w:szCs w:val="22"/>
+              </w:rPr>
+              <w:t xml:space="preserve"> </w:t>
+            </w:r>
+            <w:r>
+              <w:rPr>
+                <w:rFonts w:ascii="Sylfaen" w:hAnsi="Sylfaen" w:cs="Sylfaen"/>
+                <w:sz w:val="22"/>
+                <w:szCs w:val="22"/>
+              </w:rPr>
+              <w:t>შეიცვალა</w:t>
+            </w:r>
+            <w:r>
+              <w:rPr>
+                <w:rFonts w:ascii="Helvetica" w:hAnsi="Helvetica"/>
+                <w:sz w:val="22"/>
+                <w:szCs w:val="22"/>
+              </w:rPr>
+              <w:t xml:space="preserve"> — </w:t>
+            </w:r>
+            <w:r>
+              <w:rPr>
+                <w:rFonts w:ascii="Sylfaen" w:hAnsi="Sylfaen" w:cs="Sylfaen"/>
+                <w:sz w:val="22"/>
+                <w:szCs w:val="22"/>
+              </w:rPr>
+              <w:t>კალენდარზე</w:t>
+            </w:r>
+            <w:r>
+              <w:rPr>
+                <w:rFonts w:ascii="Helvetica" w:hAnsi="Helvetica"/>
+                <w:sz w:val="22"/>
+                <w:szCs w:val="22"/>
+              </w:rPr>
+              <w:t xml:space="preserve"> </w:t>
+            </w:r>
+            <w:r>
+              <w:rPr>
+                <w:rFonts w:ascii="Sylfaen" w:hAnsi="Sylfaen" w:cs="Sylfaen"/>
+                <w:sz w:val="22"/>
+                <w:szCs w:val="22"/>
+              </w:rPr>
+              <w:t>ჩანდეს</w:t>
+            </w:r>
+            <w:r>
+              <w:rPr>
+                <w:rFonts w:ascii="Helvetica" w:hAnsi="Helvetica"/>
+                <w:sz w:val="22"/>
+                <w:szCs w:val="22"/>
+              </w:rPr>
+              <w:t xml:space="preserve"> </w:t>
+            </w:r>
+            <w:r>
+              <w:rPr>
+                <w:rFonts w:ascii="Sylfaen" w:hAnsi="Sylfaen" w:cs="Sylfaen"/>
+                <w:sz w:val="22"/>
+                <w:szCs w:val="22"/>
+              </w:rPr>
+              <w:t>რომ</w:t>
+            </w:r>
+            <w:r>
+              <w:rPr>
+                <w:rFonts w:ascii="Helvetica" w:hAnsi="Helvetica"/>
+                <w:sz w:val="22"/>
+                <w:szCs w:val="22"/>
+              </w:rPr>
+              <w:t xml:space="preserve"> </w:t>
+            </w:r>
+            <w:r>
+              <w:rPr>
+                <w:rFonts w:ascii="Sylfaen" w:hAnsi="Sylfaen" w:cs="Sylfaen"/>
+                <w:sz w:val="22"/>
+                <w:szCs w:val="22"/>
+              </w:rPr>
+              <w:t>დაკორექტირდა</w:t>
+            </w:r>
+            <w:r>
+              <w:rPr>
+                <w:rFonts w:ascii="Helvetica" w:hAnsi="Helvetica"/>
+                <w:sz w:val="22"/>
+                <w:szCs w:val="22"/>
+              </w:rPr>
+              <w:t>"</w:t>
+            </w:r>
+          </w:p>
+        </w:tc>
+        <w:tc>
+          <w:tcPr>
+            <w:tcW w:w="0" w:type="auto"/>
+            <w:tcBorders>
+              <w:top w:val="single" w:sz="6" w:space="0" w:color="2A2B2C"/>
+              <w:left w:val="single" w:sz="6" w:space="0" w:color="2A2B2C"/>
+              <w:bottom w:val="single" w:sz="6" w:space="0" w:color="2A2B2C"/>
+              <w:right w:val="single" w:sz="6" w:space="0" w:color="2A2B2C"/>
+            </w:tcBorders>
+            <w:shd w:val="clear" w:color="auto" w:fill="191A1B"/>
+            <w:tcMar>
+              <w:top w:w="30" w:type="dxa"/>
+              <w:left w:w="30" w:type="dxa"/>
+              <w:bottom w:w="30" w:type="dxa"/>
+              <w:right w:w="30" w:type="dxa"/>
+            </w:tcMar>
+            <w:vAlign w:val="center"/>
+            <w:hideMark/>
+          </w:tcPr>
+          <w:p>
+            <w:pPr>
+              <w:rPr>
+                <w:rFonts w:ascii="Helvetica" w:hAnsi="Helvetica"/>
+                <w:sz w:val="22"/>
+                <w:szCs w:val="22"/>
+              </w:rPr>
+            </w:pPr>
+            <w:r>
+              <w:rPr>
+                <w:rFonts w:ascii="Segoe UI Emoji" w:hAnsi="Segoe UI Emoji" w:cs="Segoe UI Emoji"/>
+                <w:sz w:val="22"/>
+                <w:szCs w:val="22"/>
+              </w:rPr>
+              <w:t>✅</w:t>
+            </w:r>
+            <w:r>
+              <w:rPr>
+                <w:rFonts w:ascii="Helvetica" w:hAnsi="Helvetica"/>
+                <w:sz w:val="22"/>
+                <w:szCs w:val="22"/>
+              </w:rPr>
+              <w:t xml:space="preserve"> </w:t>
+            </w:r>
+            <w:r>
+              <w:rPr>
+                <w:rFonts w:ascii="Sylfaen" w:hAnsi="Sylfaen" w:cs="Sylfaen"/>
+                <w:sz w:val="22"/>
+                <w:szCs w:val="22"/>
+              </w:rPr>
+              <w:t>ახალი</w:t>
+            </w:r>
+            <w:r>
+              <w:rPr>
+                <w:rFonts w:ascii="Helvetica" w:hAnsi="Helvetica"/>
+                <w:sz w:val="22"/>
+                <w:szCs w:val="22"/>
+              </w:rPr>
+              <w:t xml:space="preserve"> </w:t>
+            </w:r>
+            <w:r>
+              <w:rPr>
+                <w:rFonts w:ascii="Sylfaen" w:hAnsi="Sylfaen" w:cs="Sylfaen"/>
+                <w:sz w:val="22"/>
+                <w:szCs w:val="22"/>
+              </w:rPr>
+              <w:t>ალმები</w:t>
+            </w:r>
+            <w:r>
+              <w:rPr>
+                <w:rFonts w:ascii="Helvetica" w:hAnsi="Helvetica"/>
+                <w:sz w:val="22"/>
+                <w:szCs w:val="22"/>
+              </w:rPr>
+              <w:t> was_rescheduled (</w:t>
+            </w:r>
+            <w:r>
+              <w:rPr>
+                <w:rFonts w:ascii="Sylfaen" w:hAnsi="Sylfaen" w:cs="Sylfaen"/>
+                <w:sz w:val="22"/>
+                <w:szCs w:val="22"/>
+              </w:rPr>
+              <w:t>დრო</w:t>
+            </w:r>
+            <w:r>
+              <w:rPr>
+                <w:rFonts w:ascii="Helvetica" w:hAnsi="Helvetica"/>
+                <w:sz w:val="22"/>
+                <w:szCs w:val="22"/>
+              </w:rPr>
+              <w:t xml:space="preserve"> </w:t>
+            </w:r>
+            <w:r>
+              <w:rPr>
+                <w:rFonts w:ascii="Sylfaen" w:hAnsi="Sylfaen" w:cs="Sylfaen"/>
+                <w:sz w:val="22"/>
+                <w:szCs w:val="22"/>
+              </w:rPr>
+              <w:t>გადაიწია</w:t>
+            </w:r>
+            <w:r>
+              <w:rPr>
+                <w:rFonts w:ascii="Helvetica" w:hAnsi="Helvetica"/>
+                <w:sz w:val="22"/>
+                <w:szCs w:val="22"/>
+              </w:rPr>
+              <w:t xml:space="preserve">) </w:t>
+            </w:r>
+            <w:r>
+              <w:rPr>
+                <w:rFonts w:ascii="Sylfaen" w:hAnsi="Sylfaen" w:cs="Sylfaen"/>
+                <w:sz w:val="22"/>
+                <w:szCs w:val="22"/>
+              </w:rPr>
+              <w:t>და</w:t>
+            </w:r>
+            <w:r>
+              <w:rPr>
+                <w:rFonts w:ascii="Helvetica" w:hAnsi="Helvetica"/>
+                <w:sz w:val="22"/>
+                <w:szCs w:val="22"/>
+              </w:rPr>
+              <w:t> duration_edited (</w:t>
+            </w:r>
+            <w:r>
+              <w:rPr>
+                <w:rFonts w:ascii="Sylfaen" w:hAnsi="Sylfaen" w:cs="Sylfaen"/>
+                <w:sz w:val="22"/>
+                <w:szCs w:val="22"/>
+              </w:rPr>
+              <w:t>ხანგრძლივობა</w:t>
+            </w:r>
+            <w:r>
+              <w:rPr>
+                <w:rFonts w:ascii="Helvetica" w:hAnsi="Helvetica"/>
+                <w:sz w:val="22"/>
+                <w:szCs w:val="22"/>
+              </w:rPr>
+              <w:t xml:space="preserve"> </w:t>
+            </w:r>
+            <w:r>
+              <w:rPr>
+                <w:rFonts w:ascii="Sylfaen" w:hAnsi="Sylfaen" w:cs="Sylfaen"/>
+                <w:sz w:val="22"/>
+                <w:szCs w:val="22"/>
+              </w:rPr>
+              <w:t>შეიცვალა</w:t>
+            </w:r>
+            <w:r>
+              <w:rPr>
+                <w:rFonts w:ascii="Helvetica" w:hAnsi="Helvetica"/>
+                <w:sz w:val="22"/>
+                <w:szCs w:val="22"/>
+              </w:rPr>
+              <w:t xml:space="preserve">) — </w:t>
+            </w:r>
+            <w:r>
+              <w:rPr>
+                <w:rFonts w:ascii="Sylfaen" w:hAnsi="Sylfaen" w:cs="Sylfaen"/>
+                <w:sz w:val="22"/>
+                <w:szCs w:val="22"/>
+              </w:rPr>
+              <w:t>ფორმაზე</w:t>
+            </w:r>
+            <w:r>
+              <w:rPr>
+                <w:rFonts w:ascii="Helvetica" w:hAnsi="Helvetica"/>
+                <w:sz w:val="22"/>
+                <w:szCs w:val="22"/>
+              </w:rPr>
+              <w:t xml:space="preserve"> </w:t>
+            </w:r>
+            <w:r>
+              <w:rPr>
+                <w:rFonts w:ascii="Sylfaen" w:hAnsi="Sylfaen" w:cs="Sylfaen"/>
+                <w:sz w:val="22"/>
+                <w:szCs w:val="22"/>
+              </w:rPr>
+              <w:t>ჩანს</w:t>
+            </w:r>
+            <w:r>
+              <w:rPr>
+                <w:rFonts w:ascii="Helvetica" w:hAnsi="Helvetica"/>
+                <w:sz w:val="22"/>
+                <w:szCs w:val="22"/>
+              </w:rPr>
+              <w:t>; </w:t>
+            </w:r>
+            <w:r>
+              <w:rPr>
+                <w:rFonts w:ascii="Sylfaen" w:hAnsi="Sylfaen" w:cs="Sylfaen"/>
+                <w:b/>
+                <w:bCs/>
+                <w:sz w:val="22"/>
+                <w:szCs w:val="22"/>
+              </w:rPr>
+              <w:t>ბორდზე</w:t>
+            </w:r>
+            <w:r>
+              <w:rPr>
+                <w:rFonts w:ascii="Helvetica" w:hAnsi="Helvetica"/>
+                <w:b/>
+                <w:bCs/>
+                <w:sz w:val="22"/>
+                <w:szCs w:val="22"/>
+              </w:rPr>
+              <w:t xml:space="preserve"> </w:t>
+            </w:r>
+            <w:r>
+              <w:rPr>
+                <w:rFonts w:ascii="Sylfaen" w:hAnsi="Sylfaen" w:cs="Sylfaen"/>
+                <w:b/>
+                <w:bCs/>
+                <w:sz w:val="22"/>
+                <w:szCs w:val="22"/>
+              </w:rPr>
+              <w:t>ბეჯად</w:t>
+            </w:r>
+            <w:r>
+              <w:rPr>
+                <w:rFonts w:ascii="Helvetica" w:hAnsi="Helvetica"/>
+                <w:b/>
+                <w:bCs/>
+                <w:sz w:val="22"/>
+                <w:szCs w:val="22"/>
+              </w:rPr>
+              <w:t xml:space="preserve"> Phase 3-</w:t>
+            </w:r>
+            <w:r>
+              <w:rPr>
+                <w:rFonts w:ascii="Sylfaen" w:hAnsi="Sylfaen" w:cs="Sylfaen"/>
+                <w:b/>
+                <w:bCs/>
+                <w:sz w:val="22"/>
+                <w:szCs w:val="22"/>
+              </w:rPr>
+              <w:t>ში</w:t>
+            </w:r>
+            <w:r>
+              <w:rPr>
+                <w:rFonts w:ascii="Helvetica" w:hAnsi="Helvetica"/>
+                <w:b/>
+                <w:bCs/>
+                <w:sz w:val="22"/>
+                <w:szCs w:val="22"/>
+              </w:rPr>
+              <w:t xml:space="preserve"> </w:t>
+            </w:r>
+            <w:r>
+              <w:rPr>
+                <w:rFonts w:ascii="Sylfaen" w:hAnsi="Sylfaen" w:cs="Sylfaen"/>
+                <w:b/>
+                <w:bCs/>
+                <w:sz w:val="22"/>
+                <w:szCs w:val="22"/>
+              </w:rPr>
+              <w:t>გამოჩნდება</w:t>
+            </w:r>
+          </w:p>
+        </w:tc>
+      </w:tr>
+      <w:tr>
+        <w:tc>
+          <w:tcPr>
+            <w:tcW w:w="0" w:type="auto"/>
+            <w:tcBorders>
+              <w:top w:val="single" w:sz="6" w:space="0" w:color="2A2B2C"/>
+              <w:left w:val="single" w:sz="6" w:space="0" w:color="2A2B2C"/>
+              <w:bottom w:val="single" w:sz="6" w:space="0" w:color="2A2B2C"/>
+              <w:right w:val="single" w:sz="6" w:space="0" w:color="2A2B2C"/>
+            </w:tcBorders>
+            <w:shd w:val="clear" w:color="auto" w:fill="191A1B"/>
+            <w:tcMar>
+              <w:top w:w="30" w:type="dxa"/>
+              <w:left w:w="30" w:type="dxa"/>
+              <w:bottom w:w="30" w:type="dxa"/>
+              <w:right w:w="30" w:type="dxa"/>
+            </w:tcMar>
+            <w:vAlign w:val="center"/>
+            <w:hideMark/>
+          </w:tcPr>
+          <w:p>
+            <w:pPr>
+              <w:rPr>
+                <w:rFonts w:ascii="Helvetica" w:hAnsi="Helvetica"/>
+                <w:sz w:val="22"/>
+                <w:szCs w:val="22"/>
+              </w:rPr>
+            </w:pPr>
+            <w:r>
+              <w:rPr>
+                <w:rFonts w:ascii="Helvetica" w:hAnsi="Helvetica"/>
+                <w:sz w:val="22"/>
+                <w:szCs w:val="22"/>
+              </w:rPr>
+              <w:t>„</w:t>
+            </w:r>
+            <w:r>
+              <w:rPr>
+                <w:rFonts w:ascii="Sylfaen" w:hAnsi="Sylfaen" w:cs="Sylfaen"/>
+                <w:sz w:val="22"/>
+                <w:szCs w:val="22"/>
+              </w:rPr>
+              <w:t>მოსული</w:t>
+            </w:r>
+            <w:r>
+              <w:rPr>
+                <w:rFonts w:ascii="Helvetica" w:hAnsi="Helvetica"/>
+                <w:sz w:val="22"/>
+                <w:szCs w:val="22"/>
+              </w:rPr>
+              <w:t xml:space="preserve"> </w:t>
+            </w:r>
+            <w:r>
+              <w:rPr>
+                <w:rFonts w:ascii="Sylfaen" w:hAnsi="Sylfaen" w:cs="Sylfaen"/>
+                <w:sz w:val="22"/>
+                <w:szCs w:val="22"/>
+              </w:rPr>
+              <w:t>პაციენტი</w:t>
+            </w:r>
+            <w:r>
+              <w:rPr>
+                <w:rFonts w:ascii="Helvetica" w:hAnsi="Helvetica"/>
+                <w:sz w:val="22"/>
+                <w:szCs w:val="22"/>
+              </w:rPr>
+              <w:t xml:space="preserve"> </w:t>
+            </w:r>
+            <w:r>
+              <w:rPr>
+                <w:rFonts w:ascii="Sylfaen" w:hAnsi="Sylfaen" w:cs="Sylfaen"/>
+                <w:sz w:val="22"/>
+                <w:szCs w:val="22"/>
+              </w:rPr>
+              <w:t>ვერ</w:t>
+            </w:r>
+            <w:r>
+              <w:rPr>
+                <w:rFonts w:ascii="Helvetica" w:hAnsi="Helvetica"/>
+                <w:sz w:val="22"/>
+                <w:szCs w:val="22"/>
+              </w:rPr>
+              <w:t xml:space="preserve"> </w:t>
+            </w:r>
+            <w:r>
+              <w:rPr>
+                <w:rFonts w:ascii="Sylfaen" w:hAnsi="Sylfaen" w:cs="Sylfaen"/>
+                <w:sz w:val="22"/>
+                <w:szCs w:val="22"/>
+              </w:rPr>
+              <w:t>გადავიდეს</w:t>
+            </w:r>
+            <w:r>
+              <w:rPr>
+                <w:rFonts w:ascii="Helvetica" w:hAnsi="Helvetica"/>
+                <w:sz w:val="22"/>
+                <w:szCs w:val="22"/>
+              </w:rPr>
+              <w:t xml:space="preserve"> </w:t>
+            </w:r>
+            <w:r>
+              <w:rPr>
+                <w:rFonts w:ascii="Sylfaen" w:hAnsi="Sylfaen" w:cs="Sylfaen"/>
+                <w:sz w:val="22"/>
+                <w:szCs w:val="22"/>
+              </w:rPr>
+              <w:t>მიმდინარეში</w:t>
+            </w:r>
+            <w:r>
+              <w:rPr>
+                <w:rFonts w:ascii="Helvetica" w:hAnsi="Helvetica"/>
+                <w:sz w:val="22"/>
+                <w:szCs w:val="22"/>
+              </w:rPr>
+              <w:t xml:space="preserve"> </w:t>
+            </w:r>
+            <w:r>
+              <w:rPr>
+                <w:rFonts w:ascii="Sylfaen" w:hAnsi="Sylfaen" w:cs="Sylfaen"/>
+                <w:sz w:val="22"/>
+                <w:szCs w:val="22"/>
+              </w:rPr>
+              <w:t>თუ</w:t>
+            </w:r>
+            <w:r>
+              <w:rPr>
+                <w:rFonts w:ascii="Helvetica" w:hAnsi="Helvetica"/>
+                <w:sz w:val="22"/>
+                <w:szCs w:val="22"/>
+              </w:rPr>
+              <w:t xml:space="preserve"> </w:t>
+            </w:r>
+            <w:r>
+              <w:rPr>
+                <w:rFonts w:ascii="Sylfaen" w:hAnsi="Sylfaen" w:cs="Sylfaen"/>
+                <w:sz w:val="22"/>
+                <w:szCs w:val="22"/>
+              </w:rPr>
+              <w:t>პირადი</w:t>
+            </w:r>
+            <w:r>
+              <w:rPr>
+                <w:rFonts w:ascii="Helvetica" w:hAnsi="Helvetica"/>
+                <w:sz w:val="22"/>
+                <w:szCs w:val="22"/>
+              </w:rPr>
+              <w:t xml:space="preserve"> </w:t>
+            </w:r>
+            <w:r>
+              <w:rPr>
+                <w:rFonts w:ascii="Sylfaen" w:hAnsi="Sylfaen" w:cs="Sylfaen"/>
+                <w:sz w:val="22"/>
+                <w:szCs w:val="22"/>
+              </w:rPr>
+              <w:t>მონაცემები</w:t>
+            </w:r>
+            <w:r>
+              <w:rPr>
+                <w:rFonts w:ascii="Helvetica" w:hAnsi="Helvetica"/>
+                <w:sz w:val="22"/>
+                <w:szCs w:val="22"/>
+              </w:rPr>
+              <w:t xml:space="preserve"> </w:t>
+            </w:r>
+            <w:r>
+              <w:rPr>
+                <w:rFonts w:ascii="Sylfaen" w:hAnsi="Sylfaen" w:cs="Sylfaen"/>
+                <w:sz w:val="22"/>
+                <w:szCs w:val="22"/>
+              </w:rPr>
+              <w:t>არაა</w:t>
+            </w:r>
+            <w:r>
+              <w:rPr>
+                <w:rFonts w:ascii="Helvetica" w:hAnsi="Helvetica"/>
+                <w:sz w:val="22"/>
+                <w:szCs w:val="22"/>
+              </w:rPr>
+              <w:t xml:space="preserve"> </w:t>
+            </w:r>
+            <w:r>
+              <w:rPr>
+                <w:rFonts w:ascii="Sylfaen" w:hAnsi="Sylfaen" w:cs="Sylfaen"/>
+                <w:sz w:val="22"/>
+                <w:szCs w:val="22"/>
+              </w:rPr>
+              <w:t>შევსებული</w:t>
+            </w:r>
+            <w:r>
+              <w:rPr>
+                <w:rFonts w:ascii="Helvetica" w:hAnsi="Helvetica"/>
+                <w:sz w:val="22"/>
+                <w:szCs w:val="22"/>
+              </w:rPr>
+              <w:t>"</w:t>
+            </w:r>
+          </w:p>
+        </w:tc>
+        <w:tc>
+          <w:tcPr>
+            <w:tcW w:w="0" w:type="auto"/>
+            <w:tcBorders>
+              <w:top w:val="single" w:sz="6" w:space="0" w:color="2A2B2C"/>
+              <w:left w:val="single" w:sz="6" w:space="0" w:color="2A2B2C"/>
+              <w:bottom w:val="single" w:sz="6" w:space="0" w:color="2A2B2C"/>
+              <w:right w:val="single" w:sz="6" w:space="0" w:color="2A2B2C"/>
+            </w:tcBorders>
+            <w:shd w:val="clear" w:color="auto" w:fill="191A1B"/>
+            <w:tcMar>
+              <w:top w:w="30" w:type="dxa"/>
+              <w:left w:w="30" w:type="dxa"/>
+              <w:bottom w:w="30" w:type="dxa"/>
+              <w:right w:w="30" w:type="dxa"/>
+            </w:tcMar>
+            <w:vAlign w:val="center"/>
+            <w:hideMark/>
+          </w:tcPr>
+          <w:p>
+            <w:pPr>
+              <w:rPr>
+                <w:rFonts w:ascii="Helvetica" w:hAnsi="Helvetica"/>
+                <w:sz w:val="22"/>
+                <w:szCs w:val="22"/>
+              </w:rPr>
+            </w:pPr>
+            <w:r>
+              <w:rPr>
+                <w:rFonts w:ascii="Segoe UI Emoji" w:hAnsi="Segoe UI Emoji" w:cs="Segoe UI Emoji"/>
+                <w:sz w:val="22"/>
+                <w:szCs w:val="22"/>
+              </w:rPr>
+              <w:t>✅</w:t>
+            </w:r>
+            <w:r>
+              <w:rPr>
+                <w:rFonts w:ascii="Helvetica" w:hAnsi="Helvetica"/>
+                <w:sz w:val="22"/>
+                <w:szCs w:val="22"/>
+              </w:rPr>
+              <w:t xml:space="preserve"> „Start"-</w:t>
+            </w:r>
+            <w:r>
+              <w:rPr>
+                <w:rFonts w:ascii="Sylfaen" w:hAnsi="Sylfaen" w:cs="Sylfaen"/>
+                <w:sz w:val="22"/>
+                <w:szCs w:val="22"/>
+              </w:rPr>
+              <w:t>ზე</w:t>
+            </w:r>
+            <w:r>
+              <w:rPr>
+                <w:rFonts w:ascii="Helvetica" w:hAnsi="Helvetica"/>
+                <w:sz w:val="22"/>
+                <w:szCs w:val="22"/>
+              </w:rPr>
+              <w:t xml:space="preserve"> </w:t>
+            </w:r>
+            <w:r>
+              <w:rPr>
+                <w:rFonts w:ascii="Sylfaen" w:hAnsi="Sylfaen" w:cs="Sylfaen"/>
+                <w:sz w:val="22"/>
+                <w:szCs w:val="22"/>
+              </w:rPr>
+              <w:t>ბლოკი</w:t>
+            </w:r>
+            <w:r>
+              <w:rPr>
+                <w:rFonts w:ascii="Helvetica" w:hAnsi="Helvetica"/>
+                <w:sz w:val="22"/>
+                <w:szCs w:val="22"/>
+              </w:rPr>
+              <w:t xml:space="preserve">: </w:t>
+            </w:r>
+            <w:r>
+              <w:rPr>
+                <w:rFonts w:ascii="Sylfaen" w:hAnsi="Sylfaen" w:cs="Sylfaen"/>
+                <w:sz w:val="22"/>
+                <w:szCs w:val="22"/>
+              </w:rPr>
+              <w:t>პ</w:t>
+            </w:r>
+            <w:r>
+              <w:rPr>
+                <w:rFonts w:ascii="Helvetica" w:hAnsi="Helvetica"/>
+                <w:sz w:val="22"/>
+                <w:szCs w:val="22"/>
+              </w:rPr>
+              <w:t>/</w:t>
+            </w:r>
+            <w:r>
+              <w:rPr>
+                <w:rFonts w:ascii="Sylfaen" w:hAnsi="Sylfaen" w:cs="Sylfaen"/>
+                <w:sz w:val="22"/>
+                <w:szCs w:val="22"/>
+              </w:rPr>
+              <w:t>ნ</w:t>
+            </w:r>
+            <w:r>
+              <w:rPr>
+                <w:rFonts w:ascii="Helvetica" w:hAnsi="Helvetica"/>
+                <w:sz w:val="22"/>
+                <w:szCs w:val="22"/>
+              </w:rPr>
+              <w:t xml:space="preserve"> + </w:t>
+            </w:r>
+            <w:r>
+              <w:rPr>
+                <w:rFonts w:ascii="Sylfaen" w:hAnsi="Sylfaen" w:cs="Sylfaen"/>
+                <w:sz w:val="22"/>
+                <w:szCs w:val="22"/>
+              </w:rPr>
+              <w:t>ტელეფონი</w:t>
+            </w:r>
+            <w:r>
+              <w:rPr>
+                <w:rFonts w:ascii="Helvetica" w:hAnsi="Helvetica"/>
+                <w:sz w:val="22"/>
+                <w:szCs w:val="22"/>
+              </w:rPr>
+              <w:t xml:space="preserve"> + </w:t>
+            </w:r>
+            <w:r>
+              <w:rPr>
+                <w:rFonts w:ascii="Sylfaen" w:hAnsi="Sylfaen" w:cs="Sylfaen"/>
+                <w:sz w:val="22"/>
+                <w:szCs w:val="22"/>
+              </w:rPr>
+              <w:t>დაბადების</w:t>
+            </w:r>
+            <w:r>
+              <w:rPr>
+                <w:rFonts w:ascii="Helvetica" w:hAnsi="Helvetica"/>
+                <w:sz w:val="22"/>
+                <w:szCs w:val="22"/>
+              </w:rPr>
+              <w:t xml:space="preserve"> </w:t>
+            </w:r>
+            <w:r>
+              <w:rPr>
+                <w:rFonts w:ascii="Sylfaen" w:hAnsi="Sylfaen" w:cs="Sylfaen"/>
+                <w:sz w:val="22"/>
+                <w:szCs w:val="22"/>
+              </w:rPr>
+              <w:t>თარიღი</w:t>
+            </w:r>
+            <w:r>
+              <w:rPr>
+                <w:rFonts w:ascii="Helvetica" w:hAnsi="Helvetica"/>
+                <w:sz w:val="22"/>
+                <w:szCs w:val="22"/>
+              </w:rPr>
+              <w:t xml:space="preserve"> — </w:t>
+            </w:r>
+            <w:r>
+              <w:rPr>
+                <w:rFonts w:ascii="Sylfaen" w:hAnsi="Sylfaen" w:cs="Sylfaen"/>
+                <w:sz w:val="22"/>
+                <w:szCs w:val="22"/>
+              </w:rPr>
+              <w:t>ერორი</w:t>
+            </w:r>
+            <w:r>
+              <w:rPr>
+                <w:rFonts w:ascii="Helvetica" w:hAnsi="Helvetica"/>
+                <w:sz w:val="22"/>
+                <w:szCs w:val="22"/>
+              </w:rPr>
+              <w:t xml:space="preserve"> </w:t>
+            </w:r>
+            <w:r>
+              <w:rPr>
+                <w:rFonts w:ascii="Sylfaen" w:hAnsi="Sylfaen" w:cs="Sylfaen"/>
+                <w:sz w:val="22"/>
+                <w:szCs w:val="22"/>
+              </w:rPr>
+              <w:t>ჩამოთვლის</w:t>
+            </w:r>
+            <w:r>
+              <w:rPr>
+                <w:rFonts w:ascii="Helvetica" w:hAnsi="Helvetica"/>
+                <w:sz w:val="22"/>
+                <w:szCs w:val="22"/>
+              </w:rPr>
+              <w:t xml:space="preserve"> </w:t>
+            </w:r>
+            <w:r>
+              <w:rPr>
+                <w:rFonts w:ascii="Sylfaen" w:hAnsi="Sylfaen" w:cs="Sylfaen"/>
+                <w:sz w:val="22"/>
+                <w:szCs w:val="22"/>
+              </w:rPr>
+              <w:t>რა</w:t>
+            </w:r>
+            <w:r>
+              <w:rPr>
+                <w:rFonts w:ascii="Helvetica" w:hAnsi="Helvetica"/>
+                <w:sz w:val="22"/>
+                <w:szCs w:val="22"/>
+              </w:rPr>
+              <w:t xml:space="preserve"> </w:t>
+            </w:r>
+            <w:r>
+              <w:rPr>
+                <w:rFonts w:ascii="Sylfaen" w:hAnsi="Sylfaen" w:cs="Sylfaen"/>
+                <w:sz w:val="22"/>
+                <w:szCs w:val="22"/>
+              </w:rPr>
+              <w:t>აკლია</w:t>
+            </w:r>
+          </w:p>
+        </w:tc>
+      </w:tr>
+      <w:tr>
+        <w:tc>
+          <w:tcPr>
+            <w:tcW w:w="0" w:type="auto"/>
+            <w:tcBorders>
+              <w:top w:val="single" w:sz="6" w:space="0" w:color="2A2B2C"/>
+              <w:left w:val="single" w:sz="6" w:space="0" w:color="2A2B2C"/>
+              <w:bottom w:val="single" w:sz="6" w:space="0" w:color="2A2B2C"/>
+              <w:right w:val="single" w:sz="6" w:space="0" w:color="2A2B2C"/>
+            </w:tcBorders>
+            <w:shd w:val="clear" w:color="auto" w:fill="191A1B"/>
+            <w:tcMar>
+              <w:top w:w="30" w:type="dxa"/>
+              <w:left w:w="30" w:type="dxa"/>
+              <w:bottom w:w="30" w:type="dxa"/>
+              <w:right w:w="30" w:type="dxa"/>
+            </w:tcMar>
+            <w:vAlign w:val="center"/>
+            <w:hideMark/>
+          </w:tcPr>
+          <w:p>
+            <w:pPr>
+              <w:rPr>
+                <w:rFonts w:ascii="Helvetica" w:hAnsi="Helvetica"/>
+                <w:sz w:val="22"/>
+                <w:szCs w:val="22"/>
+              </w:rPr>
+            </w:pPr>
+            <w:r>
+              <w:rPr>
+                <w:rFonts w:ascii="Helvetica" w:hAnsi="Helvetica"/>
+                <w:sz w:val="22"/>
+                <w:szCs w:val="22"/>
+              </w:rPr>
+              <w:t>„</w:t>
+            </w:r>
+            <w:r>
+              <w:rPr>
+                <w:rFonts w:ascii="Sylfaen" w:hAnsi="Sylfaen" w:cs="Sylfaen"/>
+                <w:sz w:val="22"/>
+                <w:szCs w:val="22"/>
+              </w:rPr>
+              <w:t>ექიმის</w:t>
+            </w:r>
+            <w:r>
+              <w:rPr>
+                <w:rFonts w:ascii="Helvetica" w:hAnsi="Helvetica"/>
+                <w:sz w:val="22"/>
+                <w:szCs w:val="22"/>
+              </w:rPr>
+              <w:t xml:space="preserve"> </w:t>
+            </w:r>
+            <w:r>
+              <w:rPr>
+                <w:rFonts w:ascii="Sylfaen" w:hAnsi="Sylfaen" w:cs="Sylfaen"/>
+                <w:sz w:val="22"/>
+                <w:szCs w:val="22"/>
+              </w:rPr>
+              <w:t>გარდა</w:t>
+            </w:r>
+            <w:r>
+              <w:rPr>
+                <w:rFonts w:ascii="Helvetica" w:hAnsi="Helvetica"/>
+                <w:sz w:val="22"/>
+                <w:szCs w:val="22"/>
+              </w:rPr>
+              <w:t xml:space="preserve"> </w:t>
+            </w:r>
+            <w:r>
+              <w:rPr>
+                <w:rFonts w:ascii="Sylfaen" w:hAnsi="Sylfaen" w:cs="Sylfaen"/>
+                <w:sz w:val="22"/>
+                <w:szCs w:val="22"/>
+              </w:rPr>
+              <w:t>ცალკე</w:t>
+            </w:r>
+            <w:r>
+              <w:rPr>
+                <w:rFonts w:ascii="Helvetica" w:hAnsi="Helvetica"/>
+                <w:sz w:val="22"/>
+                <w:szCs w:val="22"/>
+              </w:rPr>
+              <w:t xml:space="preserve"> </w:t>
+            </w:r>
+            <w:r>
+              <w:rPr>
+                <w:rFonts w:ascii="Sylfaen" w:hAnsi="Sylfaen" w:cs="Sylfaen"/>
+                <w:sz w:val="22"/>
+                <w:szCs w:val="22"/>
+              </w:rPr>
+              <w:t>ველი</w:t>
+            </w:r>
+            <w:r>
+              <w:rPr>
+                <w:rFonts w:ascii="Helvetica" w:hAnsi="Helvetica"/>
+                <w:sz w:val="22"/>
+                <w:szCs w:val="22"/>
+              </w:rPr>
+              <w:t xml:space="preserve"> — </w:t>
+            </w:r>
+            <w:r>
+              <w:rPr>
+                <w:rFonts w:ascii="Sylfaen" w:hAnsi="Sylfaen" w:cs="Sylfaen"/>
+                <w:sz w:val="22"/>
+                <w:szCs w:val="22"/>
+              </w:rPr>
+              <w:t>დამხმარე</w:t>
+            </w:r>
+            <w:r>
+              <w:rPr>
+                <w:rFonts w:ascii="Helvetica" w:hAnsi="Helvetica"/>
+                <w:sz w:val="22"/>
+                <w:szCs w:val="22"/>
+              </w:rPr>
+              <w:t xml:space="preserve"> </w:t>
+            </w:r>
+            <w:r>
+              <w:rPr>
+                <w:rFonts w:ascii="Sylfaen" w:hAnsi="Sylfaen" w:cs="Sylfaen"/>
+                <w:sz w:val="22"/>
+                <w:szCs w:val="22"/>
+              </w:rPr>
+              <w:t>ექიმი</w:t>
+            </w:r>
+            <w:r>
+              <w:rPr>
+                <w:rFonts w:ascii="Helvetica" w:hAnsi="Helvetica"/>
+                <w:sz w:val="22"/>
+                <w:szCs w:val="22"/>
+              </w:rPr>
+              <w:t xml:space="preserve"> </w:t>
+            </w:r>
+            <w:r>
+              <w:rPr>
+                <w:rFonts w:ascii="Sylfaen" w:hAnsi="Sylfaen" w:cs="Sylfaen"/>
+                <w:sz w:val="22"/>
+                <w:szCs w:val="22"/>
+              </w:rPr>
+              <w:t>ან</w:t>
+            </w:r>
+            <w:r>
+              <w:rPr>
+                <w:rFonts w:ascii="Helvetica" w:hAnsi="Helvetica"/>
+                <w:sz w:val="22"/>
+                <w:szCs w:val="22"/>
+              </w:rPr>
+              <w:t xml:space="preserve"> </w:t>
+            </w:r>
+            <w:r>
+              <w:rPr>
+                <w:rFonts w:ascii="Sylfaen" w:hAnsi="Sylfaen" w:cs="Sylfaen"/>
+                <w:sz w:val="22"/>
+                <w:szCs w:val="22"/>
+              </w:rPr>
+              <w:t>რეზიდენტი</w:t>
+            </w:r>
+            <w:r>
+              <w:rPr>
+                <w:rFonts w:ascii="Helvetica" w:hAnsi="Helvetica"/>
+                <w:sz w:val="22"/>
+                <w:szCs w:val="22"/>
+              </w:rPr>
+              <w:t>"</w:t>
+            </w:r>
+          </w:p>
+        </w:tc>
+        <w:tc>
+          <w:tcPr>
+            <w:tcW w:w="0" w:type="auto"/>
+            <w:tcBorders>
+              <w:top w:val="single" w:sz="6" w:space="0" w:color="2A2B2C"/>
+              <w:left w:val="single" w:sz="6" w:space="0" w:color="2A2B2C"/>
+              <w:bottom w:val="single" w:sz="6" w:space="0" w:color="2A2B2C"/>
+              <w:right w:val="single" w:sz="6" w:space="0" w:color="2A2B2C"/>
+            </w:tcBorders>
+            <w:shd w:val="clear" w:color="auto" w:fill="191A1B"/>
+            <w:tcMar>
+              <w:top w:w="30" w:type="dxa"/>
+              <w:left w:w="30" w:type="dxa"/>
+              <w:bottom w:w="30" w:type="dxa"/>
+              <w:right w:w="30" w:type="dxa"/>
+            </w:tcMar>
+            <w:vAlign w:val="center"/>
+            <w:hideMark/>
+          </w:tcPr>
+          <w:p>
+            <w:pPr>
+              <w:rPr>
+                <w:rFonts w:ascii="Helvetica" w:hAnsi="Helvetica"/>
+                <w:sz w:val="22"/>
+                <w:szCs w:val="22"/>
+              </w:rPr>
+            </w:pPr>
+            <w:r>
+              <w:rPr>
+                <w:rFonts w:ascii="Segoe UI Emoji" w:hAnsi="Segoe UI Emoji" w:cs="Segoe UI Emoji"/>
+                <w:sz w:val="22"/>
+                <w:szCs w:val="22"/>
+              </w:rPr>
+              <w:t>✅</w:t>
+            </w:r>
+            <w:r>
+              <w:rPr>
+                <w:rFonts w:ascii="Helvetica" w:hAnsi="Helvetica"/>
+                <w:sz w:val="22"/>
+                <w:szCs w:val="22"/>
+              </w:rPr>
+              <w:t xml:space="preserve"> </w:t>
+            </w:r>
+            <w:r>
+              <w:rPr>
+                <w:rFonts w:ascii="Sylfaen" w:hAnsi="Sylfaen" w:cs="Sylfaen"/>
+                <w:sz w:val="22"/>
+                <w:szCs w:val="22"/>
+              </w:rPr>
+              <w:t>ველი</w:t>
+            </w:r>
+            <w:r>
+              <w:rPr>
+                <w:rFonts w:ascii="Helvetica" w:hAnsi="Helvetica"/>
+                <w:sz w:val="22"/>
+                <w:szCs w:val="22"/>
+              </w:rPr>
+              <w:t> assistant_id </w:t>
+            </w:r>
+            <w:r>
+              <w:rPr>
+                <w:rFonts w:ascii="Sylfaen" w:hAnsi="Sylfaen" w:cs="Sylfaen"/>
+                <w:sz w:val="22"/>
+                <w:szCs w:val="22"/>
+              </w:rPr>
+              <w:t>ვიზიტის</w:t>
+            </w:r>
+            <w:r>
+              <w:rPr>
+                <w:rFonts w:ascii="Helvetica" w:hAnsi="Helvetica"/>
+                <w:sz w:val="22"/>
+                <w:szCs w:val="22"/>
+              </w:rPr>
+              <w:t xml:space="preserve"> </w:t>
+            </w:r>
+            <w:r>
+              <w:rPr>
+                <w:rFonts w:ascii="Sylfaen" w:hAnsi="Sylfaen" w:cs="Sylfaen"/>
+                <w:sz w:val="22"/>
+                <w:szCs w:val="22"/>
+              </w:rPr>
+              <w:t>ფორმაზე</w:t>
+            </w:r>
+          </w:p>
+        </w:tc>
+      </w:tr>
+      <w:tr>
+        <w:tc>
+          <w:tcPr>
+            <w:tcW w:w="0" w:type="auto"/>
+            <w:tcBorders>
+              <w:top w:val="single" w:sz="6" w:space="0" w:color="2A2B2C"/>
+              <w:left w:val="single" w:sz="6" w:space="0" w:color="2A2B2C"/>
+              <w:bottom w:val="single" w:sz="6" w:space="0" w:color="2A2B2C"/>
+              <w:right w:val="single" w:sz="6" w:space="0" w:color="2A2B2C"/>
+            </w:tcBorders>
+            <w:shd w:val="clear" w:color="auto" w:fill="191A1B"/>
+            <w:tcMar>
+              <w:top w:w="30" w:type="dxa"/>
+              <w:left w:w="30" w:type="dxa"/>
+              <w:bottom w:w="30" w:type="dxa"/>
+              <w:right w:w="30" w:type="dxa"/>
+            </w:tcMar>
+            <w:vAlign w:val="center"/>
+            <w:hideMark/>
+          </w:tcPr>
+          <w:p>
+            <w:pPr>
+              <w:rPr>
+                <w:rFonts w:ascii="Helvetica" w:hAnsi="Helvetica"/>
+                <w:sz w:val="22"/>
+                <w:szCs w:val="22"/>
+              </w:rPr>
+            </w:pPr>
+            <w:r>
+              <w:rPr>
+                <w:rFonts w:ascii="Helvetica" w:hAnsi="Helvetica"/>
+                <w:sz w:val="22"/>
+                <w:szCs w:val="22"/>
+              </w:rPr>
+              <w:t>„</w:t>
+            </w:r>
+            <w:r>
+              <w:rPr>
+                <w:rFonts w:ascii="Sylfaen" w:hAnsi="Sylfaen" w:cs="Sylfaen"/>
+                <w:sz w:val="22"/>
+                <w:szCs w:val="22"/>
+              </w:rPr>
+              <w:t>შერეულ</w:t>
+            </w:r>
+            <w:r>
+              <w:rPr>
+                <w:rFonts w:ascii="Helvetica" w:hAnsi="Helvetica"/>
+                <w:sz w:val="22"/>
+                <w:szCs w:val="22"/>
+              </w:rPr>
+              <w:t xml:space="preserve"> </w:t>
+            </w:r>
+            <w:r>
+              <w:rPr>
+                <w:rFonts w:ascii="Sylfaen" w:hAnsi="Sylfaen" w:cs="Sylfaen"/>
+                <w:sz w:val="22"/>
+                <w:szCs w:val="22"/>
+              </w:rPr>
+              <w:t>გადახდაში</w:t>
+            </w:r>
+            <w:r>
+              <w:rPr>
+                <w:rFonts w:ascii="Helvetica" w:hAnsi="Helvetica"/>
+                <w:sz w:val="22"/>
+                <w:szCs w:val="22"/>
+              </w:rPr>
+              <w:t xml:space="preserve"> </w:t>
+            </w:r>
+            <w:r>
+              <w:rPr>
+                <w:rFonts w:ascii="Sylfaen" w:hAnsi="Sylfaen" w:cs="Sylfaen"/>
+                <w:sz w:val="22"/>
+                <w:szCs w:val="22"/>
+              </w:rPr>
+              <w:t>ჩანდეს</w:t>
+            </w:r>
+            <w:r>
+              <w:rPr>
+                <w:rFonts w:ascii="Helvetica" w:hAnsi="Helvetica"/>
+                <w:sz w:val="22"/>
+                <w:szCs w:val="22"/>
+              </w:rPr>
+              <w:t xml:space="preserve"> </w:t>
+            </w:r>
+            <w:r>
+              <w:rPr>
+                <w:rFonts w:ascii="Sylfaen" w:hAnsi="Sylfaen" w:cs="Sylfaen"/>
+                <w:sz w:val="22"/>
+                <w:szCs w:val="22"/>
+              </w:rPr>
+              <w:t>ტერმინალიც</w:t>
+            </w:r>
+            <w:r>
+              <w:rPr>
+                <w:rFonts w:ascii="Helvetica" w:hAnsi="Helvetica"/>
+                <w:sz w:val="22"/>
+                <w:szCs w:val="22"/>
+              </w:rPr>
+              <w:t xml:space="preserve"> </w:t>
+            </w:r>
+            <w:r>
+              <w:rPr>
+                <w:rFonts w:ascii="Sylfaen" w:hAnsi="Sylfaen" w:cs="Sylfaen"/>
+                <w:sz w:val="22"/>
+                <w:szCs w:val="22"/>
+              </w:rPr>
+              <w:t>და</w:t>
+            </w:r>
+            <w:r>
+              <w:rPr>
+                <w:rFonts w:ascii="Helvetica" w:hAnsi="Helvetica"/>
+                <w:sz w:val="22"/>
+                <w:szCs w:val="22"/>
+              </w:rPr>
+              <w:t xml:space="preserve"> </w:t>
+            </w:r>
+            <w:r>
+              <w:rPr>
+                <w:rFonts w:ascii="Sylfaen" w:hAnsi="Sylfaen" w:cs="Sylfaen"/>
+                <w:sz w:val="22"/>
+                <w:szCs w:val="22"/>
+              </w:rPr>
+              <w:t>ქეშიც</w:t>
+            </w:r>
+            <w:r>
+              <w:rPr>
+                <w:rFonts w:ascii="Helvetica" w:hAnsi="Helvetica"/>
+                <w:sz w:val="22"/>
+                <w:szCs w:val="22"/>
+              </w:rPr>
+              <w:t>"</w:t>
+            </w:r>
+          </w:p>
+        </w:tc>
+        <w:tc>
+          <w:tcPr>
+            <w:tcW w:w="0" w:type="auto"/>
+            <w:tcBorders>
+              <w:top w:val="single" w:sz="6" w:space="0" w:color="2A2B2C"/>
+              <w:left w:val="single" w:sz="6" w:space="0" w:color="2A2B2C"/>
+              <w:bottom w:val="single" w:sz="6" w:space="0" w:color="2A2B2C"/>
+              <w:right w:val="single" w:sz="6" w:space="0" w:color="2A2B2C"/>
+            </w:tcBorders>
+            <w:shd w:val="clear" w:color="auto" w:fill="191A1B"/>
+            <w:tcMar>
+              <w:top w:w="30" w:type="dxa"/>
+              <w:left w:w="30" w:type="dxa"/>
+              <w:bottom w:w="30" w:type="dxa"/>
+              <w:right w:w="30" w:type="dxa"/>
+            </w:tcMar>
+            <w:vAlign w:val="center"/>
+            <w:hideMark/>
+          </w:tcPr>
+          <w:p>
+            <w:pPr>
+              <w:rPr>
+                <w:rFonts w:ascii="Helvetica" w:hAnsi="Helvetica"/>
+                <w:sz w:val="22"/>
+                <w:szCs w:val="22"/>
+              </w:rPr>
+            </w:pPr>
+            <w:r>
+              <w:rPr>
+                <w:rFonts w:ascii="Segoe UI Emoji" w:hAnsi="Segoe UI Emoji" w:cs="Segoe UI Emoji"/>
+                <w:sz w:val="22"/>
+                <w:szCs w:val="22"/>
+              </w:rPr>
+              <w:t>✅</w:t>
+            </w:r>
+            <w:r>
+              <w:rPr>
+                <w:rFonts w:ascii="Helvetica" w:hAnsi="Helvetica"/>
+                <w:sz w:val="22"/>
+                <w:szCs w:val="22"/>
+              </w:rPr>
+              <w:t xml:space="preserve"> Wizard-</w:t>
+            </w:r>
+            <w:r>
+              <w:rPr>
+                <w:rFonts w:ascii="Sylfaen" w:hAnsi="Sylfaen" w:cs="Sylfaen"/>
+                <w:sz w:val="22"/>
+                <w:szCs w:val="22"/>
+              </w:rPr>
+              <w:t>ში</w:t>
+            </w:r>
+            <w:r>
+              <w:rPr>
+                <w:rFonts w:ascii="Helvetica" w:hAnsi="Helvetica"/>
+                <w:sz w:val="22"/>
+                <w:szCs w:val="22"/>
+              </w:rPr>
+              <w:t xml:space="preserve"> mixed-</w:t>
+            </w:r>
+            <w:r>
+              <w:rPr>
+                <w:rFonts w:ascii="Sylfaen" w:hAnsi="Sylfaen" w:cs="Sylfaen"/>
+                <w:sz w:val="22"/>
+                <w:szCs w:val="22"/>
+              </w:rPr>
+              <w:t>ზე</w:t>
+            </w:r>
+            <w:r>
+              <w:rPr>
+                <w:rFonts w:ascii="Helvetica" w:hAnsi="Helvetica"/>
+                <w:sz w:val="22"/>
+                <w:szCs w:val="22"/>
+              </w:rPr>
+              <w:t xml:space="preserve"> </w:t>
+            </w:r>
+            <w:r>
+              <w:rPr>
+                <w:rFonts w:ascii="Sylfaen" w:hAnsi="Sylfaen" w:cs="Sylfaen"/>
+                <w:sz w:val="22"/>
+                <w:szCs w:val="22"/>
+              </w:rPr>
+              <w:t>ორი</w:t>
+            </w:r>
+            <w:r>
+              <w:rPr>
+                <w:rFonts w:ascii="Helvetica" w:hAnsi="Helvetica"/>
+                <w:sz w:val="22"/>
+                <w:szCs w:val="22"/>
+              </w:rPr>
+              <w:t xml:space="preserve"> </w:t>
+            </w:r>
+            <w:r>
+              <w:rPr>
+                <w:rFonts w:ascii="Sylfaen" w:hAnsi="Sylfaen" w:cs="Sylfaen"/>
+                <w:sz w:val="22"/>
+                <w:szCs w:val="22"/>
+              </w:rPr>
+              <w:t>ველი</w:t>
+            </w:r>
+            <w:r>
+              <w:rPr>
+                <w:rFonts w:ascii="Helvetica" w:hAnsi="Helvetica"/>
+                <w:sz w:val="22"/>
+                <w:szCs w:val="22"/>
+              </w:rPr>
+              <w:t xml:space="preserve"> (</w:t>
+            </w:r>
+            <w:r>
+              <w:rPr>
+                <w:rFonts w:ascii="Sylfaen" w:hAnsi="Sylfaen" w:cs="Sylfaen"/>
+                <w:sz w:val="22"/>
+                <w:szCs w:val="22"/>
+              </w:rPr>
+              <w:t>ქეში</w:t>
+            </w:r>
+            <w:r>
+              <w:rPr>
+                <w:rFonts w:ascii="Helvetica" w:hAnsi="Helvetica"/>
+                <w:sz w:val="22"/>
+                <w:szCs w:val="22"/>
+              </w:rPr>
+              <w:t>+</w:t>
+            </w:r>
+            <w:r>
+              <w:rPr>
+                <w:rFonts w:ascii="Sylfaen" w:hAnsi="Sylfaen" w:cs="Sylfaen"/>
+                <w:sz w:val="22"/>
+                <w:szCs w:val="22"/>
+              </w:rPr>
+              <w:t>ტერმინალი</w:t>
+            </w:r>
+            <w:r>
+              <w:rPr>
+                <w:rFonts w:ascii="Helvetica" w:hAnsi="Helvetica"/>
+                <w:sz w:val="22"/>
+                <w:szCs w:val="22"/>
+              </w:rPr>
+              <w:t xml:space="preserve">), </w:t>
+            </w:r>
+            <w:r>
+              <w:rPr>
+                <w:rFonts w:ascii="Sylfaen" w:hAnsi="Sylfaen" w:cs="Sylfaen"/>
+                <w:sz w:val="22"/>
+                <w:szCs w:val="22"/>
+              </w:rPr>
+              <w:t>ჯამი</w:t>
+            </w:r>
+            <w:r>
+              <w:rPr>
+                <w:rFonts w:ascii="Helvetica" w:hAnsi="Helvetica"/>
+                <w:sz w:val="22"/>
+                <w:szCs w:val="22"/>
+              </w:rPr>
+              <w:t xml:space="preserve"> </w:t>
+            </w:r>
+            <w:r>
+              <w:rPr>
+                <w:rFonts w:ascii="Sylfaen" w:hAnsi="Sylfaen" w:cs="Sylfaen"/>
+                <w:sz w:val="22"/>
+                <w:szCs w:val="22"/>
+              </w:rPr>
+              <w:t>უნდა</w:t>
+            </w:r>
+            <w:r>
+              <w:rPr>
+                <w:rFonts w:ascii="Helvetica" w:hAnsi="Helvetica"/>
+                <w:sz w:val="22"/>
+                <w:szCs w:val="22"/>
+              </w:rPr>
+              <w:t xml:space="preserve"> </w:t>
+            </w:r>
+            <w:r>
+              <w:rPr>
+                <w:rFonts w:ascii="Sylfaen" w:hAnsi="Sylfaen" w:cs="Sylfaen"/>
+                <w:sz w:val="22"/>
+                <w:szCs w:val="22"/>
+              </w:rPr>
+              <w:t>დაემთხვეს</w:t>
+            </w:r>
+            <w:r>
+              <w:rPr>
+                <w:rFonts w:ascii="Helvetica" w:hAnsi="Helvetica"/>
+                <w:sz w:val="22"/>
+                <w:szCs w:val="22"/>
+              </w:rPr>
+              <w:t xml:space="preserve"> </w:t>
+            </w:r>
+            <w:r>
+              <w:rPr>
+                <w:rFonts w:ascii="Sylfaen" w:hAnsi="Sylfaen" w:cs="Sylfaen"/>
+                <w:sz w:val="22"/>
+                <w:szCs w:val="22"/>
+              </w:rPr>
+              <w:t>სულ</w:t>
+            </w:r>
+            <w:r>
+              <w:rPr>
+                <w:rFonts w:ascii="Helvetica" w:hAnsi="Helvetica"/>
+                <w:sz w:val="22"/>
+                <w:szCs w:val="22"/>
+              </w:rPr>
+              <w:t xml:space="preserve"> </w:t>
+            </w:r>
+            <w:r>
+              <w:rPr>
+                <w:rFonts w:ascii="Sylfaen" w:hAnsi="Sylfaen" w:cs="Sylfaen"/>
+                <w:sz w:val="22"/>
+                <w:szCs w:val="22"/>
+              </w:rPr>
+              <w:t>თანხას</w:t>
+            </w:r>
+            <w:r>
+              <w:rPr>
+                <w:rFonts w:ascii="Helvetica" w:hAnsi="Helvetica"/>
+                <w:sz w:val="22"/>
+                <w:szCs w:val="22"/>
+              </w:rPr>
+              <w:t xml:space="preserve">; </w:t>
+            </w:r>
+            <w:r>
+              <w:rPr>
+                <w:rFonts w:ascii="Sylfaen" w:hAnsi="Sylfaen" w:cs="Sylfaen"/>
+                <w:sz w:val="22"/>
+                <w:szCs w:val="22"/>
+              </w:rPr>
+              <w:t>თანხები</w:t>
+            </w:r>
+            <w:r>
+              <w:rPr>
+                <w:rFonts w:ascii="Helvetica" w:hAnsi="Helvetica"/>
+                <w:sz w:val="22"/>
+                <w:szCs w:val="22"/>
+              </w:rPr>
+              <w:t xml:space="preserve"> </w:t>
+            </w:r>
+            <w:r>
+              <w:rPr>
+                <w:rFonts w:ascii="Sylfaen" w:hAnsi="Sylfaen" w:cs="Sylfaen"/>
+                <w:sz w:val="22"/>
+                <w:szCs w:val="22"/>
+              </w:rPr>
+              <w:t>ვიზიტზე</w:t>
+            </w:r>
+            <w:r>
+              <w:rPr>
+                <w:rFonts w:ascii="Helvetica" w:hAnsi="Helvetica"/>
+                <w:sz w:val="22"/>
+                <w:szCs w:val="22"/>
+              </w:rPr>
+              <w:t xml:space="preserve"> </w:t>
+            </w:r>
+            <w:r>
+              <w:rPr>
+                <w:rFonts w:ascii="Sylfaen" w:hAnsi="Sylfaen" w:cs="Sylfaen"/>
+                <w:sz w:val="22"/>
+                <w:szCs w:val="22"/>
+              </w:rPr>
+              <w:t>ინახება</w:t>
+            </w:r>
+          </w:p>
+        </w:tc>
+      </w:tr>
+      <w:tr>
+        <w:tc>
+          <w:tcPr>
+            <w:tcW w:w="0" w:type="auto"/>
+            <w:tcBorders>
+              <w:top w:val="single" w:sz="6" w:space="0" w:color="2A2B2C"/>
+              <w:left w:val="single" w:sz="6" w:space="0" w:color="2A2B2C"/>
+              <w:bottom w:val="single" w:sz="6" w:space="0" w:color="2A2B2C"/>
+              <w:right w:val="single" w:sz="6" w:space="0" w:color="2A2B2C"/>
+            </w:tcBorders>
+            <w:shd w:val="clear" w:color="auto" w:fill="191A1B"/>
+            <w:tcMar>
+              <w:top w:w="30" w:type="dxa"/>
+              <w:left w:w="30" w:type="dxa"/>
+              <w:bottom w:w="30" w:type="dxa"/>
+              <w:right w:w="30" w:type="dxa"/>
+            </w:tcMar>
+            <w:vAlign w:val="center"/>
+            <w:hideMark/>
+          </w:tcPr>
+          <w:p>
+            <w:pPr>
+              <w:rPr>
+                <w:rFonts w:ascii="Helvetica" w:hAnsi="Helvetica"/>
+                <w:sz w:val="22"/>
+                <w:szCs w:val="22"/>
+              </w:rPr>
+            </w:pPr>
+            <w:r>
+              <w:rPr>
+                <w:rFonts w:ascii="Helvetica" w:hAnsi="Helvetica"/>
+                <w:sz w:val="22"/>
+                <w:szCs w:val="22"/>
+              </w:rPr>
+              <w:t>„</w:t>
+            </w:r>
+            <w:r>
+              <w:rPr>
+                <w:rFonts w:ascii="Sylfaen" w:hAnsi="Sylfaen" w:cs="Sylfaen"/>
+                <w:sz w:val="22"/>
+                <w:szCs w:val="22"/>
+              </w:rPr>
+              <w:t>შემდეგ</w:t>
+            </w:r>
+            <w:r>
+              <w:rPr>
+                <w:rFonts w:ascii="Helvetica" w:hAnsi="Helvetica"/>
+                <w:sz w:val="22"/>
+                <w:szCs w:val="22"/>
+              </w:rPr>
+              <w:t xml:space="preserve"> </w:t>
+            </w:r>
+            <w:r>
+              <w:rPr>
+                <w:rFonts w:ascii="Sylfaen" w:hAnsi="Sylfaen" w:cs="Sylfaen"/>
+                <w:sz w:val="22"/>
+                <w:szCs w:val="22"/>
+              </w:rPr>
+              <w:t>ვიზიტზე</w:t>
+            </w:r>
+            <w:r>
+              <w:rPr>
+                <w:rFonts w:ascii="Helvetica" w:hAnsi="Helvetica"/>
+                <w:sz w:val="22"/>
+                <w:szCs w:val="22"/>
+              </w:rPr>
+              <w:t xml:space="preserve"> — </w:t>
+            </w:r>
+            <w:r>
+              <w:rPr>
+                <w:rFonts w:ascii="Sylfaen" w:hAnsi="Sylfaen" w:cs="Sylfaen"/>
+                <w:sz w:val="22"/>
+                <w:szCs w:val="22"/>
+              </w:rPr>
+              <w:t>ავტომატურად</w:t>
+            </w:r>
+            <w:r>
+              <w:rPr>
+                <w:rFonts w:ascii="Helvetica" w:hAnsi="Helvetica"/>
+                <w:sz w:val="22"/>
+                <w:szCs w:val="22"/>
+              </w:rPr>
+              <w:t xml:space="preserve"> </w:t>
+            </w:r>
+            <w:r>
+              <w:rPr>
+                <w:rFonts w:ascii="Sylfaen" w:hAnsi="Sylfaen" w:cs="Sylfaen"/>
+                <w:sz w:val="22"/>
+                <w:szCs w:val="22"/>
+              </w:rPr>
+              <w:t>ჩავარდეს</w:t>
+            </w:r>
+            <w:r>
+              <w:rPr>
+                <w:rFonts w:ascii="Helvetica" w:hAnsi="Helvetica"/>
+                <w:sz w:val="22"/>
+                <w:szCs w:val="22"/>
+              </w:rPr>
+              <w:t xml:space="preserve"> </w:t>
+            </w:r>
+            <w:r>
+              <w:rPr>
+                <w:rFonts w:ascii="Sylfaen" w:hAnsi="Sylfaen" w:cs="Sylfaen"/>
+                <w:sz w:val="22"/>
+                <w:szCs w:val="22"/>
+              </w:rPr>
+              <w:t>პაციენტი</w:t>
+            </w:r>
+            <w:r>
+              <w:rPr>
+                <w:rFonts w:ascii="Helvetica" w:hAnsi="Helvetica"/>
+                <w:sz w:val="22"/>
+                <w:szCs w:val="22"/>
+              </w:rPr>
+              <w:t xml:space="preserve"> </w:t>
+            </w:r>
+            <w:r>
+              <w:rPr>
+                <w:rFonts w:ascii="Sylfaen" w:hAnsi="Sylfaen" w:cs="Sylfaen"/>
+                <w:sz w:val="22"/>
+                <w:szCs w:val="22"/>
+              </w:rPr>
+              <w:t>და</w:t>
+            </w:r>
+            <w:r>
+              <w:rPr>
+                <w:rFonts w:ascii="Helvetica" w:hAnsi="Helvetica"/>
+                <w:sz w:val="22"/>
+                <w:szCs w:val="22"/>
+              </w:rPr>
+              <w:t xml:space="preserve"> </w:t>
+            </w:r>
+            <w:r>
+              <w:rPr>
+                <w:rFonts w:ascii="Sylfaen" w:hAnsi="Sylfaen" w:cs="Sylfaen"/>
+                <w:sz w:val="22"/>
+                <w:szCs w:val="22"/>
+              </w:rPr>
+              <w:t>მონაცემები</w:t>
+            </w:r>
+            <w:r>
+              <w:rPr>
+                <w:rFonts w:ascii="Helvetica" w:hAnsi="Helvetica"/>
+                <w:sz w:val="22"/>
+                <w:szCs w:val="22"/>
+              </w:rPr>
+              <w:t>"</w:t>
+            </w:r>
+          </w:p>
+        </w:tc>
+        <w:tc>
+          <w:tcPr>
+            <w:tcW w:w="0" w:type="auto"/>
+            <w:tcBorders>
+              <w:top w:val="single" w:sz="6" w:space="0" w:color="2A2B2C"/>
+              <w:left w:val="single" w:sz="6" w:space="0" w:color="2A2B2C"/>
+              <w:bottom w:val="single" w:sz="6" w:space="0" w:color="2A2B2C"/>
+              <w:right w:val="single" w:sz="6" w:space="0" w:color="2A2B2C"/>
+            </w:tcBorders>
+            <w:shd w:val="clear" w:color="auto" w:fill="191A1B"/>
+            <w:tcMar>
+              <w:top w:w="30" w:type="dxa"/>
+              <w:left w:w="30" w:type="dxa"/>
+              <w:bottom w:w="30" w:type="dxa"/>
+              <w:right w:w="30" w:type="dxa"/>
+            </w:tcMar>
+            <w:vAlign w:val="center"/>
+            <w:hideMark/>
+          </w:tcPr>
+          <w:p>
+            <w:pPr>
+              <w:rPr>
+                <w:rFonts w:ascii="Helvetica" w:hAnsi="Helvetica"/>
+                <w:sz w:val="22"/>
+                <w:szCs w:val="22"/>
+              </w:rPr>
+            </w:pPr>
+            <w:r>
+              <w:rPr>
+                <w:rFonts w:ascii="Segoe UI Emoji" w:hAnsi="Segoe UI Emoji" w:cs="Segoe UI Emoji"/>
+                <w:sz w:val="22"/>
+                <w:szCs w:val="22"/>
+              </w:rPr>
+              <w:t>✅</w:t>
+            </w:r>
+            <w:r>
+              <w:rPr>
+                <w:rFonts w:ascii="Helvetica" w:hAnsi="Helvetica"/>
+                <w:sz w:val="22"/>
+                <w:szCs w:val="22"/>
+              </w:rPr>
+              <w:t xml:space="preserve"> </w:t>
+            </w:r>
+            <w:r>
+              <w:rPr>
+                <w:rFonts w:ascii="Sylfaen" w:hAnsi="Sylfaen" w:cs="Sylfaen"/>
+                <w:sz w:val="22"/>
+                <w:szCs w:val="22"/>
+              </w:rPr>
+              <w:t>უკვე</w:t>
+            </w:r>
+            <w:r>
+              <w:rPr>
+                <w:rFonts w:ascii="Helvetica" w:hAnsi="Helvetica"/>
+                <w:sz w:val="22"/>
+                <w:szCs w:val="22"/>
+              </w:rPr>
+              <w:t xml:space="preserve"> </w:t>
+            </w:r>
+            <w:r>
+              <w:rPr>
+                <w:rFonts w:ascii="Sylfaen" w:hAnsi="Sylfaen" w:cs="Sylfaen"/>
+                <w:sz w:val="22"/>
+                <w:szCs w:val="22"/>
+              </w:rPr>
+              <w:t>ვარდებოდა</w:t>
+            </w:r>
+            <w:r>
+              <w:rPr>
+                <w:rFonts w:ascii="Helvetica" w:hAnsi="Helvetica"/>
+                <w:sz w:val="22"/>
+                <w:szCs w:val="22"/>
+              </w:rPr>
+              <w:t xml:space="preserve"> (</w:t>
+            </w:r>
+            <w:r>
+              <w:rPr>
+                <w:rFonts w:ascii="Sylfaen" w:hAnsi="Sylfaen" w:cs="Sylfaen"/>
+                <w:sz w:val="22"/>
+                <w:szCs w:val="22"/>
+              </w:rPr>
+              <w:t>პაციენტი</w:t>
+            </w:r>
+            <w:r>
+              <w:rPr>
+                <w:rFonts w:ascii="Helvetica" w:hAnsi="Helvetica"/>
+                <w:sz w:val="22"/>
+                <w:szCs w:val="22"/>
+              </w:rPr>
+              <w:t>/</w:t>
+            </w:r>
+            <w:r>
+              <w:rPr>
+                <w:rFonts w:ascii="Sylfaen" w:hAnsi="Sylfaen" w:cs="Sylfaen"/>
+                <w:sz w:val="22"/>
+                <w:szCs w:val="22"/>
+              </w:rPr>
+              <w:t>ექიმი</w:t>
+            </w:r>
+            <w:r>
+              <w:rPr>
+                <w:rFonts w:ascii="Helvetica" w:hAnsi="Helvetica"/>
+                <w:sz w:val="22"/>
+                <w:szCs w:val="22"/>
+              </w:rPr>
+              <w:t>/</w:t>
+            </w:r>
+            <w:r>
+              <w:rPr>
+                <w:rFonts w:ascii="Sylfaen" w:hAnsi="Sylfaen" w:cs="Sylfaen"/>
+                <w:sz w:val="22"/>
+                <w:szCs w:val="22"/>
+              </w:rPr>
+              <w:t>ოთახი</w:t>
+            </w:r>
+            <w:r>
+              <w:rPr>
+                <w:rFonts w:ascii="Helvetica" w:hAnsi="Helvetica"/>
+                <w:sz w:val="22"/>
+                <w:szCs w:val="22"/>
+              </w:rPr>
+              <w:t>/</w:t>
+            </w:r>
+            <w:r>
+              <w:rPr>
+                <w:rFonts w:ascii="Sylfaen" w:hAnsi="Sylfaen" w:cs="Sylfaen"/>
+                <w:sz w:val="22"/>
+                <w:szCs w:val="22"/>
+              </w:rPr>
+              <w:t>ტიპი</w:t>
+            </w:r>
+            <w:r>
+              <w:rPr>
+                <w:rFonts w:ascii="Helvetica" w:hAnsi="Helvetica"/>
+                <w:sz w:val="22"/>
+                <w:szCs w:val="22"/>
+              </w:rPr>
+              <w:t xml:space="preserve">) + </w:t>
+            </w:r>
+            <w:r>
+              <w:rPr>
+                <w:rFonts w:ascii="Sylfaen" w:hAnsi="Sylfaen" w:cs="Sylfaen"/>
+                <w:sz w:val="22"/>
+                <w:szCs w:val="22"/>
+              </w:rPr>
+              <w:t>ახლა</w:t>
+            </w:r>
+            <w:r>
+              <w:rPr>
+                <w:rFonts w:ascii="Helvetica" w:hAnsi="Helvetica"/>
+                <w:sz w:val="22"/>
+                <w:szCs w:val="22"/>
+              </w:rPr>
+              <w:t xml:space="preserve"> </w:t>
+            </w:r>
+            <w:r>
+              <w:rPr>
+                <w:rFonts w:ascii="Sylfaen" w:hAnsi="Sylfaen" w:cs="Sylfaen"/>
+                <w:sz w:val="22"/>
+                <w:szCs w:val="22"/>
+              </w:rPr>
+              <w:t>თარიღიც</w:t>
+            </w:r>
+            <w:r>
+              <w:rPr>
+                <w:rFonts w:ascii="Helvetica" w:hAnsi="Helvetica"/>
+                <w:sz w:val="22"/>
+                <w:szCs w:val="22"/>
+              </w:rPr>
+              <w:t xml:space="preserve">: +1 </w:t>
+            </w:r>
+            <w:r>
+              <w:rPr>
+                <w:rFonts w:ascii="Sylfaen" w:hAnsi="Sylfaen" w:cs="Sylfaen"/>
+                <w:sz w:val="22"/>
+                <w:szCs w:val="22"/>
+              </w:rPr>
+              <w:t>კვირა</w:t>
+            </w:r>
+            <w:r>
+              <w:rPr>
+                <w:rFonts w:ascii="Helvetica" w:hAnsi="Helvetica"/>
+                <w:sz w:val="22"/>
+                <w:szCs w:val="22"/>
+              </w:rPr>
+              <w:t xml:space="preserve">, </w:t>
+            </w:r>
+            <w:r>
+              <w:rPr>
+                <w:rFonts w:ascii="Sylfaen" w:hAnsi="Sylfaen" w:cs="Sylfaen"/>
+                <w:sz w:val="22"/>
+                <w:szCs w:val="22"/>
+              </w:rPr>
+              <w:t>იგივე</w:t>
+            </w:r>
+            <w:r>
+              <w:rPr>
+                <w:rFonts w:ascii="Helvetica" w:hAnsi="Helvetica"/>
+                <w:sz w:val="22"/>
+                <w:szCs w:val="22"/>
+              </w:rPr>
+              <w:t xml:space="preserve"> </w:t>
+            </w:r>
+            <w:r>
+              <w:rPr>
+                <w:rFonts w:ascii="Sylfaen" w:hAnsi="Sylfaen" w:cs="Sylfaen"/>
+                <w:sz w:val="22"/>
+                <w:szCs w:val="22"/>
+              </w:rPr>
+              <w:t>დრო</w:t>
+            </w:r>
+          </w:p>
+        </w:tc>
+      </w:tr>
+      <w:tr>
+        <w:tc>
+          <w:tcPr>
+            <w:tcW w:w="0" w:type="auto"/>
+            <w:tcBorders>
+              <w:top w:val="single" w:sz="6" w:space="0" w:color="2A2B2C"/>
+              <w:left w:val="single" w:sz="6" w:space="0" w:color="2A2B2C"/>
+              <w:bottom w:val="single" w:sz="6" w:space="0" w:color="2A2B2C"/>
+              <w:right w:val="single" w:sz="6" w:space="0" w:color="2A2B2C"/>
+            </w:tcBorders>
+            <w:shd w:val="clear" w:color="auto" w:fill="191A1B"/>
+            <w:tcMar>
+              <w:top w:w="30" w:type="dxa"/>
+              <w:left w:w="30" w:type="dxa"/>
+              <w:bottom w:w="30" w:type="dxa"/>
+              <w:right w:w="30" w:type="dxa"/>
+            </w:tcMar>
+            <w:vAlign w:val="center"/>
+            <w:hideMark/>
+          </w:tcPr>
+          <w:p>
+            <w:pPr>
+              <w:rPr>
+                <w:rFonts w:ascii="Helvetica" w:hAnsi="Helvetica"/>
+                <w:sz w:val="22"/>
+                <w:szCs w:val="22"/>
+              </w:rPr>
+            </w:pPr>
+            <w:r>
+              <w:rPr>
+                <w:rFonts w:ascii="Helvetica" w:hAnsi="Helvetica"/>
+                <w:sz w:val="22"/>
+                <w:szCs w:val="22"/>
+              </w:rPr>
+              <w:lastRenderedPageBreak/>
+              <w:t>„</w:t>
+            </w:r>
+            <w:r>
+              <w:rPr>
+                <w:rFonts w:ascii="Sylfaen" w:hAnsi="Sylfaen" w:cs="Sylfaen"/>
+                <w:sz w:val="22"/>
+                <w:szCs w:val="22"/>
+              </w:rPr>
+              <w:t>წინა</w:t>
+            </w:r>
+            <w:r>
+              <w:rPr>
+                <w:rFonts w:ascii="Helvetica" w:hAnsi="Helvetica"/>
+                <w:sz w:val="22"/>
+                <w:szCs w:val="22"/>
+              </w:rPr>
+              <w:t xml:space="preserve"> </w:t>
+            </w:r>
+            <w:r>
+              <w:rPr>
+                <w:rFonts w:ascii="Sylfaen" w:hAnsi="Sylfaen" w:cs="Sylfaen"/>
+                <w:sz w:val="22"/>
+                <w:szCs w:val="22"/>
+              </w:rPr>
+              <w:t>ვიზიტი</w:t>
+            </w:r>
+            <w:r>
+              <w:rPr>
+                <w:rFonts w:ascii="Helvetica" w:hAnsi="Helvetica"/>
+                <w:sz w:val="22"/>
+                <w:szCs w:val="22"/>
+              </w:rPr>
+              <w:t xml:space="preserve"> — </w:t>
+            </w:r>
+            <w:r>
+              <w:rPr>
+                <w:rFonts w:ascii="Sylfaen" w:hAnsi="Sylfaen" w:cs="Sylfaen"/>
+                <w:sz w:val="22"/>
+                <w:szCs w:val="22"/>
+              </w:rPr>
+              <w:t>თარიღი</w:t>
+            </w:r>
+            <w:r>
+              <w:rPr>
+                <w:rFonts w:ascii="Helvetica" w:hAnsi="Helvetica"/>
+                <w:sz w:val="22"/>
+                <w:szCs w:val="22"/>
+              </w:rPr>
+              <w:t xml:space="preserve"> </w:t>
+            </w:r>
+            <w:r>
+              <w:rPr>
+                <w:rFonts w:ascii="Sylfaen" w:hAnsi="Sylfaen" w:cs="Sylfaen"/>
+                <w:sz w:val="22"/>
+                <w:szCs w:val="22"/>
+              </w:rPr>
+              <w:t>და</w:t>
+            </w:r>
+            <w:r>
+              <w:rPr>
+                <w:rFonts w:ascii="Helvetica" w:hAnsi="Helvetica"/>
+                <w:sz w:val="22"/>
+                <w:szCs w:val="22"/>
+              </w:rPr>
+              <w:t xml:space="preserve"> </w:t>
+            </w:r>
+            <w:r>
+              <w:rPr>
+                <w:rFonts w:ascii="Sylfaen" w:hAnsi="Sylfaen" w:cs="Sylfaen"/>
+                <w:sz w:val="22"/>
+                <w:szCs w:val="22"/>
+              </w:rPr>
+              <w:t>პროცედურა</w:t>
+            </w:r>
+            <w:r>
+              <w:rPr>
+                <w:rFonts w:ascii="Helvetica" w:hAnsi="Helvetica"/>
+                <w:sz w:val="22"/>
+                <w:szCs w:val="22"/>
+              </w:rPr>
+              <w:t xml:space="preserve"> </w:t>
+            </w:r>
+            <w:r>
+              <w:rPr>
+                <w:rFonts w:ascii="Sylfaen" w:hAnsi="Sylfaen" w:cs="Sylfaen"/>
+                <w:sz w:val="22"/>
+                <w:szCs w:val="22"/>
+              </w:rPr>
+              <w:t>ჩანდეს</w:t>
+            </w:r>
+            <w:r>
+              <w:rPr>
+                <w:rFonts w:ascii="Helvetica" w:hAnsi="Helvetica"/>
+                <w:sz w:val="22"/>
+                <w:szCs w:val="22"/>
+              </w:rPr>
+              <w:t>"</w:t>
+            </w:r>
+          </w:p>
+        </w:tc>
+        <w:tc>
+          <w:tcPr>
+            <w:tcW w:w="0" w:type="auto"/>
+            <w:tcBorders>
+              <w:top w:val="single" w:sz="6" w:space="0" w:color="2A2B2C"/>
+              <w:left w:val="single" w:sz="6" w:space="0" w:color="2A2B2C"/>
+              <w:bottom w:val="single" w:sz="6" w:space="0" w:color="2A2B2C"/>
+              <w:right w:val="single" w:sz="6" w:space="0" w:color="2A2B2C"/>
+            </w:tcBorders>
+            <w:shd w:val="clear" w:color="auto" w:fill="191A1B"/>
+            <w:tcMar>
+              <w:top w:w="30" w:type="dxa"/>
+              <w:left w:w="30" w:type="dxa"/>
+              <w:bottom w:w="30" w:type="dxa"/>
+              <w:right w:w="30" w:type="dxa"/>
+            </w:tcMar>
+            <w:vAlign w:val="center"/>
+            <w:hideMark/>
+          </w:tcPr>
+          <w:p>
+            <w:pPr>
+              <w:rPr>
+                <w:rFonts w:ascii="Helvetica" w:hAnsi="Helvetica"/>
+                <w:sz w:val="22"/>
+                <w:szCs w:val="22"/>
+              </w:rPr>
+            </w:pPr>
+            <w:r>
+              <w:rPr>
+                <w:rFonts w:ascii="Segoe UI Emoji" w:hAnsi="Segoe UI Emoji" w:cs="Segoe UI Emoji"/>
+                <w:sz w:val="22"/>
+                <w:szCs w:val="22"/>
+              </w:rPr>
+              <w:t>✅</w:t>
+            </w:r>
+            <w:r>
+              <w:rPr>
+                <w:rFonts w:ascii="Helvetica" w:hAnsi="Helvetica"/>
+                <w:sz w:val="22"/>
+                <w:szCs w:val="22"/>
+              </w:rPr>
+              <w:t xml:space="preserve"> </w:t>
+            </w:r>
+            <w:r>
+              <w:rPr>
+                <w:rFonts w:ascii="Sylfaen" w:hAnsi="Sylfaen" w:cs="Sylfaen"/>
+                <w:sz w:val="22"/>
+                <w:szCs w:val="22"/>
+              </w:rPr>
+              <w:t>ფორმაზე</w:t>
+            </w:r>
+            <w:r>
+              <w:rPr>
+                <w:rFonts w:ascii="Helvetica" w:hAnsi="Helvetica"/>
+                <w:sz w:val="22"/>
+                <w:szCs w:val="22"/>
+              </w:rPr>
+              <w:t xml:space="preserve"> „Previous Visit" </w:t>
+            </w:r>
+            <w:r>
+              <w:rPr>
+                <w:rFonts w:ascii="Sylfaen" w:hAnsi="Sylfaen" w:cs="Sylfaen"/>
+                <w:sz w:val="22"/>
+                <w:szCs w:val="22"/>
+              </w:rPr>
+              <w:t>ბლოკი</w:t>
+            </w:r>
+            <w:r>
+              <w:rPr>
+                <w:rFonts w:ascii="Helvetica" w:hAnsi="Helvetica"/>
+                <w:sz w:val="22"/>
+                <w:szCs w:val="22"/>
+              </w:rPr>
+              <w:t xml:space="preserve">: </w:t>
+            </w:r>
+            <w:r>
+              <w:rPr>
+                <w:rFonts w:ascii="Sylfaen" w:hAnsi="Sylfaen" w:cs="Sylfaen"/>
+                <w:sz w:val="22"/>
+                <w:szCs w:val="22"/>
+              </w:rPr>
+              <w:t>თარიღი</w:t>
+            </w:r>
+            <w:r>
+              <w:rPr>
+                <w:rFonts w:ascii="Helvetica" w:hAnsi="Helvetica"/>
+                <w:sz w:val="22"/>
+                <w:szCs w:val="22"/>
+              </w:rPr>
+              <w:t xml:space="preserve"> · </w:t>
+            </w:r>
+            <w:r>
+              <w:rPr>
+                <w:rFonts w:ascii="Sylfaen" w:hAnsi="Sylfaen" w:cs="Sylfaen"/>
+                <w:sz w:val="22"/>
+                <w:szCs w:val="22"/>
+              </w:rPr>
+              <w:t>პროცედურები</w:t>
+            </w:r>
+            <w:r>
+              <w:rPr>
+                <w:rFonts w:ascii="Helvetica" w:hAnsi="Helvetica"/>
+                <w:sz w:val="22"/>
+                <w:szCs w:val="22"/>
+              </w:rPr>
+              <w:t xml:space="preserve"> (</w:t>
+            </w:r>
+            <w:r>
+              <w:rPr>
+                <w:rFonts w:ascii="Sylfaen" w:hAnsi="Sylfaen" w:cs="Sylfaen"/>
+                <w:sz w:val="22"/>
+                <w:szCs w:val="22"/>
+              </w:rPr>
+              <w:t>მაგ</w:t>
+            </w:r>
+            <w:r>
+              <w:rPr>
+                <w:rFonts w:ascii="Helvetica" w:hAnsi="Helvetica"/>
+                <w:sz w:val="22"/>
+                <w:szCs w:val="22"/>
+              </w:rPr>
+              <w:t>. „02.09.2026 15:00 — Cleaning / Prophylaxis")</w:t>
+            </w:r>
+          </w:p>
+        </w:tc>
+      </w:tr>
+      <w:tr>
+        <w:tc>
+          <w:tcPr>
+            <w:tcW w:w="0" w:type="auto"/>
+            <w:tcBorders>
+              <w:top w:val="single" w:sz="6" w:space="0" w:color="2A2B2C"/>
+              <w:left w:val="single" w:sz="6" w:space="0" w:color="2A2B2C"/>
+              <w:bottom w:val="single" w:sz="6" w:space="0" w:color="2A2B2C"/>
+              <w:right w:val="single" w:sz="6" w:space="0" w:color="2A2B2C"/>
+            </w:tcBorders>
+            <w:shd w:val="clear" w:color="auto" w:fill="191A1B"/>
+            <w:tcMar>
+              <w:top w:w="30" w:type="dxa"/>
+              <w:left w:w="30" w:type="dxa"/>
+              <w:bottom w:w="30" w:type="dxa"/>
+              <w:right w:w="30" w:type="dxa"/>
+            </w:tcMar>
+            <w:vAlign w:val="center"/>
+            <w:hideMark/>
+          </w:tcPr>
+          <w:p>
+            <w:pPr>
+              <w:rPr>
+                <w:rFonts w:ascii="Helvetica" w:hAnsi="Helvetica"/>
+                <w:sz w:val="22"/>
+                <w:szCs w:val="22"/>
+              </w:rPr>
+            </w:pPr>
+            <w:r>
+              <w:rPr>
+                <w:rFonts w:ascii="Helvetica" w:hAnsi="Helvetica"/>
+                <w:i/>
+                <w:iCs/>
+                <w:sz w:val="22"/>
+                <w:szCs w:val="22"/>
+              </w:rPr>
+              <w:t>(</w:t>
+            </w:r>
+            <w:r>
+              <w:rPr>
+                <w:rFonts w:ascii="Sylfaen" w:hAnsi="Sylfaen" w:cs="Sylfaen"/>
+                <w:i/>
+                <w:iCs/>
+                <w:sz w:val="22"/>
+                <w:szCs w:val="22"/>
+              </w:rPr>
+              <w:t>საფუძველი</w:t>
+            </w:r>
+            <w:r>
+              <w:rPr>
+                <w:rFonts w:ascii="Helvetica" w:hAnsi="Helvetica"/>
+                <w:i/>
+                <w:iCs/>
+                <w:sz w:val="22"/>
+                <w:szCs w:val="22"/>
+              </w:rPr>
+              <w:t xml:space="preserve"> Phase 3-</w:t>
+            </w:r>
+            <w:r>
+              <w:rPr>
+                <w:rFonts w:ascii="Sylfaen" w:hAnsi="Sylfaen" w:cs="Sylfaen"/>
+                <w:i/>
+                <w:iCs/>
+                <w:sz w:val="22"/>
+                <w:szCs w:val="22"/>
+              </w:rPr>
+              <w:t>ისთვის</w:t>
+            </w:r>
+            <w:r>
+              <w:rPr>
+                <w:rFonts w:ascii="Helvetica" w:hAnsi="Helvetica"/>
+                <w:i/>
+                <w:iCs/>
+                <w:sz w:val="22"/>
+                <w:szCs w:val="22"/>
+              </w:rPr>
+              <w:t>)</w:t>
+            </w:r>
+            <w:r>
+              <w:rPr>
+                <w:rFonts w:ascii="Helvetica" w:hAnsi="Helvetica"/>
+                <w:sz w:val="22"/>
+                <w:szCs w:val="22"/>
+              </w:rPr>
+              <w:t> </w:t>
+            </w:r>
+            <w:r>
+              <w:rPr>
+                <w:rFonts w:ascii="Sylfaen" w:hAnsi="Sylfaen" w:cs="Sylfaen"/>
+                <w:sz w:val="22"/>
+                <w:szCs w:val="22"/>
+              </w:rPr>
+              <w:t>დიაგნოზი</w:t>
+            </w:r>
+            <w:r>
+              <w:rPr>
+                <w:rFonts w:ascii="Helvetica" w:hAnsi="Helvetica"/>
+                <w:sz w:val="22"/>
+                <w:szCs w:val="22"/>
+              </w:rPr>
+              <w:t xml:space="preserve"> + </w:t>
+            </w:r>
+            <w:r>
+              <w:rPr>
+                <w:rFonts w:ascii="Sylfaen" w:hAnsi="Sylfaen" w:cs="Sylfaen"/>
+                <w:sz w:val="22"/>
+                <w:szCs w:val="22"/>
+              </w:rPr>
+              <w:t>გადახდილი</w:t>
+            </w:r>
+            <w:r>
+              <w:rPr>
+                <w:rFonts w:ascii="Helvetica" w:hAnsi="Helvetica"/>
+                <w:sz w:val="22"/>
+                <w:szCs w:val="22"/>
+              </w:rPr>
+              <w:t xml:space="preserve"> </w:t>
+            </w:r>
+            <w:r>
+              <w:rPr>
+                <w:rFonts w:ascii="Sylfaen" w:hAnsi="Sylfaen" w:cs="Sylfaen"/>
+                <w:sz w:val="22"/>
+                <w:szCs w:val="22"/>
+              </w:rPr>
+              <w:t>თანხა</w:t>
+            </w:r>
+          </w:p>
+        </w:tc>
+        <w:tc>
+          <w:tcPr>
+            <w:tcW w:w="0" w:type="auto"/>
+            <w:tcBorders>
+              <w:top w:val="single" w:sz="6" w:space="0" w:color="2A2B2C"/>
+              <w:left w:val="single" w:sz="6" w:space="0" w:color="2A2B2C"/>
+              <w:bottom w:val="single" w:sz="6" w:space="0" w:color="2A2B2C"/>
+              <w:right w:val="single" w:sz="6" w:space="0" w:color="2A2B2C"/>
+            </w:tcBorders>
+            <w:shd w:val="clear" w:color="auto" w:fill="191A1B"/>
+            <w:tcMar>
+              <w:top w:w="30" w:type="dxa"/>
+              <w:left w:w="30" w:type="dxa"/>
+              <w:bottom w:w="30" w:type="dxa"/>
+              <w:right w:w="30" w:type="dxa"/>
+            </w:tcMar>
+            <w:vAlign w:val="center"/>
+            <w:hideMark/>
+          </w:tcPr>
+          <w:p>
+            <w:pPr>
+              <w:rPr>
+                <w:rFonts w:ascii="Helvetica" w:hAnsi="Helvetica"/>
+                <w:sz w:val="22"/>
+                <w:szCs w:val="22"/>
+              </w:rPr>
+            </w:pPr>
+            <w:r>
+              <w:rPr>
+                <w:rFonts w:ascii="Segoe UI Emoji" w:hAnsi="Segoe UI Emoji" w:cs="Segoe UI Emoji"/>
+                <w:sz w:val="22"/>
+                <w:szCs w:val="22"/>
+              </w:rPr>
+              <w:t>✅</w:t>
+            </w:r>
+            <w:r>
+              <w:rPr>
+                <w:rFonts w:ascii="Helvetica" w:hAnsi="Helvetica"/>
+                <w:sz w:val="22"/>
+                <w:szCs w:val="22"/>
+              </w:rPr>
+              <w:t xml:space="preserve"> </w:t>
+            </w:r>
+            <w:r>
+              <w:rPr>
+                <w:rFonts w:ascii="Sylfaen" w:hAnsi="Sylfaen" w:cs="Sylfaen"/>
+                <w:sz w:val="22"/>
+                <w:szCs w:val="22"/>
+              </w:rPr>
+              <w:t>ველები</w:t>
+            </w:r>
+            <w:r>
+              <w:rPr>
+                <w:rFonts w:ascii="Helvetica" w:hAnsi="Helvetica"/>
+                <w:sz w:val="22"/>
+                <w:szCs w:val="22"/>
+              </w:rPr>
+              <w:t> diagnosis, amount_paid — „</w:t>
+            </w:r>
+            <w:r>
+              <w:rPr>
+                <w:rFonts w:ascii="Sylfaen" w:hAnsi="Sylfaen" w:cs="Sylfaen"/>
+                <w:sz w:val="22"/>
+                <w:szCs w:val="22"/>
+              </w:rPr>
+              <w:t>ვიზიტების</w:t>
+            </w:r>
+            <w:r>
+              <w:rPr>
+                <w:rFonts w:ascii="Helvetica" w:hAnsi="Helvetica"/>
+                <w:sz w:val="22"/>
+                <w:szCs w:val="22"/>
+              </w:rPr>
+              <w:t xml:space="preserve"> </w:t>
+            </w:r>
+            <w:r>
+              <w:rPr>
+                <w:rFonts w:ascii="Sylfaen" w:hAnsi="Sylfaen" w:cs="Sylfaen"/>
+                <w:sz w:val="22"/>
+                <w:szCs w:val="22"/>
+              </w:rPr>
+              <w:t>ისტორიის</w:t>
+            </w:r>
+            <w:r>
+              <w:rPr>
+                <w:rFonts w:ascii="Helvetica" w:hAnsi="Helvetica"/>
+                <w:sz w:val="22"/>
+                <w:szCs w:val="22"/>
+              </w:rPr>
+              <w:t xml:space="preserve">" </w:t>
+            </w:r>
+            <w:r>
+              <w:rPr>
+                <w:rFonts w:ascii="Sylfaen" w:hAnsi="Sylfaen" w:cs="Sylfaen"/>
+                <w:sz w:val="22"/>
+                <w:szCs w:val="22"/>
+              </w:rPr>
+              <w:t>სიაში</w:t>
+            </w:r>
+            <w:r>
+              <w:rPr>
+                <w:rFonts w:ascii="Helvetica" w:hAnsi="Helvetica"/>
+                <w:sz w:val="22"/>
+                <w:szCs w:val="22"/>
+              </w:rPr>
+              <w:t xml:space="preserve"> </w:t>
+            </w:r>
+            <w:r>
+              <w:rPr>
+                <w:rFonts w:ascii="Sylfaen" w:hAnsi="Sylfaen" w:cs="Sylfaen"/>
+                <w:sz w:val="22"/>
+                <w:szCs w:val="22"/>
+              </w:rPr>
+              <w:t>გამოჩნდება</w:t>
+            </w:r>
+          </w:p>
+        </w:tc>
+      </w:tr>
+    </w:tbl>
     <w:p>
       <w:pPr>
         <w:rPr>
@@ -2571,7 +6368,6 @@
   <w:style w:type="character" w:default="1" w:styleId="DefaultParagraphFont">
     <w:name w:val="Default Paragraph Font"/>
     <w:uiPriority w:val="1"/>
-    <w:semiHidden/>
     <w:unhideWhenUsed/>
   </w:style>
   <w:style w:type="table" w:default="1" w:styleId="TableNormal">

--- a/docs/28.08.26.docx
+++ b/docs/28.08.26.docx
@@ -728,10 +728,10 @@
           <w:noProof/>
         </w:rPr>
         <w:drawing>
-          <wp:inline distT="0" distB="0" distL="0" distR="0" wp14:anchorId="6E0F33CF" wp14:editId="6A61A13E">
+          <wp:inline distT="0" distB="0" distL="0" distR="0" wp14:anchorId="6E0F33CF" wp14:editId="4300C497">
             <wp:extent cx="5727700" cy="3158490"/>
             <wp:effectExtent l="0" t="0" r="6350" b="3810"/>
-            <wp:docPr id="332911534" name="Picture 1"/>
+            <wp:docPr id="332911534" name="Picture 1" descr="The image displays a webpage with a user interface, featuring a search bar, a list of dental services, and patient names, including Dr. Alex and Dr. Michael Brown.&#10;&#10;AI-generated content may be incorrect."/>
             <wp:cNvGraphicFramePr>
               <a:graphicFrameLocks xmlns:a="http://schemas.openxmlformats.org/drawingml/2006/main" noChangeAspect="1"/>
             </wp:cNvGraphicFramePr>
@@ -739,7 +739,7 @@
               <a:graphicData uri="http://schemas.openxmlformats.org/drawingml/2006/picture">
                 <pic:pic xmlns:pic="http://schemas.openxmlformats.org/drawingml/2006/picture">
                   <pic:nvPicPr>
-                    <pic:cNvPr id="332911534" name=""/>
+                    <pic:cNvPr id="332911534" name="Picture 1" descr="The image displays a webpage with a user interface, featuring a search bar, a list of dental services, and patient names, including Dr. Alex and Dr. Michael Brown.&#10;&#10;AI-generated content may be incorrect."/>
                     <pic:cNvPicPr/>
                   </pic:nvPicPr>
                   <pic:blipFill>
@@ -846,7 +846,47 @@
           <w:szCs w:val="22"/>
           <w:lang w:val="ka-GE"/>
         </w:rPr>
-        <w:br/>
+        <w:t xml:space="preserve">  &gt;&gt;&gt; </w:t>
+      </w:r>
+      <w:r>
+        <w:rPr>
+          <w:noProof/>
+        </w:rPr>
+        <w:drawing>
+          <wp:inline distT="0" distB="0" distL="0" distR="0" wp14:anchorId="6350DCF0" wp14:editId="748A6FBA">
+            <wp:extent cx="5727700" cy="3110865"/>
+            <wp:effectExtent l="0" t="0" r="6350" b="0"/>
+            <wp:docPr id="2143364533" name="Picture 1" descr="The image displays a calendar with a date marked as August 30, 2026, and a note indicating a dental appointment with Dr. Alex Morgan and Dr. Michael Brown.&#10;&#10;AI-generated content may be incorrect."/>
+            <wp:cNvGraphicFramePr>
+              <a:graphicFrameLocks xmlns:a="http://schemas.openxmlformats.org/drawingml/2006/main" noChangeAspect="1"/>
+            </wp:cNvGraphicFramePr>
+            <a:graphic xmlns:a="http://schemas.openxmlformats.org/drawingml/2006/main">
+              <a:graphicData uri="http://schemas.openxmlformats.org/drawingml/2006/picture">
+                <pic:pic xmlns:pic="http://schemas.openxmlformats.org/drawingml/2006/picture">
+                  <pic:nvPicPr>
+                    <pic:cNvPr id="2143364533" name="Picture 1" descr="The image displays a calendar with a date marked as August 30, 2026, and a note indicating a dental appointment with Dr. Alex Morgan and Dr. Michael Brown.&#10;&#10;AI-generated content may be incorrect."/>
+                    <pic:cNvPicPr/>
+                  </pic:nvPicPr>
+                  <pic:blipFill>
+                    <a:blip r:embed="rId9"/>
+                    <a:stretch>
+                      <a:fillRect/>
+                    </a:stretch>
+                  </pic:blipFill>
+                  <pic:spPr>
+                    <a:xfrm>
+                      <a:off x="0" y="0"/>
+                      <a:ext cx="5727700" cy="3110865"/>
+                    </a:xfrm>
+                    <a:prstGeom prst="rect">
+                      <a:avLst/>
+                    </a:prstGeom>
+                  </pic:spPr>
+                </pic:pic>
+              </a:graphicData>
+            </a:graphic>
+          </wp:inline>
+        </w:drawing>
       </w:r>
     </w:p>
     <w:p>
@@ -860,12 +900,182 @@
       </w:pPr>
       <w:r>
         <w:rPr>
+          <w:noProof/>
+        </w:rPr>
+        <w:lastRenderedPageBreak/>
+        <w:drawing>
+          <wp:inline distT="0" distB="0" distL="0" distR="0" wp14:anchorId="35845E17" wp14:editId="40758DAD">
+            <wp:extent cx="5727700" cy="2599055"/>
+            <wp:effectExtent l="0" t="0" r="6350" b="0"/>
+            <wp:docPr id="85378135" name="Picture 1" descr="The image displays a webpage or application interface with a search function, showing a cancelled or rescheduled status, and options for customizing search results.&#10;&#10;AI-generated content may be incorrect."/>
+            <wp:cNvGraphicFramePr>
+              <a:graphicFrameLocks xmlns:a="http://schemas.openxmlformats.org/drawingml/2006/main" noChangeAspect="1"/>
+            </wp:cNvGraphicFramePr>
+            <a:graphic xmlns:a="http://schemas.openxmlformats.org/drawingml/2006/main">
+              <a:graphicData uri="http://schemas.openxmlformats.org/drawingml/2006/picture">
+                <pic:pic xmlns:pic="http://schemas.openxmlformats.org/drawingml/2006/picture">
+                  <pic:nvPicPr>
+                    <pic:cNvPr id="85378135" name="Picture 1" descr="The image displays a webpage or application interface with a search function, showing a cancelled or rescheduled status, and options for customizing search results.&#10;&#10;AI-generated content may be incorrect."/>
+                    <pic:cNvPicPr/>
+                  </pic:nvPicPr>
+                  <pic:blipFill>
+                    <a:blip r:embed="rId10"/>
+                    <a:stretch>
+                      <a:fillRect/>
+                    </a:stretch>
+                  </pic:blipFill>
+                  <pic:spPr>
+                    <a:xfrm>
+                      <a:off x="0" y="0"/>
+                      <a:ext cx="5727700" cy="2599055"/>
+                    </a:xfrm>
+                    <a:prstGeom prst="rect">
+                      <a:avLst/>
+                    </a:prstGeom>
+                  </pic:spPr>
+                </pic:pic>
+              </a:graphicData>
+            </a:graphic>
+          </wp:inline>
+        </w:drawing>
+      </w:r>
+      <w:r>
+        <w:rPr>
+          <w:rFonts w:ascii="Helvetica" w:hAnsi="Helvetica"/>
+          <w:sz w:val="22"/>
+          <w:szCs w:val="22"/>
+          <w:lang w:val="ka-GE"/>
+        </w:rPr>
+        <w:br/>
+      </w:r>
+    </w:p>
+    <w:p>
+      <w:pPr>
+        <w:rPr>
+          <w:rFonts w:ascii="Helvetica" w:hAnsi="Helvetica"/>
+          <w:sz w:val="22"/>
+          <w:szCs w:val="22"/>
+          <w:lang w:val="ka-GE"/>
+        </w:rPr>
+      </w:pPr>
+      <w:r>
+        <w:rPr>
           <w:rFonts w:ascii="Helvetica" w:hAnsi="Helvetica"/>
           <w:sz w:val="22"/>
           <w:szCs w:val="22"/>
           <w:lang w:val="ka-GE"/>
         </w:rPr>
         <w:t>კალენდარში გვიჩანდეს პაციენტის სახელი და გვარი (და არა მანიპულაცია) - შესაბამისი ფერით მოინიშნება მანიპულაცია</w:t>
+      </w:r>
+      <w:r>
+        <w:rPr>
+          <w:rFonts w:ascii="Helvetica" w:hAnsi="Helvetica"/>
+          <w:sz w:val="22"/>
+          <w:szCs w:val="22"/>
+          <w:lang w:val="ka-GE"/>
+        </w:rPr>
+        <w:t xml:space="preserve"> &gt;&gt; </w:t>
+      </w:r>
+      <w:r>
+        <w:rPr>
+          <w:noProof/>
+        </w:rPr>
+        <w:drawing>
+          <wp:inline distT="0" distB="0" distL="0" distR="0" wp14:anchorId="755AE69A" wp14:editId="37526C22">
+            <wp:extent cx="3686175" cy="1076325"/>
+            <wp:effectExtent l="0" t="0" r="9525" b="9525"/>
+            <wp:docPr id="907937825" name="Picture 1" descr="The image displays a calendar or schedule with a time entry for Ava Garcia from 13:20 to 13:50.&#10;&#10;AI-generated content may be incorrect."/>
+            <wp:cNvGraphicFramePr>
+              <a:graphicFrameLocks xmlns:a="http://schemas.openxmlformats.org/drawingml/2006/main" noChangeAspect="1"/>
+            </wp:cNvGraphicFramePr>
+            <a:graphic xmlns:a="http://schemas.openxmlformats.org/drawingml/2006/main">
+              <a:graphicData uri="http://schemas.openxmlformats.org/drawingml/2006/picture">
+                <pic:pic xmlns:pic="http://schemas.openxmlformats.org/drawingml/2006/picture">
+                  <pic:nvPicPr>
+                    <pic:cNvPr id="907937825" name="Picture 1" descr="The image displays a calendar or schedule with a time entry for Ava Garcia from 13:20 to 13:50.&#10;&#10;AI-generated content may be incorrect."/>
+                    <pic:cNvPicPr/>
+                  </pic:nvPicPr>
+                  <pic:blipFill>
+                    <a:blip r:embed="rId11"/>
+                    <a:stretch>
+                      <a:fillRect/>
+                    </a:stretch>
+                  </pic:blipFill>
+                  <pic:spPr>
+                    <a:xfrm>
+                      <a:off x="0" y="0"/>
+                      <a:ext cx="3686175" cy="1076325"/>
+                    </a:xfrm>
+                    <a:prstGeom prst="rect">
+                      <a:avLst/>
+                    </a:prstGeom>
+                  </pic:spPr>
+                </pic:pic>
+              </a:graphicData>
+            </a:graphic>
+          </wp:inline>
+        </w:drawing>
+      </w:r>
+      <w:r>
+        <w:rPr>
+          <w:rFonts w:ascii="Helvetica" w:hAnsi="Helvetica"/>
+          <w:sz w:val="22"/>
+          <w:szCs w:val="22"/>
+          <w:lang w:val="ka-GE"/>
+        </w:rPr>
+        <w:t xml:space="preserve">  </w:t>
+      </w:r>
+      <w:r>
+        <w:rPr>
+          <w:rFonts w:ascii="Sylfaen" w:hAnsi="Sylfaen"/>
+          <w:sz w:val="22"/>
+          <w:szCs w:val="22"/>
+          <w:lang w:val="ka-GE"/>
+        </w:rPr>
+        <w:t>და ისარს რო მიიტან ჩანს მანიპულაციაც &gt;&gt;</w:t>
+      </w:r>
+      <w:r>
+        <w:rPr>
+          <w:rFonts w:ascii="Sylfaen" w:hAnsi="Sylfaen"/>
+          <w:sz w:val="22"/>
+          <w:szCs w:val="22"/>
+          <w:lang w:val="ka-GE"/>
+        </w:rPr>
+        <w:drawing>
+          <wp:inline distT="0" distB="0" distL="0" distR="0" wp14:anchorId="49D00833" wp14:editId="01141814">
+            <wp:extent cx="3334215" cy="952633"/>
+            <wp:effectExtent l="0" t="0" r="0" b="0"/>
+            <wp:docPr id="931567907" name="Picture 1" descr="Extraction.&#10;&#10;AI-generated content may be incorrect."/>
+            <wp:cNvGraphicFramePr>
+              <a:graphicFrameLocks xmlns:a="http://schemas.openxmlformats.org/drawingml/2006/main" noChangeAspect="1"/>
+            </wp:cNvGraphicFramePr>
+            <a:graphic xmlns:a="http://schemas.openxmlformats.org/drawingml/2006/main">
+              <a:graphicData uri="http://schemas.openxmlformats.org/drawingml/2006/picture">
+                <pic:pic xmlns:pic="http://schemas.openxmlformats.org/drawingml/2006/picture">
+                  <pic:nvPicPr>
+                    <pic:cNvPr id="931567907" name="Picture 1" descr="Extraction.&#10;&#10;AI-generated content may be incorrect."/>
+                    <pic:cNvPicPr/>
+                  </pic:nvPicPr>
+                  <pic:blipFill>
+                    <a:blip r:embed="rId12"/>
+                    <a:stretch>
+                      <a:fillRect/>
+                    </a:stretch>
+                  </pic:blipFill>
+                  <pic:spPr>
+                    <a:xfrm>
+                      <a:off x="0" y="0"/>
+                      <a:ext cx="3334215" cy="952633"/>
+                    </a:xfrm>
+                    <a:prstGeom prst="rect">
+                      <a:avLst/>
+                    </a:prstGeom>
+                  </pic:spPr>
+                </pic:pic>
+              </a:graphicData>
+            </a:graphic>
+          </wp:inline>
+        </w:drawing>
       </w:r>
       <w:r>
         <w:rPr>
@@ -885,6 +1095,110 @@
         </w:rPr>
         <w:br/>
         <w:t>სტატუსებს - „გადახდილი“ და „ჩატარებული“ - სხვადასხვა ფერი ჰქონდეს კალენდარზე (ორივე მწვანეა ახლა)</w:t>
+      </w:r>
+      <w:r>
+        <w:rPr>
+          <w:rFonts w:ascii="Helvetica" w:hAnsi="Helvetica"/>
+          <w:sz w:val="22"/>
+          <w:szCs w:val="22"/>
+          <w:lang w:val="ka-GE"/>
+        </w:rPr>
+        <w:t xml:space="preserve"> &gt;&gt; </w:t>
+      </w:r>
+      <w:r>
+        <w:rPr>
+          <w:rFonts w:ascii="Helvetica" w:hAnsi="Helvetica"/>
+          <w:sz w:val="22"/>
+          <w:szCs w:val="22"/>
+          <w:lang w:val="ka-GE"/>
+        </w:rPr>
+        <w:drawing>
+          <wp:inline distT="0" distB="0" distL="0" distR="0" wp14:anchorId="1C482A68" wp14:editId="178F9AFF">
+            <wp:extent cx="3419952" cy="762106"/>
+            <wp:effectExtent l="0" t="0" r="9525" b="0"/>
+            <wp:docPr id="627101765" name="Picture 1"/>
+            <wp:cNvGraphicFramePr>
+              <a:graphicFrameLocks xmlns:a="http://schemas.openxmlformats.org/drawingml/2006/main" noChangeAspect="1"/>
+            </wp:cNvGraphicFramePr>
+            <a:graphic xmlns:a="http://schemas.openxmlformats.org/drawingml/2006/main">
+              <a:graphicData uri="http://schemas.openxmlformats.org/drawingml/2006/picture">
+                <pic:pic xmlns:pic="http://schemas.openxmlformats.org/drawingml/2006/picture">
+                  <pic:nvPicPr>
+                    <pic:cNvPr id="627101765" name=""/>
+                    <pic:cNvPicPr/>
+                  </pic:nvPicPr>
+                  <pic:blipFill>
+                    <a:blip r:embed="rId13"/>
+                    <a:stretch>
+                      <a:fillRect/>
+                    </a:stretch>
+                  </pic:blipFill>
+                  <pic:spPr>
+                    <a:xfrm>
+                      <a:off x="0" y="0"/>
+                      <a:ext cx="3419952" cy="762106"/>
+                    </a:xfrm>
+                    <a:prstGeom prst="rect">
+                      <a:avLst/>
+                    </a:prstGeom>
+                  </pic:spPr>
+                </pic:pic>
+              </a:graphicData>
+            </a:graphic>
+          </wp:inline>
+        </w:drawing>
+      </w:r>
+      <w:r>
+        <w:rPr>
+          <w:rFonts w:ascii="Helvetica" w:hAnsi="Helvetica"/>
+          <w:sz w:val="22"/>
+          <w:szCs w:val="22"/>
+          <w:lang w:val="ka-GE"/>
+        </w:rPr>
+        <w:t xml:space="preserve"> &gt;&gt;</w:t>
+      </w:r>
+      <w:r>
+        <w:rPr>
+          <w:rFonts w:ascii="Helvetica" w:hAnsi="Helvetica"/>
+          <w:sz w:val="22"/>
+          <w:szCs w:val="22"/>
+          <w:lang w:val="ka-GE"/>
+        </w:rPr>
+        <w:drawing>
+          <wp:inline distT="0" distB="0" distL="0" distR="0" wp14:anchorId="2083CEB7" wp14:editId="75EEA9CD">
+            <wp:extent cx="3381847" cy="695422"/>
+            <wp:effectExtent l="0" t="0" r="9525" b="9525"/>
+            <wp:docPr id="825699917" name="Picture 1" descr="Ava Garcia&#10;&#10;AI-generated content may be incorrect."/>
+            <wp:cNvGraphicFramePr>
+              <a:graphicFrameLocks xmlns:a="http://schemas.openxmlformats.org/drawingml/2006/main" noChangeAspect="1"/>
+            </wp:cNvGraphicFramePr>
+            <a:graphic xmlns:a="http://schemas.openxmlformats.org/drawingml/2006/main">
+              <a:graphicData uri="http://schemas.openxmlformats.org/drawingml/2006/picture">
+                <pic:pic xmlns:pic="http://schemas.openxmlformats.org/drawingml/2006/picture">
+                  <pic:nvPicPr>
+                    <pic:cNvPr id="825699917" name="Picture 1" descr="Ava Garcia&#10;&#10;AI-generated content may be incorrect."/>
+                    <pic:cNvPicPr/>
+                  </pic:nvPicPr>
+                  <pic:blipFill>
+                    <a:blip r:embed="rId14"/>
+                    <a:stretch>
+                      <a:fillRect/>
+                    </a:stretch>
+                  </pic:blipFill>
+                  <pic:spPr>
+                    <a:xfrm>
+                      <a:off x="0" y="0"/>
+                      <a:ext cx="3381847" cy="695422"/>
+                    </a:xfrm>
+                    <a:prstGeom prst="rect">
+                      <a:avLst/>
+                    </a:prstGeom>
+                  </pic:spPr>
+                </pic:pic>
+              </a:graphicData>
+            </a:graphic>
+          </wp:inline>
+        </w:drawing>
       </w:r>
     </w:p>
     <w:p>
@@ -1162,6 +1476,7 @@
           <w:szCs w:val="22"/>
           <w:lang w:val="ka-GE"/>
         </w:rPr>
+        <w:lastRenderedPageBreak/>
         <w:t xml:space="preserve">დაბადების თარიღი - </w:t>
       </w:r>
       <w:r>
@@ -1329,7 +1644,6 @@
           <w:szCs w:val="22"/>
           <w:lang w:val="ka-GE"/>
         </w:rPr>
-        <w:lastRenderedPageBreak/>
         <w:t>ადგილზე მოსული პაციენტი ისე ვერ უნდა გადადიოდეს მიმდინარეში - თუ შევსებული არ იქნება მისი პირადი მონაცემები.</w:t>
       </w:r>
       <w:r>
@@ -1772,7 +2086,7 @@
                     <pic:cNvPicPr/>
                   </pic:nvPicPr>
                   <pic:blipFill>
-                    <a:blip r:embed="rId9">
+                    <a:blip r:embed="rId15">
                       <a:extLst>
                         <a:ext uri="{28A0092B-C50C-407E-A947-70E740481C1C}">
                           <a14:useLocalDpi xmlns:a14="http://schemas.microsoft.com/office/drawing/2010/main" val="0"/>
@@ -1891,6 +2205,7 @@
           <w:szCs w:val="22"/>
           <w:lang w:val="ka-GE"/>
         </w:rPr>
+        <w:lastRenderedPageBreak/>
         <w:br/>
         <w:t>თუ მიმდინარე პაციენტთან დროის ხანგრძლივობა შეიცვალა - კალენდარზე უნდა ჩანდეს რომ დაკორექტირდა</w:t>
       </w:r>
@@ -2047,7 +2362,6 @@
           <w:szCs w:val="22"/>
           <w:lang w:val="ka-GE"/>
         </w:rPr>
-        <w:lastRenderedPageBreak/>
         <w:br/>
       </w:r>
       <w:r>
@@ -4418,6 +4732,7 @@
                 <w:sz w:val="22"/>
                 <w:szCs w:val="22"/>
               </w:rPr>
+              <w:lastRenderedPageBreak/>
               <w:t>პირადი</w:t>
             </w:r>
             <w:r>
@@ -4511,6 +4826,7 @@
                 <w:sz w:val="22"/>
                 <w:szCs w:val="22"/>
               </w:rPr>
+              <w:lastRenderedPageBreak/>
               <w:t>✅</w:t>
             </w:r>
             <w:r>
@@ -7955,7 +8271,6 @@
                 <w:sz w:val="22"/>
                 <w:szCs w:val="22"/>
               </w:rPr>
-              <w:lastRenderedPageBreak/>
               <w:t>ვიზიტები</w:t>
             </w:r>
             <w:r>
@@ -8125,7 +8440,6 @@
                 <w:sz w:val="22"/>
                 <w:szCs w:val="22"/>
               </w:rPr>
-              <w:lastRenderedPageBreak/>
               <w:t>„</w:t>
             </w:r>
             <w:r>
@@ -8936,6 +9250,7 @@
                 <w:sz w:val="22"/>
                 <w:szCs w:val="22"/>
               </w:rPr>
+              <w:lastRenderedPageBreak/>
               <w:t>დროს</w:t>
             </w:r>
             <w:r>
@@ -9093,6 +9408,7 @@
                 <w:sz w:val="22"/>
                 <w:szCs w:val="22"/>
               </w:rPr>
+              <w:lastRenderedPageBreak/>
               <w:t>✅</w:t>
             </w:r>
             <w:r>
@@ -9269,6 +9585,7 @@
                 <w:sz w:val="22"/>
                 <w:szCs w:val="22"/>
               </w:rPr>
+              <w:lastRenderedPageBreak/>
               <w:t>კომფორტული</w:t>
             </w:r>
             <w:r>
@@ -9580,6 +9897,7 @@
                 <w:sz w:val="22"/>
                 <w:szCs w:val="22"/>
               </w:rPr>
+              <w:lastRenderedPageBreak/>
               <w:t>„</w:t>
             </w:r>
             <w:r>
@@ -12826,7 +13144,6 @@
                 <w:sz w:val="22"/>
                 <w:szCs w:val="22"/>
               </w:rPr>
-              <w:lastRenderedPageBreak/>
               <w:t>„</w:t>
             </w:r>
             <w:r>
@@ -13854,6 +14171,7 @@
                 <w:sz w:val="22"/>
                 <w:szCs w:val="22"/>
               </w:rPr>
+              <w:lastRenderedPageBreak/>
               <w:t>„</w:t>
             </w:r>
             <w:r>

--- a/docs/28.08.26.docx
+++ b/docs/28.08.26.docx
@@ -1956,6 +1956,56 @@
           <w:szCs w:val="22"/>
           <w:lang w:val="ka-GE"/>
         </w:rPr>
+        <w:t xml:space="preserve">&gt;&gt; </w:t>
+      </w:r>
+      <w:r>
+        <w:rPr>
+          <w:noProof/>
+        </w:rPr>
+        <w:lastRenderedPageBreak/>
+        <w:drawing>
+          <wp:inline distT="0" distB="0" distL="0" distR="0" wp14:anchorId="1EAB8FEC" wp14:editId="4CE5846F">
+            <wp:extent cx="5727700" cy="3282315"/>
+            <wp:effectExtent l="0" t="0" r="6350" b="0"/>
+            <wp:docPr id="255749835" name="Picture 1" descr="The image displays a user interface with fields for personal information, contact details, and various settings.&#10;&#10;AI-generated content may be incorrect."/>
+            <wp:cNvGraphicFramePr>
+              <a:graphicFrameLocks xmlns:a="http://schemas.openxmlformats.org/drawingml/2006/main" noChangeAspect="1"/>
+            </wp:cNvGraphicFramePr>
+            <a:graphic xmlns:a="http://schemas.openxmlformats.org/drawingml/2006/main">
+              <a:graphicData uri="http://schemas.openxmlformats.org/drawingml/2006/picture">
+                <pic:pic xmlns:pic="http://schemas.openxmlformats.org/drawingml/2006/picture">
+                  <pic:nvPicPr>
+                    <pic:cNvPr id="255749835" name="Picture 1" descr="The image displays a user interface with fields for personal information, contact details, and various settings.&#10;&#10;AI-generated content may be incorrect."/>
+                    <pic:cNvPicPr/>
+                  </pic:nvPicPr>
+                  <pic:blipFill>
+                    <a:blip r:embed="rId22"/>
+                    <a:stretch>
+                      <a:fillRect/>
+                    </a:stretch>
+                  </pic:blipFill>
+                  <pic:spPr>
+                    <a:xfrm>
+                      <a:off x="0" y="0"/>
+                      <a:ext cx="5727700" cy="3282315"/>
+                    </a:xfrm>
+                    <a:prstGeom prst="rect">
+                      <a:avLst/>
+                    </a:prstGeom>
+                  </pic:spPr>
+                </pic:pic>
+              </a:graphicData>
+            </a:graphic>
+          </wp:inline>
+        </w:drawing>
+      </w:r>
+      <w:r>
+        <w:rPr>
+          <w:rFonts w:ascii="Helvetica" w:hAnsi="Helvetica"/>
+          <w:sz w:val="22"/>
+          <w:szCs w:val="22"/>
+          <w:lang w:val="ka-GE"/>
+        </w:rPr>
         <w:br/>
       </w:r>
       <w:r>
@@ -2099,13 +2149,73 @@
           <w:szCs w:val="22"/>
           <w:lang w:val="ka-GE"/>
         </w:rPr>
+        <w:t>&gt;&gt;&gt;</w:t>
+      </w:r>
+      <w:r>
+        <w:rPr>
+          <w:rFonts w:ascii="Helvetica" w:hAnsi="Helvetica"/>
+          <w:sz w:val="22"/>
+          <w:szCs w:val="22"/>
+          <w:lang w:val="ka-GE"/>
+        </w:rPr>
+        <w:drawing>
+          <wp:inline distT="0" distB="0" distL="0" distR="0" wp14:anchorId="2EC507FB" wp14:editId="6554E8B4">
+            <wp:extent cx="5727700" cy="2127250"/>
+            <wp:effectExtent l="0" t="0" r="6350" b="6350"/>
+            <wp:docPr id="729031691" name="Picture 1"/>
+            <wp:cNvGraphicFramePr>
+              <a:graphicFrameLocks xmlns:a="http://schemas.openxmlformats.org/drawingml/2006/main" noChangeAspect="1"/>
+            </wp:cNvGraphicFramePr>
+            <a:graphic xmlns:a="http://schemas.openxmlformats.org/drawingml/2006/main">
+              <a:graphicData uri="http://schemas.openxmlformats.org/drawingml/2006/picture">
+                <pic:pic xmlns:pic="http://schemas.openxmlformats.org/drawingml/2006/picture">
+                  <pic:nvPicPr>
+                    <pic:cNvPr id="729031691" name=""/>
+                    <pic:cNvPicPr/>
+                  </pic:nvPicPr>
+                  <pic:blipFill>
+                    <a:blip r:embed="rId23"/>
+                    <a:stretch>
+                      <a:fillRect/>
+                    </a:stretch>
+                  </pic:blipFill>
+                  <pic:spPr>
+                    <a:xfrm>
+                      <a:off x="0" y="0"/>
+                      <a:ext cx="5727700" cy="2127250"/>
+                    </a:xfrm>
+                    <a:prstGeom prst="rect">
+                      <a:avLst/>
+                    </a:prstGeom>
+                  </pic:spPr>
+                </pic:pic>
+              </a:graphicData>
+            </a:graphic>
+          </wp:inline>
+        </w:drawing>
+      </w:r>
+      <w:r>
+        <w:rPr>
+          <w:rFonts w:ascii="Helvetica" w:hAnsi="Helvetica"/>
+          <w:sz w:val="22"/>
+          <w:szCs w:val="22"/>
+          <w:lang w:val="ka-GE"/>
+        </w:rPr>
         <w:br/>
+      </w:r>
+      <w:r>
+        <w:rPr>
+          <w:rFonts w:ascii="Helvetica" w:hAnsi="Helvetica"/>
+          <w:sz w:val="22"/>
+          <w:szCs w:val="22"/>
+        </w:rPr>
+        <w:t xml:space="preserve"> </w:t>
       </w:r>
     </w:p>
     <w:p>
       <w:pPr>
         <w:rPr>
-          <w:rFonts w:ascii="Helvetica" w:hAnsi="Helvetica"/>
+          <w:rFonts w:ascii="Sylfaen" w:hAnsi="Sylfaen"/>
           <w:sz w:val="22"/>
           <w:szCs w:val="22"/>
           <w:lang w:val="ka-GE"/>
@@ -2138,7 +2248,35 @@
         </w:rPr>
         <w:t>დაჯავშნე“</w:t>
       </w:r>
+      <w:r>
+        <w:rPr>
+          <w:rFonts w:ascii="Helvetica" w:hAnsi="Helvetica"/>
+          <w:sz w:val="22"/>
+          <w:szCs w:val="22"/>
+          <w:lang w:val="ka-GE"/>
+        </w:rPr>
+        <w:t xml:space="preserve"> &gt;</w:t>
+      </w:r>
       <w:proofErr w:type="gramEnd"/>
+      <w:r>
+        <w:rPr>
+          <w:rFonts w:ascii="Helvetica" w:hAnsi="Helvetica"/>
+          <w:sz w:val="22"/>
+          <w:szCs w:val="22"/>
+          <w:lang w:val="ka-GE"/>
+        </w:rPr>
+        <w:t xml:space="preserve">&gt; </w:t>
+      </w:r>
+      <w:r>
+        <w:rPr>
+          <w:rFonts w:ascii="Sylfaen" w:hAnsi="Sylfaen"/>
+          <w:sz w:val="22"/>
+          <w:szCs w:val="22"/>
+          <w:highlight w:val="yellow"/>
+          <w:lang w:val="ka-GE"/>
+        </w:rPr>
+        <w:t>დავმალე საერთოდ. ზედმეტი იყოს. შენახვა ისედაც დაჯავშნა არის.</w:t>
+      </w:r>
     </w:p>
     <w:p>
       <w:pPr>
@@ -2249,7 +2387,6 @@
           <w:szCs w:val="22"/>
           <w:lang w:val="ka-GE"/>
         </w:rPr>
-        <w:lastRenderedPageBreak/>
         <w:br/>
         <w:t xml:space="preserve">ამ გვერდზე </w:t>
       </w:r>
@@ -2544,7 +2681,7 @@
                     <pic:cNvPicPr/>
                   </pic:nvPicPr>
                   <pic:blipFill>
-                    <a:blip r:embed="rId22">
+                    <a:blip r:embed="rId24">
                       <a:extLst>
                         <a:ext uri="{28A0092B-C50C-407E-A947-70E740481C1C}">
                           <a14:useLocalDpi xmlns:a14="http://schemas.microsoft.com/office/drawing/2010/main" val="0"/>
@@ -3036,7 +3173,6 @@
           <w:szCs w:val="22"/>
           <w:lang w:val="ka-GE"/>
         </w:rPr>
-        <w:lastRenderedPageBreak/>
         <w:t xml:space="preserve">2 კვირით ადრე პროგრამამ </w:t>
       </w:r>
       <w:r>
@@ -7490,7 +7626,6 @@
                 <w:sz w:val="22"/>
                 <w:szCs w:val="22"/>
               </w:rPr>
-              <w:lastRenderedPageBreak/>
               <w:t>📄</w:t>
             </w:r>
             <w:r>
@@ -7774,6 +7909,7 @@
                 <w:sz w:val="22"/>
                 <w:szCs w:val="22"/>
               </w:rPr>
+              <w:lastRenderedPageBreak/>
               <w:t>დანარჩენი</w:t>
             </w:r>
             <w:proofErr w:type="spellEnd"/>
@@ -7964,6 +8100,7 @@
                 <w:sz w:val="22"/>
                 <w:szCs w:val="22"/>
               </w:rPr>
+              <w:lastRenderedPageBreak/>
               <w:t>✅</w:t>
             </w:r>
             <w:r>
@@ -8287,6 +8424,7 @@
                 <w:sz w:val="22"/>
                 <w:szCs w:val="22"/>
               </w:rPr>
+              <w:lastRenderedPageBreak/>
               <w:t>არასამუშაო</w:t>
             </w:r>
             <w:proofErr w:type="spellEnd"/>
@@ -8567,6 +8705,7 @@
                 <w:sz w:val="22"/>
                 <w:szCs w:val="22"/>
               </w:rPr>
+              <w:lastRenderedPageBreak/>
               <w:t>„</w:t>
             </w:r>
             <w:proofErr w:type="spellStart"/>
@@ -13045,232 +13184,232 @@
                 <w:sz w:val="22"/>
                 <w:szCs w:val="22"/>
               </w:rPr>
+              <w:t>„</w:t>
+            </w:r>
+            <w:proofErr w:type="spellStart"/>
+            <w:r>
+              <w:rPr>
+                <w:rFonts w:ascii="Sylfaen" w:hAnsi="Sylfaen" w:cs="Sylfaen"/>
+                <w:sz w:val="22"/>
+                <w:szCs w:val="22"/>
+              </w:rPr>
+              <w:t>დაემატოს</w:t>
+            </w:r>
+            <w:proofErr w:type="spellEnd"/>
+            <w:r>
+              <w:rPr>
+                <w:rFonts w:ascii="Helvetica" w:hAnsi="Helvetica"/>
+                <w:sz w:val="22"/>
+                <w:szCs w:val="22"/>
+              </w:rPr>
+              <w:t xml:space="preserve"> </w:t>
+            </w:r>
+            <w:proofErr w:type="spellStart"/>
+            <w:r>
+              <w:rPr>
+                <w:rFonts w:ascii="Sylfaen" w:hAnsi="Sylfaen" w:cs="Sylfaen"/>
+                <w:sz w:val="22"/>
+                <w:szCs w:val="22"/>
+              </w:rPr>
+              <w:t>ღილაკი</w:t>
+            </w:r>
+            <w:proofErr w:type="spellEnd"/>
+            <w:r>
+              <w:rPr>
+                <w:rFonts w:ascii="Helvetica" w:hAnsi="Helvetica"/>
+                <w:sz w:val="22"/>
+                <w:szCs w:val="22"/>
+              </w:rPr>
+              <w:t xml:space="preserve"> </w:t>
+            </w:r>
+            <w:proofErr w:type="spellStart"/>
+            <w:r>
+              <w:rPr>
+                <w:rFonts w:ascii="Sylfaen" w:hAnsi="Sylfaen" w:cs="Sylfaen"/>
+                <w:sz w:val="22"/>
+                <w:szCs w:val="22"/>
+              </w:rPr>
+              <w:t>ვიზიტების</w:t>
+            </w:r>
+            <w:proofErr w:type="spellEnd"/>
+            <w:r>
+              <w:rPr>
+                <w:rFonts w:ascii="Helvetica" w:hAnsi="Helvetica"/>
+                <w:sz w:val="22"/>
+                <w:szCs w:val="22"/>
+              </w:rPr>
+              <w:t xml:space="preserve"> </w:t>
+            </w:r>
+            <w:proofErr w:type="spellStart"/>
+            <w:r>
+              <w:rPr>
+                <w:rFonts w:ascii="Sylfaen" w:hAnsi="Sylfaen" w:cs="Sylfaen"/>
+                <w:sz w:val="22"/>
+                <w:szCs w:val="22"/>
+              </w:rPr>
+              <w:t>ისტორია</w:t>
+            </w:r>
+            <w:proofErr w:type="spellEnd"/>
+            <w:r>
+              <w:rPr>
+                <w:rFonts w:ascii="Helvetica" w:hAnsi="Helvetica"/>
+                <w:sz w:val="22"/>
+                <w:szCs w:val="22"/>
+              </w:rPr>
+              <w:t xml:space="preserve"> (</w:t>
+            </w:r>
+            <w:proofErr w:type="spellStart"/>
+            <w:r>
+              <w:rPr>
+                <w:rFonts w:ascii="Sylfaen" w:hAnsi="Sylfaen" w:cs="Sylfaen"/>
+                <w:sz w:val="22"/>
+                <w:szCs w:val="22"/>
+              </w:rPr>
+              <w:t>თარიღი</w:t>
+            </w:r>
+            <w:proofErr w:type="spellEnd"/>
+            <w:r>
+              <w:rPr>
+                <w:rFonts w:ascii="Helvetica" w:hAnsi="Helvetica"/>
+                <w:sz w:val="22"/>
+                <w:szCs w:val="22"/>
+              </w:rPr>
+              <w:t xml:space="preserve">, </w:t>
+            </w:r>
+            <w:proofErr w:type="spellStart"/>
+            <w:r>
+              <w:rPr>
+                <w:rFonts w:ascii="Sylfaen" w:hAnsi="Sylfaen" w:cs="Sylfaen"/>
+                <w:sz w:val="22"/>
+                <w:szCs w:val="22"/>
+              </w:rPr>
+              <w:t>ექიმი</w:t>
+            </w:r>
+            <w:proofErr w:type="spellEnd"/>
+            <w:r>
+              <w:rPr>
+                <w:rFonts w:ascii="Helvetica" w:hAnsi="Helvetica"/>
+                <w:sz w:val="22"/>
+                <w:szCs w:val="22"/>
+              </w:rPr>
+              <w:t xml:space="preserve">, </w:t>
+            </w:r>
+            <w:proofErr w:type="spellStart"/>
+            <w:r>
+              <w:rPr>
+                <w:rFonts w:ascii="Sylfaen" w:hAnsi="Sylfaen" w:cs="Sylfaen"/>
+                <w:sz w:val="22"/>
+                <w:szCs w:val="22"/>
+              </w:rPr>
+              <w:t>მანიპულაცია</w:t>
+            </w:r>
+            <w:proofErr w:type="spellEnd"/>
+            <w:r>
+              <w:rPr>
+                <w:rFonts w:ascii="Helvetica" w:hAnsi="Helvetica"/>
+                <w:sz w:val="22"/>
+                <w:szCs w:val="22"/>
+              </w:rPr>
+              <w:t xml:space="preserve">, </w:t>
+            </w:r>
+            <w:proofErr w:type="spellStart"/>
+            <w:r>
+              <w:rPr>
+                <w:rFonts w:ascii="Sylfaen" w:hAnsi="Sylfaen" w:cs="Sylfaen"/>
+                <w:sz w:val="22"/>
+                <w:szCs w:val="22"/>
+              </w:rPr>
+              <w:t>დიაგნოზი</w:t>
+            </w:r>
+            <w:proofErr w:type="spellEnd"/>
+            <w:r>
+              <w:rPr>
+                <w:rFonts w:ascii="Helvetica" w:hAnsi="Helvetica"/>
+                <w:sz w:val="22"/>
+                <w:szCs w:val="22"/>
+              </w:rPr>
+              <w:t xml:space="preserve">, </w:t>
+            </w:r>
+            <w:proofErr w:type="spellStart"/>
+            <w:r>
+              <w:rPr>
+                <w:rFonts w:ascii="Sylfaen" w:hAnsi="Sylfaen" w:cs="Sylfaen"/>
+                <w:sz w:val="22"/>
+                <w:szCs w:val="22"/>
+              </w:rPr>
+              <w:t>კბილის</w:t>
+            </w:r>
+            <w:proofErr w:type="spellEnd"/>
+            <w:r>
+              <w:rPr>
+                <w:rFonts w:ascii="Helvetica" w:hAnsi="Helvetica"/>
+                <w:sz w:val="22"/>
+                <w:szCs w:val="22"/>
+              </w:rPr>
+              <w:t xml:space="preserve"> </w:t>
+            </w:r>
+            <w:proofErr w:type="spellStart"/>
+            <w:r>
+              <w:rPr>
+                <w:rFonts w:ascii="Sylfaen" w:hAnsi="Sylfaen" w:cs="Sylfaen"/>
+                <w:sz w:val="22"/>
+                <w:szCs w:val="22"/>
+              </w:rPr>
+              <w:t>ნომერი</w:t>
+            </w:r>
+            <w:proofErr w:type="spellEnd"/>
+            <w:r>
+              <w:rPr>
+                <w:rFonts w:ascii="Helvetica" w:hAnsi="Helvetica"/>
+                <w:sz w:val="22"/>
+                <w:szCs w:val="22"/>
+              </w:rPr>
+              <w:t xml:space="preserve">, </w:t>
+            </w:r>
+            <w:proofErr w:type="spellStart"/>
+            <w:r>
+              <w:rPr>
+                <w:rFonts w:ascii="Sylfaen" w:hAnsi="Sylfaen" w:cs="Sylfaen"/>
+                <w:sz w:val="22"/>
+                <w:szCs w:val="22"/>
+              </w:rPr>
+              <w:t>შესრულება</w:t>
+            </w:r>
+            <w:proofErr w:type="spellEnd"/>
+            <w:r>
+              <w:rPr>
+                <w:rFonts w:ascii="Helvetica" w:hAnsi="Helvetica"/>
+                <w:sz w:val="22"/>
+                <w:szCs w:val="22"/>
+              </w:rPr>
+              <w:t xml:space="preserve">, </w:t>
+            </w:r>
+            <w:proofErr w:type="spellStart"/>
+            <w:r>
+              <w:rPr>
+                <w:rFonts w:ascii="Sylfaen" w:hAnsi="Sylfaen" w:cs="Sylfaen"/>
+                <w:sz w:val="22"/>
+                <w:szCs w:val="22"/>
+              </w:rPr>
+              <w:t>გადახდილი</w:t>
+            </w:r>
+            <w:proofErr w:type="spellEnd"/>
+            <w:r>
+              <w:rPr>
+                <w:rFonts w:ascii="Helvetica" w:hAnsi="Helvetica"/>
+                <w:sz w:val="22"/>
+                <w:szCs w:val="22"/>
+              </w:rPr>
+              <w:t xml:space="preserve"> </w:t>
+            </w:r>
+            <w:proofErr w:type="spellStart"/>
+            <w:r>
+              <w:rPr>
+                <w:rFonts w:ascii="Sylfaen" w:hAnsi="Sylfaen" w:cs="Sylfaen"/>
+                <w:sz w:val="22"/>
+                <w:szCs w:val="22"/>
+              </w:rPr>
               <w:lastRenderedPageBreak/>
-              <w:t>„</w:t>
-            </w:r>
-            <w:proofErr w:type="spellStart"/>
-            <w:r>
-              <w:rPr>
-                <w:rFonts w:ascii="Sylfaen" w:hAnsi="Sylfaen" w:cs="Sylfaen"/>
-                <w:sz w:val="22"/>
-                <w:szCs w:val="22"/>
-              </w:rPr>
-              <w:t>დაემატოს</w:t>
-            </w:r>
-            <w:proofErr w:type="spellEnd"/>
-            <w:r>
-              <w:rPr>
-                <w:rFonts w:ascii="Helvetica" w:hAnsi="Helvetica"/>
-                <w:sz w:val="22"/>
-                <w:szCs w:val="22"/>
-              </w:rPr>
-              <w:t xml:space="preserve"> </w:t>
-            </w:r>
-            <w:proofErr w:type="spellStart"/>
-            <w:r>
-              <w:rPr>
-                <w:rFonts w:ascii="Sylfaen" w:hAnsi="Sylfaen" w:cs="Sylfaen"/>
-                <w:sz w:val="22"/>
-                <w:szCs w:val="22"/>
-              </w:rPr>
-              <w:t>ღილაკი</w:t>
-            </w:r>
-            <w:proofErr w:type="spellEnd"/>
-            <w:r>
-              <w:rPr>
-                <w:rFonts w:ascii="Helvetica" w:hAnsi="Helvetica"/>
-                <w:sz w:val="22"/>
-                <w:szCs w:val="22"/>
-              </w:rPr>
-              <w:t xml:space="preserve"> </w:t>
-            </w:r>
-            <w:proofErr w:type="spellStart"/>
-            <w:r>
-              <w:rPr>
-                <w:rFonts w:ascii="Sylfaen" w:hAnsi="Sylfaen" w:cs="Sylfaen"/>
-                <w:sz w:val="22"/>
-                <w:szCs w:val="22"/>
-              </w:rPr>
-              <w:t>ვიზიტების</w:t>
-            </w:r>
-            <w:proofErr w:type="spellEnd"/>
-            <w:r>
-              <w:rPr>
-                <w:rFonts w:ascii="Helvetica" w:hAnsi="Helvetica"/>
-                <w:sz w:val="22"/>
-                <w:szCs w:val="22"/>
-              </w:rPr>
-              <w:t xml:space="preserve"> </w:t>
-            </w:r>
-            <w:proofErr w:type="spellStart"/>
-            <w:r>
-              <w:rPr>
-                <w:rFonts w:ascii="Sylfaen" w:hAnsi="Sylfaen" w:cs="Sylfaen"/>
-                <w:sz w:val="22"/>
-                <w:szCs w:val="22"/>
-              </w:rPr>
-              <w:t>ისტორია</w:t>
-            </w:r>
-            <w:proofErr w:type="spellEnd"/>
-            <w:r>
-              <w:rPr>
-                <w:rFonts w:ascii="Helvetica" w:hAnsi="Helvetica"/>
-                <w:sz w:val="22"/>
-                <w:szCs w:val="22"/>
-              </w:rPr>
-              <w:t xml:space="preserve"> (</w:t>
-            </w:r>
-            <w:proofErr w:type="spellStart"/>
-            <w:r>
-              <w:rPr>
-                <w:rFonts w:ascii="Sylfaen" w:hAnsi="Sylfaen" w:cs="Sylfaen"/>
-                <w:sz w:val="22"/>
-                <w:szCs w:val="22"/>
-              </w:rPr>
-              <w:t>თარიღი</w:t>
-            </w:r>
-            <w:proofErr w:type="spellEnd"/>
-            <w:r>
-              <w:rPr>
-                <w:rFonts w:ascii="Helvetica" w:hAnsi="Helvetica"/>
-                <w:sz w:val="22"/>
-                <w:szCs w:val="22"/>
-              </w:rPr>
-              <w:t xml:space="preserve">, </w:t>
-            </w:r>
-            <w:proofErr w:type="spellStart"/>
-            <w:r>
-              <w:rPr>
-                <w:rFonts w:ascii="Sylfaen" w:hAnsi="Sylfaen" w:cs="Sylfaen"/>
-                <w:sz w:val="22"/>
-                <w:szCs w:val="22"/>
-              </w:rPr>
-              <w:t>ექიმი</w:t>
-            </w:r>
-            <w:proofErr w:type="spellEnd"/>
-            <w:r>
-              <w:rPr>
-                <w:rFonts w:ascii="Helvetica" w:hAnsi="Helvetica"/>
-                <w:sz w:val="22"/>
-                <w:szCs w:val="22"/>
-              </w:rPr>
-              <w:t xml:space="preserve">, </w:t>
-            </w:r>
-            <w:proofErr w:type="spellStart"/>
-            <w:r>
-              <w:rPr>
-                <w:rFonts w:ascii="Sylfaen" w:hAnsi="Sylfaen" w:cs="Sylfaen"/>
-                <w:sz w:val="22"/>
-                <w:szCs w:val="22"/>
-              </w:rPr>
-              <w:t>მანიპულაცია</w:t>
-            </w:r>
-            <w:proofErr w:type="spellEnd"/>
-            <w:r>
-              <w:rPr>
-                <w:rFonts w:ascii="Helvetica" w:hAnsi="Helvetica"/>
-                <w:sz w:val="22"/>
-                <w:szCs w:val="22"/>
-              </w:rPr>
-              <w:t xml:space="preserve">, </w:t>
-            </w:r>
-            <w:proofErr w:type="spellStart"/>
-            <w:r>
-              <w:rPr>
-                <w:rFonts w:ascii="Sylfaen" w:hAnsi="Sylfaen" w:cs="Sylfaen"/>
-                <w:sz w:val="22"/>
-                <w:szCs w:val="22"/>
-              </w:rPr>
-              <w:t>დიაგნოზი</w:t>
-            </w:r>
-            <w:proofErr w:type="spellEnd"/>
-            <w:r>
-              <w:rPr>
-                <w:rFonts w:ascii="Helvetica" w:hAnsi="Helvetica"/>
-                <w:sz w:val="22"/>
-                <w:szCs w:val="22"/>
-              </w:rPr>
-              <w:t xml:space="preserve">, </w:t>
-            </w:r>
-            <w:proofErr w:type="spellStart"/>
-            <w:r>
-              <w:rPr>
-                <w:rFonts w:ascii="Sylfaen" w:hAnsi="Sylfaen" w:cs="Sylfaen"/>
-                <w:sz w:val="22"/>
-                <w:szCs w:val="22"/>
-              </w:rPr>
-              <w:t>კბილის</w:t>
-            </w:r>
-            <w:proofErr w:type="spellEnd"/>
-            <w:r>
-              <w:rPr>
-                <w:rFonts w:ascii="Helvetica" w:hAnsi="Helvetica"/>
-                <w:sz w:val="22"/>
-                <w:szCs w:val="22"/>
-              </w:rPr>
-              <w:t xml:space="preserve"> </w:t>
-            </w:r>
-            <w:proofErr w:type="spellStart"/>
-            <w:r>
-              <w:rPr>
-                <w:rFonts w:ascii="Sylfaen" w:hAnsi="Sylfaen" w:cs="Sylfaen"/>
-                <w:sz w:val="22"/>
-                <w:szCs w:val="22"/>
-              </w:rPr>
-              <w:t>ნომერი</w:t>
-            </w:r>
-            <w:proofErr w:type="spellEnd"/>
-            <w:r>
-              <w:rPr>
-                <w:rFonts w:ascii="Helvetica" w:hAnsi="Helvetica"/>
-                <w:sz w:val="22"/>
-                <w:szCs w:val="22"/>
-              </w:rPr>
-              <w:t xml:space="preserve">, </w:t>
-            </w:r>
-            <w:proofErr w:type="spellStart"/>
-            <w:r>
-              <w:rPr>
-                <w:rFonts w:ascii="Sylfaen" w:hAnsi="Sylfaen" w:cs="Sylfaen"/>
-                <w:sz w:val="22"/>
-                <w:szCs w:val="22"/>
-              </w:rPr>
-              <w:t>შესრულება</w:t>
-            </w:r>
-            <w:proofErr w:type="spellEnd"/>
-            <w:r>
-              <w:rPr>
-                <w:rFonts w:ascii="Helvetica" w:hAnsi="Helvetica"/>
-                <w:sz w:val="22"/>
-                <w:szCs w:val="22"/>
-              </w:rPr>
-              <w:t xml:space="preserve">, </w:t>
-            </w:r>
-            <w:proofErr w:type="spellStart"/>
-            <w:r>
-              <w:rPr>
-                <w:rFonts w:ascii="Sylfaen" w:hAnsi="Sylfaen" w:cs="Sylfaen"/>
-                <w:sz w:val="22"/>
-                <w:szCs w:val="22"/>
-              </w:rPr>
-              <w:t>გადახდილი</w:t>
-            </w:r>
-            <w:proofErr w:type="spellEnd"/>
-            <w:r>
-              <w:rPr>
-                <w:rFonts w:ascii="Helvetica" w:hAnsi="Helvetica"/>
-                <w:sz w:val="22"/>
-                <w:szCs w:val="22"/>
-              </w:rPr>
-              <w:t xml:space="preserve"> </w:t>
-            </w:r>
-            <w:proofErr w:type="spellStart"/>
-            <w:r>
-              <w:rPr>
-                <w:rFonts w:ascii="Sylfaen" w:hAnsi="Sylfaen" w:cs="Sylfaen"/>
-                <w:sz w:val="22"/>
-                <w:szCs w:val="22"/>
-              </w:rPr>
               <w:t>თანხა</w:t>
             </w:r>
             <w:proofErr w:type="spellEnd"/>
@@ -13461,6 +13600,7 @@
                 <w:sz w:val="22"/>
                 <w:szCs w:val="22"/>
               </w:rPr>
+              <w:lastRenderedPageBreak/>
               <w:t>✅</w:t>
             </w:r>
             <w:r>
@@ -13827,7 +13967,16 @@
                 <w:sz w:val="22"/>
                 <w:szCs w:val="22"/>
               </w:rPr>
-              <w:t xml:space="preserve"> (</w:t>
+              <w:t xml:space="preserve"> </w:t>
+            </w:r>
+            <w:r>
+              <w:rPr>
+                <w:rFonts w:ascii="Helvetica" w:hAnsi="Helvetica"/>
+                <w:sz w:val="22"/>
+                <w:szCs w:val="22"/>
+              </w:rPr>
+              <w:lastRenderedPageBreak/>
+              <w:t>(</w:t>
             </w:r>
             <w:proofErr w:type="spellStart"/>
             <w:r>
@@ -14142,6 +14291,7 @@
                 <w:sz w:val="22"/>
                 <w:szCs w:val="22"/>
               </w:rPr>
+              <w:lastRenderedPageBreak/>
               <w:t>„</w:t>
             </w:r>
             <w:proofErr w:type="spellStart"/>
@@ -18183,7 +18333,6 @@
                 <w:sz w:val="22"/>
                 <w:szCs w:val="22"/>
               </w:rPr>
-              <w:lastRenderedPageBreak/>
               <w:t>ხმით</w:t>
             </w:r>
             <w:proofErr w:type="spellEnd"/>
@@ -18340,7 +18489,6 @@
                 <w:sz w:val="22"/>
                 <w:szCs w:val="22"/>
               </w:rPr>
-              <w:lastRenderedPageBreak/>
               <w:t>„</w:t>
             </w:r>
             <w:proofErr w:type="spellStart"/>
@@ -18617,6 +18765,7 @@
                 <w:sz w:val="22"/>
                 <w:szCs w:val="22"/>
               </w:rPr>
+              <w:lastRenderedPageBreak/>
               <w:t>მიხედვით</w:t>
             </w:r>
             <w:proofErr w:type="spellEnd"/>
@@ -18771,6 +18920,7 @@
                 <w:sz w:val="22"/>
                 <w:szCs w:val="22"/>
               </w:rPr>
+              <w:lastRenderedPageBreak/>
               <w:t>„</w:t>
             </w:r>
             <w:proofErr w:type="spellStart"/>

--- a/docs/28.08.26.docx
+++ b/docs/28.08.26.docx
@@ -2236,16 +2236,36 @@
           <w:szCs w:val="22"/>
           <w:lang w:val="ka-GE"/>
         </w:rPr>
-        <w:t>ნაცვლად იყოს „დაჯავშნე“</w:t>
-      </w:r>
-      <w:r>
-        <w:rPr>
-          <w:rFonts w:ascii="Helvetica" w:hAnsi="Helvetica"/>
-          <w:sz w:val="22"/>
-          <w:szCs w:val="22"/>
-          <w:lang w:val="ka-GE"/>
-        </w:rPr>
-        <w:t xml:space="preserve"> &gt;&gt; </w:t>
+        <w:t>ნაცვლად იყოს „</w:t>
+      </w:r>
+      <w:proofErr w:type="gramStart"/>
+      <w:r>
+        <w:rPr>
+          <w:rFonts w:ascii="Helvetica" w:hAnsi="Helvetica"/>
+          <w:sz w:val="22"/>
+          <w:szCs w:val="22"/>
+          <w:lang w:val="ka-GE"/>
+        </w:rPr>
+        <w:t>დაჯავშნე“</w:t>
+      </w:r>
+      <w:r>
+        <w:rPr>
+          <w:rFonts w:ascii="Helvetica" w:hAnsi="Helvetica"/>
+          <w:sz w:val="22"/>
+          <w:szCs w:val="22"/>
+          <w:lang w:val="ka-GE"/>
+        </w:rPr>
+        <w:t xml:space="preserve"> &gt;</w:t>
+      </w:r>
+      <w:proofErr w:type="gramEnd"/>
+      <w:r>
+        <w:rPr>
+          <w:rFonts w:ascii="Helvetica" w:hAnsi="Helvetica"/>
+          <w:sz w:val="22"/>
+          <w:szCs w:val="22"/>
+          <w:lang w:val="ka-GE"/>
+        </w:rPr>
+        <w:t xml:space="preserve">&gt; </w:t>
       </w:r>
       <w:r>
         <w:rPr>
@@ -2413,11 +2433,78 @@
         </w:rPr>
         <w:t xml:space="preserve"> - ექიმის მიხედვთ</w:t>
       </w:r>
+      <w:r>
+        <w:rPr>
+          <w:rFonts w:ascii="Helvetica" w:hAnsi="Helvetica"/>
+          <w:sz w:val="22"/>
+          <w:szCs w:val="22"/>
+          <w:lang w:val="ka-GE"/>
+        </w:rPr>
+        <w:t xml:space="preserve"> &gt;&gt;&gt;</w:t>
+      </w:r>
+      <w:r>
+        <w:rPr>
+          <w:noProof/>
+        </w:rPr>
+        <w:drawing>
+          <wp:inline distT="0" distB="0" distL="0" distR="0" wp14:anchorId="481CBC68" wp14:editId="0DB7246E">
+            <wp:extent cx="5727700" cy="2693035"/>
+            <wp:effectExtent l="0" t="0" r="6350" b="0"/>
+            <wp:docPr id="1022264430" name="Picture 1" descr="The image displays a user interface with a reservation or waitlist form for dental services, showing dates, doctor names, and options to add or remove entries.&#10;&#10;AI-generated content may be incorrect."/>
+            <wp:cNvGraphicFramePr>
+              <a:graphicFrameLocks xmlns:a="http://schemas.openxmlformats.org/drawingml/2006/main" noChangeAspect="1"/>
+            </wp:cNvGraphicFramePr>
+            <a:graphic xmlns:a="http://schemas.openxmlformats.org/drawingml/2006/main">
+              <a:graphicData uri="http://schemas.openxmlformats.org/drawingml/2006/picture">
+                <pic:pic xmlns:pic="http://schemas.openxmlformats.org/drawingml/2006/picture">
+                  <pic:nvPicPr>
+                    <pic:cNvPr id="1022264430" name="Picture 1" descr="The image displays a user interface with a reservation or waitlist form for dental services, showing dates, doctor names, and options to add or remove entries.&#10;&#10;AI-generated content may be incorrect."/>
+                    <pic:cNvPicPr/>
+                  </pic:nvPicPr>
+                  <pic:blipFill>
+                    <a:blip r:embed="rId25"/>
+                    <a:stretch>
+                      <a:fillRect/>
+                    </a:stretch>
+                  </pic:blipFill>
+                  <pic:spPr>
+                    <a:xfrm>
+                      <a:off x="0" y="0"/>
+                      <a:ext cx="5727700" cy="2693035"/>
+                    </a:xfrm>
+                    <a:prstGeom prst="rect">
+                      <a:avLst/>
+                    </a:prstGeom>
+                  </pic:spPr>
+                </pic:pic>
+              </a:graphicData>
+            </a:graphic>
+          </wp:inline>
+        </w:drawing>
+      </w:r>
+      <w:r>
+        <w:rPr>
+          <w:rFonts w:ascii="Helvetica" w:hAnsi="Helvetica"/>
+          <w:sz w:val="22"/>
+          <w:szCs w:val="22"/>
+          <w:lang w:val="ka-GE"/>
+        </w:rPr>
+        <w:br/>
+      </w:r>
+      <w:r>
+        <w:rPr>
+          <w:rFonts w:ascii="Helvetica" w:hAnsi="Helvetica"/>
+          <w:sz w:val="22"/>
+          <w:szCs w:val="22"/>
+          <w:lang w:val="ka-GE"/>
+        </w:rPr>
+        <w:br/>
+      </w:r>
     </w:p>
     <w:p>
       <w:pPr>
         <w:rPr>
-          <w:rFonts w:ascii="Helvetica" w:hAnsi="Helvetica"/>
+          <w:rFonts w:ascii="Sylfaen" w:hAnsi="Sylfaen"/>
           <w:sz w:val="22"/>
           <w:szCs w:val="22"/>
           <w:lang w:val="ka-GE"/>
@@ -2469,6 +2556,54 @@
           <w:lang w:val="ka-GE"/>
         </w:rPr>
         <w:t>?</w:t>
+      </w:r>
+      <w:r>
+        <w:rPr>
+          <w:rFonts w:ascii="Helvetica" w:hAnsi="Helvetica"/>
+          <w:sz w:val="22"/>
+          <w:szCs w:val="22"/>
+          <w:lang w:val="ka-GE"/>
+        </w:rPr>
+        <w:t xml:space="preserve"> </w:t>
+      </w:r>
+      <w:r>
+        <w:rPr>
+          <w:rFonts w:ascii="Helvetica" w:hAnsi="Helvetica"/>
+          <w:sz w:val="22"/>
+          <w:szCs w:val="22"/>
+          <w:highlight w:val="yellow"/>
+          <w:lang w:val="ka-GE"/>
+        </w:rPr>
+        <w:t xml:space="preserve">&gt;&gt;&gt; </w:t>
+      </w:r>
+      <w:r>
+        <w:rPr>
+          <w:rFonts w:ascii="Sylfaen" w:hAnsi="Sylfaen"/>
+          <w:sz w:val="22"/>
+          <w:szCs w:val="22"/>
+          <w:highlight w:val="yellow"/>
+          <w:lang w:val="ka-GE"/>
+        </w:rPr>
+        <w:t>ეხლა ტაბს ქვია რეალიზაცია სადაც ქმნი ორდერს გაყიდვებზე. (ჯაგრისი და ეგეთები)</w:t>
+      </w:r>
+    </w:p>
+    <w:p>
+      <w:pPr>
+        <w:rPr>
+          <w:rFonts w:ascii="Helvetica" w:hAnsi="Helvetica"/>
+          <w:sz w:val="22"/>
+          <w:szCs w:val="22"/>
+          <w:lang w:val="ka-GE"/>
+        </w:rPr>
+      </w:pPr>
+      <w:r>
+        <w:rPr>
+          <w:rFonts w:ascii="Helvetica" w:hAnsi="Helvetica"/>
+          <w:sz w:val="22"/>
+          <w:szCs w:val="22"/>
+          <w:lang w:val="ka-GE"/>
+        </w:rPr>
+        <w:t xml:space="preserve"> </w:t>
       </w:r>
     </w:p>
     <w:p>
@@ -2485,17 +2620,47 @@
       <w:pPr>
         <w:rPr>
           <w:rFonts w:ascii="Helvetica" w:hAnsi="Helvetica"/>
+          <w:b/>
           <w:sz w:val="22"/>
           <w:szCs w:val="22"/>
           <w:lang w:val="ka-GE"/>
         </w:rPr>
       </w:pPr>
+      <w:r>
+        <w:rPr>
+          <w:rFonts w:ascii="Helvetica" w:hAnsi="Helvetica"/>
+          <w:b/>
+          <w:sz w:val="22"/>
+          <w:szCs w:val="22"/>
+          <w:lang w:val="ka-GE"/>
+        </w:rPr>
+        <w:br/>
+      </w:r>
+      <w:r>
+        <w:rPr>
+          <w:rFonts w:ascii="Helvetica" w:hAnsi="Helvetica"/>
+          <w:b/>
+          <w:sz w:val="22"/>
+          <w:szCs w:val="22"/>
+          <w:lang w:val="ka-GE"/>
+        </w:rPr>
+        <w:t>ვიზიტი</w:t>
+      </w:r>
+      <w:r>
+        <w:rPr>
+          <w:rFonts w:ascii="Helvetica" w:hAnsi="Helvetica"/>
+          <w:b/>
+          <w:sz w:val="22"/>
+          <w:szCs w:val="22"/>
+          <w:lang w:val="ka-GE"/>
+        </w:rPr>
+        <w:br/>
+      </w:r>
     </w:p>
     <w:p>
       <w:pPr>
         <w:rPr>
           <w:rFonts w:ascii="Helvetica" w:hAnsi="Helvetica"/>
-          <w:b/>
           <w:sz w:val="22"/>
           <w:szCs w:val="22"/>
           <w:lang w:val="ka-GE"/>
@@ -2504,46 +2669,6 @@
       <w:r>
         <w:rPr>
           <w:rFonts w:ascii="Helvetica" w:hAnsi="Helvetica"/>
-          <w:b/>
-          <w:sz w:val="22"/>
-          <w:szCs w:val="22"/>
-          <w:lang w:val="ka-GE"/>
-        </w:rPr>
-        <w:br/>
-      </w:r>
-      <w:r>
-        <w:rPr>
-          <w:rFonts w:ascii="Helvetica" w:hAnsi="Helvetica"/>
-          <w:b/>
-          <w:sz w:val="22"/>
-          <w:szCs w:val="22"/>
-          <w:lang w:val="ka-GE"/>
-        </w:rPr>
-        <w:t>ვიზიტი</w:t>
-      </w:r>
-      <w:r>
-        <w:rPr>
-          <w:rFonts w:ascii="Helvetica" w:hAnsi="Helvetica"/>
-          <w:b/>
-          <w:sz w:val="22"/>
-          <w:szCs w:val="22"/>
-          <w:lang w:val="ka-GE"/>
-        </w:rPr>
-        <w:br/>
-      </w:r>
-    </w:p>
-    <w:p>
-      <w:pPr>
-        <w:rPr>
-          <w:rFonts w:ascii="Helvetica" w:hAnsi="Helvetica"/>
-          <w:sz w:val="22"/>
-          <w:szCs w:val="22"/>
-          <w:lang w:val="ka-GE"/>
-        </w:rPr>
-      </w:pPr>
-      <w:r>
-        <w:rPr>
-          <w:rFonts w:ascii="Helvetica" w:hAnsi="Helvetica"/>
           <w:sz w:val="22"/>
           <w:szCs w:val="22"/>
           <w:lang w:val="ka-GE"/>
@@ -2647,7 +2772,17 @@
           <w:szCs w:val="22"/>
           <w:lang w:val="ka-GE"/>
         </w:rPr>
-        <w:t>არ შეიძლებოდეს პაციენტის ხელახალი რეგისტრაცია</w:t>
+        <w:t xml:space="preserve">არ შეიძლებოდეს პაციენტის ხელახალი </w:t>
+      </w:r>
+      <w:r>
+        <w:rPr>
+          <w:rFonts w:ascii="Helvetica" w:hAnsi="Helvetica"/>
+          <w:sz w:val="22"/>
+          <w:szCs w:val="22"/>
+          <w:lang w:val="ka-GE"/>
+        </w:rPr>
+        <w:lastRenderedPageBreak/>
+        <w:t>რეგისტრაცია</w:t>
       </w:r>
       <w:r>
         <w:rPr>
@@ -2724,7 +2859,7 @@
                     <pic:cNvPicPr/>
                   </pic:nvPicPr>
                   <pic:blipFill>
-                    <a:blip r:embed="rId25">
+                    <a:blip r:embed="rId26">
                       <a:extLst>
                         <a:ext uri="{28A0092B-C50C-407E-A947-70E740481C1C}">
                           <a14:useLocalDpi xmlns:a14="http://schemas.microsoft.com/office/drawing/2010/main" val="0"/>
@@ -2853,7 +2988,6 @@
           <w:szCs w:val="22"/>
           <w:lang w:val="ka-GE"/>
         </w:rPr>
-        <w:lastRenderedPageBreak/>
         <w:t xml:space="preserve">ისრების ნაცვლად მოქნილი ღილაკები გვჭირდება (მაგ. პაციენტის ანკეტაზე გადასასვლელად) </w:t>
       </w:r>
     </w:p>
@@ -2909,10 +3043,10 @@
           <w:noProof/>
         </w:rPr>
         <w:drawing>
-          <wp:inline distT="0" distB="0" distL="0" distR="0" wp14:anchorId="2F26091C" wp14:editId="23923CD0">
+          <wp:inline distT="0" distB="0" distL="0" distR="0" wp14:anchorId="2F26091C" wp14:editId="6FB89511">
             <wp:extent cx="5727700" cy="2909570"/>
             <wp:effectExtent l="0" t="0" r="6350" b="5080"/>
-            <wp:docPr id="1954035332" name="Picture 1"/>
+            <wp:docPr id="1954035332" name="Picture 1" descr="The image displays a user interface for an Odoo meeting, showing a scheduled appointment for Dr. Alex Morgan in Room 1, with a duration of 10 minutes, and includes options to view notes, diagnosis, and manage attendees.&#10;&#10;AI-generated content may be incorrect."/>
             <wp:cNvGraphicFramePr>
               <a:graphicFrameLocks xmlns:a="http://schemas.openxmlformats.org/drawingml/2006/main" noChangeAspect="1"/>
             </wp:cNvGraphicFramePr>
@@ -2920,11 +3054,11 @@
               <a:graphicData uri="http://schemas.openxmlformats.org/drawingml/2006/picture">
                 <pic:pic xmlns:pic="http://schemas.openxmlformats.org/drawingml/2006/picture">
                   <pic:nvPicPr>
-                    <pic:cNvPr id="1954035332" name=""/>
+                    <pic:cNvPr id="1954035332" name="Picture 1" descr="The image displays a user interface for an Odoo meeting, showing a scheduled appointment for Dr. Alex Morgan in Room 1, with a duration of 10 minutes, and includes options to view notes, diagnosis, and manage attendees.&#10;&#10;AI-generated content may be incorrect."/>
                     <pic:cNvPicPr/>
                   </pic:nvPicPr>
                   <pic:blipFill>
-                    <a:blip r:embed="rId26"/>
+                    <a:blip r:embed="rId27"/>
                     <a:stretch>
                       <a:fillRect/>
                     </a:stretch>
@@ -3088,6 +3222,46 @@
           <w:lang w:val="ka-GE"/>
         </w:rPr>
         <w:t>მეილის გაგზავნა - რა იგზავნება, რა დროს?</w:t>
+      </w:r>
+      <w:r>
+        <w:rPr>
+          <w:rFonts w:ascii="Helvetica" w:hAnsi="Helvetica"/>
+          <w:sz w:val="22"/>
+          <w:szCs w:val="22"/>
+          <w:lang w:val="ka-GE"/>
+        </w:rPr>
+        <w:t xml:space="preserve"> </w:t>
+      </w:r>
+      <w:r>
+        <w:rPr>
+          <w:rFonts w:ascii="Helvetica" w:hAnsi="Helvetica"/>
+          <w:sz w:val="22"/>
+          <w:szCs w:val="22"/>
+          <w:highlight w:val="yellow"/>
+          <w:lang w:val="ka-GE"/>
+        </w:rPr>
+        <w:t xml:space="preserve">&gt;&gt; </w:t>
+      </w:r>
+      <w:r>
+        <w:rPr>
+          <w:rFonts w:ascii="Sylfaen" w:hAnsi="Sylfaen"/>
+          <w:sz w:val="22"/>
+          <w:szCs w:val="22"/>
+          <w:highlight w:val="yellow"/>
+          <w:lang w:val="ka-GE"/>
+        </w:rPr>
+        <w:t xml:space="preserve">ეხლა არაფერი არ იგზავნება. </w:t>
+      </w:r>
+      <w:r>
+        <w:rPr>
+          <w:rFonts w:ascii="Sylfaen" w:hAnsi="Sylfaen"/>
+          <w:sz w:val="22"/>
+          <w:szCs w:val="22"/>
+          <w:highlight w:val="yellow"/>
+          <w:lang w:val="ka-GE"/>
+        </w:rPr>
+        <w:lastRenderedPageBreak/>
+        <w:t>ფუქნციურად დევს და რასაც ვიტყვით გავაგზავნით</w:t>
       </w:r>
       <w:r>
         <w:rPr>

--- a/docs/28.08.26.docx
+++ b/docs/28.08.26.docx
@@ -2603,7 +2603,48 @@
           <w:szCs w:val="22"/>
           <w:lang w:val="ka-GE"/>
         </w:rPr>
+        <w:lastRenderedPageBreak/>
         <w:t xml:space="preserve"> </w:t>
+      </w:r>
+      <w:r>
+        <w:rPr>
+          <w:noProof/>
+        </w:rPr>
+        <w:drawing>
+          <wp:inline distT="0" distB="0" distL="0" distR="0" wp14:anchorId="2D613731" wp14:editId="23020562">
+            <wp:extent cx="5727700" cy="2781300"/>
+            <wp:effectExtent l="0" t="0" r="6350" b="0"/>
+            <wp:docPr id="547769610" name="Picture 1"/>
+            <wp:cNvGraphicFramePr>
+              <a:graphicFrameLocks xmlns:a="http://schemas.openxmlformats.org/drawingml/2006/main" noChangeAspect="1"/>
+            </wp:cNvGraphicFramePr>
+            <a:graphic xmlns:a="http://schemas.openxmlformats.org/drawingml/2006/main">
+              <a:graphicData uri="http://schemas.openxmlformats.org/drawingml/2006/picture">
+                <pic:pic xmlns:pic="http://schemas.openxmlformats.org/drawingml/2006/picture">
+                  <pic:nvPicPr>
+                    <pic:cNvPr id="547769610" name=""/>
+                    <pic:cNvPicPr/>
+                  </pic:nvPicPr>
+                  <pic:blipFill>
+                    <a:blip r:embed="rId26"/>
+                    <a:stretch>
+                      <a:fillRect/>
+                    </a:stretch>
+                  </pic:blipFill>
+                  <pic:spPr>
+                    <a:xfrm>
+                      <a:off x="0" y="0"/>
+                      <a:ext cx="5727700" cy="2781300"/>
+                    </a:xfrm>
+                    <a:prstGeom prst="rect">
+                      <a:avLst/>
+                    </a:prstGeom>
+                  </pic:spPr>
+                </pic:pic>
+              </a:graphicData>
+            </a:graphic>
+          </wp:inline>
+        </w:drawing>
       </w:r>
     </w:p>
     <w:p>
@@ -2772,17 +2813,88 @@
           <w:szCs w:val="22"/>
           <w:lang w:val="ka-GE"/>
         </w:rPr>
-        <w:t xml:space="preserve">არ შეიძლებოდეს პაციენტის ხელახალი </w:t>
-      </w:r>
-      <w:r>
-        <w:rPr>
-          <w:rFonts w:ascii="Helvetica" w:hAnsi="Helvetica"/>
-          <w:sz w:val="22"/>
-          <w:szCs w:val="22"/>
-          <w:lang w:val="ka-GE"/>
-        </w:rPr>
-        <w:lastRenderedPageBreak/>
-        <w:t>რეგისტრაცია</w:t>
+        <w:t>არ შეიძლებოდეს პაციენტის ხელახალი რეგისტრაცია</w:t>
+      </w:r>
+      <w:r>
+        <w:rPr>
+          <w:rFonts w:ascii="Helvetica" w:hAnsi="Helvetica"/>
+          <w:sz w:val="22"/>
+          <w:szCs w:val="22"/>
+          <w:lang w:val="ka-GE"/>
+        </w:rPr>
+        <w:t xml:space="preserve"> </w:t>
+      </w:r>
+      <w:r>
+        <w:rPr>
+          <w:rFonts w:ascii="Helvetica" w:hAnsi="Helvetica"/>
+          <w:sz w:val="22"/>
+          <w:szCs w:val="22"/>
+          <w:highlight w:val="yellow"/>
+          <w:lang w:val="ka-GE"/>
+        </w:rPr>
+        <w:t xml:space="preserve">&gt;&gt; </w:t>
+      </w:r>
+      <w:r>
+        <w:rPr>
+          <w:rFonts w:ascii="Sylfaen" w:hAnsi="Sylfaen"/>
+          <w:sz w:val="22"/>
+          <w:szCs w:val="22"/>
+          <w:highlight w:val="yellow"/>
+          <w:lang w:val="ka-GE"/>
+        </w:rPr>
+        <w:t>გაკეთებულია. შეზღუდულია</w:t>
+      </w:r>
+      <w:r>
+        <w:rPr>
+          <w:rFonts w:ascii="Sylfaen" w:hAnsi="Sylfaen"/>
+          <w:sz w:val="22"/>
+          <w:szCs w:val="22"/>
+          <w:lang w:val="ka-GE"/>
+        </w:rPr>
+        <w:t xml:space="preserve"> </w:t>
+      </w:r>
+      <w:r>
+        <w:rPr>
+          <w:rFonts w:ascii="Sylfaen" w:hAnsi="Sylfaen"/>
+          <w:sz w:val="22"/>
+          <w:szCs w:val="22"/>
+          <w:lang w:val="ka-GE"/>
+        </w:rPr>
+        <w:drawing>
+          <wp:inline distT="0" distB="0" distL="0" distR="0" wp14:anchorId="6E196868" wp14:editId="4DAC1F43">
+            <wp:extent cx="4744112" cy="2286319"/>
+            <wp:effectExtent l="0" t="0" r="0" b="0"/>
+            <wp:docPr id="315134298" name="Picture 1" descr="The image displays a validation error message indicating that a patient with the number 010101 has already been registered.&#10;&#10;AI-generated content may be incorrect."/>
+            <wp:cNvGraphicFramePr>
+              <a:graphicFrameLocks xmlns:a="http://schemas.openxmlformats.org/drawingml/2006/main" noChangeAspect="1"/>
+            </wp:cNvGraphicFramePr>
+            <a:graphic xmlns:a="http://schemas.openxmlformats.org/drawingml/2006/main">
+              <a:graphicData uri="http://schemas.openxmlformats.org/drawingml/2006/picture">
+                <pic:pic xmlns:pic="http://schemas.openxmlformats.org/drawingml/2006/picture">
+                  <pic:nvPicPr>
+                    <pic:cNvPr id="315134298" name="Picture 1" descr="The image displays a validation error message indicating that a patient with the number 010101 has already been registered.&#10;&#10;AI-generated content may be incorrect."/>
+                    <pic:cNvPicPr/>
+                  </pic:nvPicPr>
+                  <pic:blipFill>
+                    <a:blip r:embed="rId27"/>
+                    <a:stretch>
+                      <a:fillRect/>
+                    </a:stretch>
+                  </pic:blipFill>
+                  <pic:spPr>
+                    <a:xfrm>
+                      <a:off x="0" y="0"/>
+                      <a:ext cx="4744112" cy="2286319"/>
+                    </a:xfrm>
+                    <a:prstGeom prst="rect">
+                      <a:avLst/>
+                    </a:prstGeom>
+                  </pic:spPr>
+                </pic:pic>
+              </a:graphicData>
+            </a:graphic>
+          </wp:inline>
+        </w:drawing>
       </w:r>
       <w:r>
         <w:rPr>
@@ -2829,7 +2941,7 @@
     <w:p>
       <w:pPr>
         <w:rPr>
-          <w:rFonts w:ascii="Helvetica" w:hAnsi="Helvetica"/>
+          <w:rFonts w:ascii="Sylfaen" w:hAnsi="Sylfaen"/>
           <w:sz w:val="22"/>
           <w:szCs w:val="22"/>
           <w:lang w:val="ka-GE"/>
@@ -2843,6 +2955,7 @@
           <w:szCs w:val="22"/>
           <w:lang w:val="ka-GE"/>
         </w:rPr>
+        <w:lastRenderedPageBreak/>
         <w:drawing>
           <wp:inline distT="0" distB="0" distL="0" distR="0" wp14:anchorId="54AF04CD" wp14:editId="310FF411">
             <wp:extent cx="3587931" cy="1551760"/>
@@ -2859,7 +2972,7 @@
                     <pic:cNvPicPr/>
                   </pic:nvPicPr>
                   <pic:blipFill>
-                    <a:blip r:embed="rId26">
+                    <a:blip r:embed="rId28">
                       <a:extLst>
                         <a:ext uri="{28A0092B-C50C-407E-A947-70E740481C1C}">
                           <a14:useLocalDpi xmlns:a14="http://schemas.microsoft.com/office/drawing/2010/main" val="0"/>
@@ -2903,6 +3016,35 @@
         </w:rPr>
         <w:t>„პაციენტია“ - არ გვჭირდება</w:t>
       </w:r>
+      <w:r>
+        <w:rPr>
+          <w:rFonts w:ascii="Helvetica" w:hAnsi="Helvetica"/>
+          <w:sz w:val="22"/>
+          <w:szCs w:val="22"/>
+          <w:lang w:val="ka-GE"/>
+        </w:rPr>
+        <w:t xml:space="preserve"> &gt;</w:t>
+      </w:r>
+      <w:r>
+        <w:rPr>
+          <w:rFonts w:ascii="Helvetica" w:hAnsi="Helvetica"/>
+          <w:sz w:val="22"/>
+          <w:szCs w:val="22"/>
+          <w:highlight w:val="yellow"/>
+          <w:lang w:val="ka-GE"/>
+        </w:rPr>
+        <w:t xml:space="preserve">&gt; </w:t>
+      </w:r>
+      <w:r>
+        <w:rPr>
+          <w:rFonts w:ascii="Sylfaen" w:hAnsi="Sylfaen"/>
+          <w:sz w:val="22"/>
+          <w:szCs w:val="22"/>
+          <w:highlight w:val="yellow"/>
+          <w:lang w:val="ka-GE"/>
+        </w:rPr>
+        <w:t>ამოვაგდე ეს სკრინზე რაც არის ზედმეტი იყო</w:t>
+      </w:r>
     </w:p>
     <w:p>
       <w:pPr>
@@ -3058,7 +3200,7 @@
                     <pic:cNvPicPr/>
                   </pic:nvPicPr>
                   <pic:blipFill>
-                    <a:blip r:embed="rId27"/>
+                    <a:blip r:embed="rId29"/>
                     <a:stretch>
                       <a:fillRect/>
                     </a:stretch>
@@ -3250,7 +3392,207 @@
           <w:highlight w:val="yellow"/>
           <w:lang w:val="ka-GE"/>
         </w:rPr>
-        <w:t xml:space="preserve">ეხლა არაფერი არ იგზავნება. </w:t>
+        <w:t>ეხლა არაფერი არ იგზავნება. ფუქნციურად დევს და რასაც ვიტყვით გავაგზავნით</w:t>
+      </w:r>
+      <w:r>
+        <w:rPr>
+          <w:rFonts w:ascii="Helvetica" w:hAnsi="Helvetica"/>
+          <w:sz w:val="22"/>
+          <w:szCs w:val="22"/>
+          <w:lang w:val="ka-GE"/>
+        </w:rPr>
+        <w:br/>
+        <w:t xml:space="preserve">ჯავშნის მომენტში, ივნოისის გაგზავნა, მკურნალობის გაგზავნა, </w:t>
+      </w:r>
+      <w:r>
+        <w:rPr>
+          <w:rFonts w:ascii="Helvetica" w:hAnsi="Helvetica"/>
+          <w:sz w:val="22"/>
+          <w:szCs w:val="22"/>
+          <w:lang w:val="ka-GE"/>
+        </w:rPr>
+        <w:t>ფორმა 100-ის</w:t>
+      </w:r>
+      <w:r>
+        <w:rPr>
+          <w:rFonts w:ascii="Helvetica" w:hAnsi="Helvetica"/>
+          <w:sz w:val="22"/>
+          <w:szCs w:val="22"/>
+          <w:lang w:val="ka-GE"/>
+        </w:rPr>
+        <w:t xml:space="preserve"> გაგზავნა..</w:t>
+      </w:r>
+      <w:r>
+        <w:rPr>
+          <w:rFonts w:ascii="Helvetica" w:hAnsi="Helvetica"/>
+          <w:sz w:val="22"/>
+          <w:szCs w:val="22"/>
+          <w:lang w:val="ka-GE"/>
+        </w:rPr>
+        <w:br/>
+      </w:r>
+      <w:r>
+        <w:rPr>
+          <w:rFonts w:ascii="Helvetica" w:hAnsi="Helvetica"/>
+          <w:sz w:val="22"/>
+          <w:szCs w:val="22"/>
+          <w:lang w:val="ka-GE"/>
+        </w:rPr>
+        <w:br/>
+      </w:r>
+      <w:r>
+        <w:rPr>
+          <w:rFonts w:ascii="Helvetica" w:hAnsi="Helvetica"/>
+          <w:sz w:val="22"/>
+          <w:szCs w:val="22"/>
+          <w:lang w:val="ka-GE"/>
+        </w:rPr>
+        <w:t xml:space="preserve">პაციენტების ცალკე კატეგორიაა ე.წ. </w:t>
+      </w:r>
+      <w:r>
+        <w:rPr>
+          <w:rFonts w:ascii="Helvetica" w:hAnsi="Helvetica"/>
+          <w:sz w:val="22"/>
+          <w:szCs w:val="22"/>
+          <w:lang w:val="ka-GE"/>
+        </w:rPr>
+        <w:t>„დისპანსერიზაციის“ პაციენტები</w:t>
+      </w:r>
+      <w:r>
+        <w:rPr>
+          <w:rFonts w:ascii="Helvetica" w:hAnsi="Helvetica"/>
+          <w:sz w:val="22"/>
+          <w:szCs w:val="22"/>
+          <w:lang w:val="ka-GE"/>
+        </w:rPr>
+        <w:t xml:space="preserve">, რომელებით 6 თვეში ეწერებიან კონტროლზე, ესენი  (6 თვეში ჩაწერილები) </w:t>
+      </w:r>
+      <w:r>
+        <w:rPr>
+          <w:rFonts w:ascii="Helvetica" w:hAnsi="Helvetica"/>
+          <w:sz w:val="22"/>
+          <w:szCs w:val="22"/>
+          <w:lang w:val="ka-GE"/>
+        </w:rPr>
+        <w:t>სხვა ფერით</w:t>
+      </w:r>
+      <w:r>
+        <w:rPr>
+          <w:rFonts w:ascii="Helvetica" w:hAnsi="Helvetica"/>
+          <w:sz w:val="22"/>
+          <w:szCs w:val="22"/>
+          <w:lang w:val="ka-GE"/>
+        </w:rPr>
+        <w:t xml:space="preserve"> ინიშნებოდეს</w:t>
+      </w:r>
+      <w:r>
+        <w:rPr>
+          <w:rFonts w:ascii="Helvetica" w:hAnsi="Helvetica"/>
+          <w:sz w:val="22"/>
+          <w:szCs w:val="22"/>
+          <w:lang w:val="ka-GE"/>
+        </w:rPr>
+        <w:t xml:space="preserve"> </w:t>
+      </w:r>
+      <w:r>
+        <w:rPr>
+          <w:rFonts w:ascii="Helvetica" w:hAnsi="Helvetica"/>
+          <w:sz w:val="22"/>
+          <w:szCs w:val="22"/>
+          <w:lang w:val="ka-GE"/>
+        </w:rPr>
+        <w:lastRenderedPageBreak/>
+        <w:t>კალენდარში „</w:t>
+      </w:r>
+      <w:r>
+        <w:rPr>
+          <w:rFonts w:ascii="Helvetica" w:hAnsi="Helvetica"/>
+          <w:sz w:val="22"/>
+          <w:szCs w:val="22"/>
+          <w:lang w:val="ka-GE"/>
+        </w:rPr>
+        <w:t>სარეზერვო</w:t>
+      </w:r>
+      <w:r>
+        <w:rPr>
+          <w:rFonts w:ascii="Helvetica" w:hAnsi="Helvetica"/>
+          <w:sz w:val="22"/>
+          <w:szCs w:val="22"/>
+          <w:lang w:val="ka-GE"/>
+        </w:rPr>
+        <w:t xml:space="preserve">“ ველში ჩავარდეს, </w:t>
+      </w:r>
+      <w:r>
+        <w:rPr>
+          <w:rFonts w:ascii="Helvetica" w:hAnsi="Helvetica"/>
+          <w:sz w:val="22"/>
+          <w:szCs w:val="22"/>
+          <w:lang w:val="ka-GE"/>
+        </w:rPr>
+        <w:t xml:space="preserve"> </w:t>
+      </w:r>
+      <w:r>
+        <w:rPr>
+          <w:rFonts w:ascii="Helvetica" w:hAnsi="Helvetica"/>
+          <w:sz w:val="22"/>
+          <w:szCs w:val="22"/>
+          <w:lang w:val="ka-GE"/>
+        </w:rPr>
+        <w:t>მხოლოდ</w:t>
+      </w:r>
+      <w:r>
+        <w:rPr>
+          <w:rFonts w:ascii="Helvetica" w:hAnsi="Helvetica"/>
+          <w:sz w:val="22"/>
+          <w:szCs w:val="22"/>
+          <w:lang w:val="ka-GE"/>
+        </w:rPr>
+        <w:t xml:space="preserve"> დადასტურების შემდეგ </w:t>
+      </w:r>
+      <w:r>
+        <w:rPr>
+          <w:rFonts w:ascii="Helvetica" w:hAnsi="Helvetica"/>
+          <w:sz w:val="22"/>
+          <w:szCs w:val="22"/>
+          <w:lang w:val="ka-GE"/>
+        </w:rPr>
+        <w:t>გადავიდეს</w:t>
+      </w:r>
+      <w:r>
+        <w:rPr>
+          <w:rFonts w:ascii="Helvetica" w:hAnsi="Helvetica"/>
+          <w:sz w:val="22"/>
+          <w:szCs w:val="22"/>
+          <w:lang w:val="ka-GE"/>
+        </w:rPr>
+        <w:t xml:space="preserve"> </w:t>
+      </w:r>
+      <w:r>
+        <w:rPr>
+          <w:rFonts w:ascii="Helvetica" w:hAnsi="Helvetica"/>
+          <w:sz w:val="22"/>
+          <w:szCs w:val="22"/>
+          <w:lang w:val="ka-GE"/>
+        </w:rPr>
+        <w:t xml:space="preserve">მთავარ </w:t>
+      </w:r>
+      <w:r>
+        <w:rPr>
+          <w:rFonts w:ascii="Helvetica" w:hAnsi="Helvetica"/>
+          <w:sz w:val="22"/>
+          <w:szCs w:val="22"/>
+          <w:lang w:val="ka-GE"/>
+        </w:rPr>
+        <w:t>კალენდარში</w:t>
+      </w:r>
+      <w:r>
+        <w:rPr>
+          <w:rFonts w:ascii="Helvetica" w:hAnsi="Helvetica"/>
+          <w:sz w:val="22"/>
+          <w:szCs w:val="22"/>
+          <w:lang w:val="ka-GE"/>
+        </w:rPr>
+        <w:t>&gt;&gt;&gt;</w:t>
       </w:r>
       <w:r>
         <w:rPr>
@@ -3260,103 +3602,11 @@
           <w:highlight w:val="yellow"/>
           <w:lang w:val="ka-GE"/>
         </w:rPr>
-        <w:lastRenderedPageBreak/>
-        <w:t>ფუქნციურად დევს და რასაც ვიტყვით გავაგზავნით</w:t>
-      </w:r>
-      <w:r>
-        <w:rPr>
-          <w:rFonts w:ascii="Helvetica" w:hAnsi="Helvetica"/>
-          <w:sz w:val="22"/>
-          <w:szCs w:val="22"/>
-          <w:lang w:val="ka-GE"/>
-        </w:rPr>
-        <w:br/>
-        <w:t xml:space="preserve">ჯავშნის მომენტში, ივნოისის გაგზავნა, მკურნალობის გაგზავნა, </w:t>
-      </w:r>
-      <w:r>
-        <w:rPr>
-          <w:rFonts w:ascii="Helvetica" w:hAnsi="Helvetica"/>
-          <w:sz w:val="22"/>
-          <w:szCs w:val="22"/>
-          <w:lang w:val="ka-GE"/>
-        </w:rPr>
-        <w:t>ფორმა 100-ის</w:t>
-      </w:r>
-      <w:r>
-        <w:rPr>
-          <w:rFonts w:ascii="Helvetica" w:hAnsi="Helvetica"/>
-          <w:sz w:val="22"/>
-          <w:szCs w:val="22"/>
-          <w:lang w:val="ka-GE"/>
-        </w:rPr>
-        <w:t xml:space="preserve"> გაგზავნა..</w:t>
-      </w:r>
-      <w:r>
-        <w:rPr>
-          <w:rFonts w:ascii="Helvetica" w:hAnsi="Helvetica"/>
-          <w:sz w:val="22"/>
-          <w:szCs w:val="22"/>
-          <w:lang w:val="ka-GE"/>
-        </w:rPr>
-        <w:br/>
-      </w:r>
-      <w:r>
-        <w:rPr>
-          <w:rFonts w:ascii="Helvetica" w:hAnsi="Helvetica"/>
-          <w:sz w:val="22"/>
-          <w:szCs w:val="22"/>
-          <w:lang w:val="ka-GE"/>
-        </w:rPr>
-        <w:br/>
-      </w:r>
-      <w:r>
-        <w:rPr>
-          <w:rFonts w:ascii="Helvetica" w:hAnsi="Helvetica"/>
-          <w:sz w:val="22"/>
-          <w:szCs w:val="22"/>
-          <w:lang w:val="ka-GE"/>
-        </w:rPr>
-        <w:t xml:space="preserve">პაციენტების ცალკე კატეგორიაა ე.წ. </w:t>
-      </w:r>
-      <w:r>
-        <w:rPr>
-          <w:rFonts w:ascii="Helvetica" w:hAnsi="Helvetica"/>
-          <w:sz w:val="22"/>
-          <w:szCs w:val="22"/>
-          <w:lang w:val="ka-GE"/>
-        </w:rPr>
-        <w:t>„დისპანსერიზაციის“ პაციენტები</w:t>
-      </w:r>
-      <w:r>
-        <w:rPr>
-          <w:rFonts w:ascii="Helvetica" w:hAnsi="Helvetica"/>
-          <w:sz w:val="22"/>
-          <w:szCs w:val="22"/>
-          <w:lang w:val="ka-GE"/>
-        </w:rPr>
-        <w:t xml:space="preserve">, რომელებით 6 თვეში ეწერებიან კონტროლზე, ესენი  (6 თვეში ჩაწერილები) </w:t>
-      </w:r>
-      <w:r>
-        <w:rPr>
-          <w:rFonts w:ascii="Helvetica" w:hAnsi="Helvetica"/>
-          <w:sz w:val="22"/>
-          <w:szCs w:val="22"/>
-          <w:lang w:val="ka-GE"/>
-        </w:rPr>
-        <w:t>სხვა ფერით</w:t>
-      </w:r>
-      <w:r>
-        <w:rPr>
-          <w:rFonts w:ascii="Helvetica" w:hAnsi="Helvetica"/>
-          <w:sz w:val="22"/>
-          <w:szCs w:val="22"/>
-          <w:lang w:val="ka-GE"/>
-        </w:rPr>
-        <w:t xml:space="preserve"> ინიშნებოდეს</w:t>
-      </w:r>
-      <w:r>
-        <w:rPr>
-          <w:rFonts w:ascii="Helvetica" w:hAnsi="Helvetica"/>
+        <w:t>მას შემდეგ გადავა კალენდარში როცა დაადასტურებთ</w:t>
+      </w:r>
+      <w:r>
+        <w:rPr>
+          <w:rFonts w:ascii="Sylfaen" w:hAnsi="Sylfaen"/>
           <w:sz w:val="22"/>
           <w:szCs w:val="22"/>
           <w:lang w:val="ka-GE"/>
@@ -3365,93 +3615,43 @@
       </w:r>
       <w:r>
         <w:rPr>
-          <w:rFonts w:ascii="Helvetica" w:hAnsi="Helvetica"/>
-          <w:sz w:val="22"/>
-          <w:szCs w:val="22"/>
-          <w:lang w:val="ka-GE"/>
-        </w:rPr>
-        <w:t>კალენდარში „</w:t>
-      </w:r>
-      <w:r>
-        <w:rPr>
-          <w:rFonts w:ascii="Helvetica" w:hAnsi="Helvetica"/>
-          <w:sz w:val="22"/>
-          <w:szCs w:val="22"/>
-          <w:lang w:val="ka-GE"/>
-        </w:rPr>
-        <w:t>სარეზერვო</w:t>
-      </w:r>
-      <w:r>
-        <w:rPr>
-          <w:rFonts w:ascii="Helvetica" w:hAnsi="Helvetica"/>
-          <w:sz w:val="22"/>
-          <w:szCs w:val="22"/>
-          <w:lang w:val="ka-GE"/>
-        </w:rPr>
-        <w:t xml:space="preserve">“ ველში ჩავარდეს, </w:t>
-      </w:r>
-      <w:r>
-        <w:rPr>
-          <w:rFonts w:ascii="Helvetica" w:hAnsi="Helvetica"/>
-          <w:sz w:val="22"/>
-          <w:szCs w:val="22"/>
-          <w:lang w:val="ka-GE"/>
-        </w:rPr>
-        <w:t xml:space="preserve"> </w:t>
-      </w:r>
-      <w:r>
-        <w:rPr>
-          <w:rFonts w:ascii="Helvetica" w:hAnsi="Helvetica"/>
-          <w:sz w:val="22"/>
-          <w:szCs w:val="22"/>
-          <w:lang w:val="ka-GE"/>
-        </w:rPr>
-        <w:t>მხოლოდ</w:t>
-      </w:r>
-      <w:r>
-        <w:rPr>
-          <w:rFonts w:ascii="Helvetica" w:hAnsi="Helvetica"/>
-          <w:sz w:val="22"/>
-          <w:szCs w:val="22"/>
-          <w:lang w:val="ka-GE"/>
-        </w:rPr>
-        <w:t xml:space="preserve"> დადასტურების შემდეგ </w:t>
-      </w:r>
-      <w:r>
-        <w:rPr>
-          <w:rFonts w:ascii="Helvetica" w:hAnsi="Helvetica"/>
-          <w:sz w:val="22"/>
-          <w:szCs w:val="22"/>
-          <w:lang w:val="ka-GE"/>
-        </w:rPr>
-        <w:t>გადავიდეს</w:t>
-      </w:r>
-      <w:r>
-        <w:rPr>
-          <w:rFonts w:ascii="Helvetica" w:hAnsi="Helvetica"/>
-          <w:sz w:val="22"/>
-          <w:szCs w:val="22"/>
-          <w:lang w:val="ka-GE"/>
-        </w:rPr>
-        <w:t xml:space="preserve"> </w:t>
-      </w:r>
-      <w:r>
-        <w:rPr>
-          <w:rFonts w:ascii="Helvetica" w:hAnsi="Helvetica"/>
-          <w:sz w:val="22"/>
-          <w:szCs w:val="22"/>
-          <w:lang w:val="ka-GE"/>
-        </w:rPr>
-        <w:t xml:space="preserve">მთავარ </w:t>
-      </w:r>
-      <w:r>
-        <w:rPr>
-          <w:rFonts w:ascii="Helvetica" w:hAnsi="Helvetica"/>
-          <w:sz w:val="22"/>
-          <w:szCs w:val="22"/>
-          <w:lang w:val="ka-GE"/>
-        </w:rPr>
-        <w:t>კალენდარში</w:t>
+          <w:noProof/>
+        </w:rPr>
+        <w:drawing>
+          <wp:inline distT="0" distB="0" distL="0" distR="0" wp14:anchorId="3BBCCFC2" wp14:editId="78505A85">
+            <wp:extent cx="5727700" cy="4875530"/>
+            <wp:effectExtent l="0" t="0" r="6350" b="1270"/>
+            <wp:docPr id="1148164809" name="Picture 1"/>
+            <wp:cNvGraphicFramePr>
+              <a:graphicFrameLocks xmlns:a="http://schemas.openxmlformats.org/drawingml/2006/main" noChangeAspect="1"/>
+            </wp:cNvGraphicFramePr>
+            <a:graphic xmlns:a="http://schemas.openxmlformats.org/drawingml/2006/main">
+              <a:graphicData uri="http://schemas.openxmlformats.org/drawingml/2006/picture">
+                <pic:pic xmlns:pic="http://schemas.openxmlformats.org/drawingml/2006/picture">
+                  <pic:nvPicPr>
+                    <pic:cNvPr id="1148164809" name=""/>
+                    <pic:cNvPicPr/>
+                  </pic:nvPicPr>
+                  <pic:blipFill>
+                    <a:blip r:embed="rId30"/>
+                    <a:stretch>
+                      <a:fillRect/>
+                    </a:stretch>
+                  </pic:blipFill>
+                  <pic:spPr>
+                    <a:xfrm>
+                      <a:off x="0" y="0"/>
+                      <a:ext cx="5727700" cy="4875530"/>
+                    </a:xfrm>
+                    <a:prstGeom prst="rect">
+                      <a:avLst/>
+                    </a:prstGeom>
+                  </pic:spPr>
+                </pic:pic>
+              </a:graphicData>
+            </a:graphic>
+          </wp:inline>
+        </w:drawing>
       </w:r>
       <w:r>
         <w:rPr>
@@ -3520,7 +3720,7 @@
     <w:p>
       <w:pPr>
         <w:rPr>
-          <w:rFonts w:ascii="Helvetica" w:hAnsi="Helvetica"/>
+          <w:rFonts w:ascii="Sylfaen" w:hAnsi="Sylfaen"/>
           <w:sz w:val="22"/>
           <w:szCs w:val="22"/>
           <w:lang w:val="ka-GE"/>
@@ -3579,6 +3779,35 @@
           <w:lang w:val="ka-GE"/>
         </w:rPr>
         <w:t>თან.</w:t>
+      </w:r>
+      <w:r>
+        <w:rPr>
+          <w:rFonts w:ascii="Helvetica" w:hAnsi="Helvetica"/>
+          <w:sz w:val="22"/>
+          <w:szCs w:val="22"/>
+          <w:lang w:val="ka-GE"/>
+        </w:rPr>
+        <w:t xml:space="preserve"> </w:t>
+      </w:r>
+      <w:r>
+        <w:rPr>
+          <w:rFonts w:ascii="Helvetica" w:hAnsi="Helvetica"/>
+          <w:sz w:val="22"/>
+          <w:szCs w:val="22"/>
+          <w:highlight w:val="yellow"/>
+          <w:lang w:val="ka-GE"/>
+        </w:rPr>
+        <w:t xml:space="preserve">&gt;&gt; </w:t>
+      </w:r>
+      <w:r>
+        <w:rPr>
+          <w:rFonts w:ascii="Sylfaen" w:hAnsi="Sylfaen"/>
+          <w:sz w:val="22"/>
+          <w:szCs w:val="22"/>
+          <w:highlight w:val="yellow"/>
+          <w:lang w:val="ka-GE"/>
+        </w:rPr>
+        <w:t>ეს გავიაროთ შეხვედრაზე</w:t>
       </w:r>
     </w:p>
     <w:sectPr>

--- a/docs/28.08.26.docx
+++ b/docs/28.08.26.docx
@@ -2236,36 +2236,16 @@
           <w:szCs w:val="22"/>
           <w:lang w:val="ka-GE"/>
         </w:rPr>
-        <w:t>ნაცვლად იყოს „</w:t>
-      </w:r>
-      <w:proofErr w:type="gramStart"/>
-      <w:r>
-        <w:rPr>
-          <w:rFonts w:ascii="Helvetica" w:hAnsi="Helvetica"/>
-          <w:sz w:val="22"/>
-          <w:szCs w:val="22"/>
-          <w:lang w:val="ka-GE"/>
-        </w:rPr>
-        <w:t>დაჯავშნე“</w:t>
-      </w:r>
-      <w:r>
-        <w:rPr>
-          <w:rFonts w:ascii="Helvetica" w:hAnsi="Helvetica"/>
-          <w:sz w:val="22"/>
-          <w:szCs w:val="22"/>
-          <w:lang w:val="ka-GE"/>
-        </w:rPr>
-        <w:t xml:space="preserve"> &gt;</w:t>
-      </w:r>
-      <w:proofErr w:type="gramEnd"/>
-      <w:r>
-        <w:rPr>
-          <w:rFonts w:ascii="Helvetica" w:hAnsi="Helvetica"/>
-          <w:sz w:val="22"/>
-          <w:szCs w:val="22"/>
-          <w:lang w:val="ka-GE"/>
-        </w:rPr>
-        <w:t xml:space="preserve">&gt; </w:t>
+        <w:t>ნაცვლად იყოს „დაჯავშნე“</w:t>
+      </w:r>
+      <w:r>
+        <w:rPr>
+          <w:rFonts w:ascii="Helvetica" w:hAnsi="Helvetica"/>
+          <w:sz w:val="22"/>
+          <w:szCs w:val="22"/>
+          <w:lang w:val="ka-GE"/>
+        </w:rPr>
+        <w:t xml:space="preserve"> &gt;&gt; </w:t>
       </w:r>
       <w:r>
         <w:rPr>
@@ -2759,6 +2739,58 @@
           <w:szCs w:val="22"/>
           <w:lang w:val="ka-GE"/>
         </w:rPr>
+        <w:t xml:space="preserve"> &gt;&gt;&gt;</w:t>
+      </w:r>
+      <w:r>
+        <w:rPr>
+          <w:rFonts w:ascii="Helvetica" w:hAnsi="Helvetica"/>
+          <w:sz w:val="22"/>
+          <w:szCs w:val="22"/>
+          <w:lang w:val="ka-GE"/>
+        </w:rPr>
+        <w:drawing>
+          <wp:inline distT="0" distB="0" distL="0" distR="0" wp14:anchorId="33991E01" wp14:editId="2661BD60">
+            <wp:extent cx="5727700" cy="4046220"/>
+            <wp:effectExtent l="0" t="0" r="6350" b="0"/>
+            <wp:docPr id="1390158835" name="Picture 1"/>
+            <wp:cNvGraphicFramePr>
+              <a:graphicFrameLocks xmlns:a="http://schemas.openxmlformats.org/drawingml/2006/main" noChangeAspect="1"/>
+            </wp:cNvGraphicFramePr>
+            <a:graphic xmlns:a="http://schemas.openxmlformats.org/drawingml/2006/main">
+              <a:graphicData uri="http://schemas.openxmlformats.org/drawingml/2006/picture">
+                <pic:pic xmlns:pic="http://schemas.openxmlformats.org/drawingml/2006/picture">
+                  <pic:nvPicPr>
+                    <pic:cNvPr id="1390158835" name=""/>
+                    <pic:cNvPicPr/>
+                  </pic:nvPicPr>
+                  <pic:blipFill>
+                    <a:blip r:embed="rId27"/>
+                    <a:stretch>
+                      <a:fillRect/>
+                    </a:stretch>
+                  </pic:blipFill>
+                  <pic:spPr>
+                    <a:xfrm>
+                      <a:off x="0" y="0"/>
+                      <a:ext cx="5727700" cy="4046220"/>
+                    </a:xfrm>
+                    <a:prstGeom prst="rect">
+                      <a:avLst/>
+                    </a:prstGeom>
+                  </pic:spPr>
+                </pic:pic>
+              </a:graphicData>
+            </a:graphic>
+          </wp:inline>
+        </w:drawing>
+      </w:r>
+      <w:r>
+        <w:rPr>
+          <w:rFonts w:ascii="Helvetica" w:hAnsi="Helvetica"/>
+          <w:sz w:val="22"/>
+          <w:szCs w:val="22"/>
+          <w:lang w:val="ka-GE"/>
+        </w:rPr>
         <w:br/>
       </w:r>
       <w:r>
@@ -2860,6 +2892,7 @@
           <w:szCs w:val="22"/>
           <w:lang w:val="ka-GE"/>
         </w:rPr>
+        <w:lastRenderedPageBreak/>
         <w:drawing>
           <wp:inline distT="0" distB="0" distL="0" distR="0" wp14:anchorId="6E196868" wp14:editId="4DAC1F43">
             <wp:extent cx="4744112" cy="2286319"/>
@@ -2876,7 +2909,7 @@
                     <pic:cNvPicPr/>
                   </pic:nvPicPr>
                   <pic:blipFill>
-                    <a:blip r:embed="rId27"/>
+                    <a:blip r:embed="rId28"/>
                     <a:stretch>
                       <a:fillRect/>
                     </a:stretch>
@@ -2955,7 +2988,6 @@
           <w:szCs w:val="22"/>
           <w:lang w:val="ka-GE"/>
         </w:rPr>
-        <w:lastRenderedPageBreak/>
         <w:drawing>
           <wp:inline distT="0" distB="0" distL="0" distR="0" wp14:anchorId="54AF04CD" wp14:editId="310FF411">
             <wp:extent cx="3587931" cy="1551760"/>
@@ -2972,7 +3004,7 @@
                     <pic:cNvPicPr/>
                   </pic:nvPicPr>
                   <pic:blipFill>
-                    <a:blip r:embed="rId28">
+                    <a:blip r:embed="rId29">
                       <a:extLst>
                         <a:ext uri="{28A0092B-C50C-407E-A947-70E740481C1C}">
                           <a14:useLocalDpi xmlns:a14="http://schemas.microsoft.com/office/drawing/2010/main" val="0"/>
@@ -3184,6 +3216,7 @@
         <w:rPr>
           <w:noProof/>
         </w:rPr>
+        <w:lastRenderedPageBreak/>
         <w:drawing>
           <wp:inline distT="0" distB="0" distL="0" distR="0" wp14:anchorId="2F26091C" wp14:editId="6FB89511">
             <wp:extent cx="5727700" cy="2909570"/>
@@ -3200,7 +3233,7 @@
                     <pic:cNvPicPr/>
                   </pic:nvPicPr>
                   <pic:blipFill>
-                    <a:blip r:embed="rId29"/>
+                    <a:blip r:embed="rId30"/>
                     <a:stretch>
                       <a:fillRect/>
                     </a:stretch>
@@ -3501,122 +3534,122 @@
           <w:szCs w:val="22"/>
           <w:lang w:val="ka-GE"/>
         </w:rPr>
+        <w:t>კალენდარში „</w:t>
+      </w:r>
+      <w:r>
+        <w:rPr>
+          <w:rFonts w:ascii="Helvetica" w:hAnsi="Helvetica"/>
+          <w:sz w:val="22"/>
+          <w:szCs w:val="22"/>
+          <w:lang w:val="ka-GE"/>
+        </w:rPr>
+        <w:t>სარეზერვო</w:t>
+      </w:r>
+      <w:r>
+        <w:rPr>
+          <w:rFonts w:ascii="Helvetica" w:hAnsi="Helvetica"/>
+          <w:sz w:val="22"/>
+          <w:szCs w:val="22"/>
+          <w:lang w:val="ka-GE"/>
+        </w:rPr>
+        <w:t xml:space="preserve">“ ველში ჩავარდეს, </w:t>
+      </w:r>
+      <w:r>
+        <w:rPr>
+          <w:rFonts w:ascii="Helvetica" w:hAnsi="Helvetica"/>
+          <w:sz w:val="22"/>
+          <w:szCs w:val="22"/>
+          <w:lang w:val="ka-GE"/>
+        </w:rPr>
+        <w:t xml:space="preserve"> </w:t>
+      </w:r>
+      <w:r>
+        <w:rPr>
+          <w:rFonts w:ascii="Helvetica" w:hAnsi="Helvetica"/>
+          <w:sz w:val="22"/>
+          <w:szCs w:val="22"/>
+          <w:lang w:val="ka-GE"/>
+        </w:rPr>
+        <w:t>მხოლოდ</w:t>
+      </w:r>
+      <w:r>
+        <w:rPr>
+          <w:rFonts w:ascii="Helvetica" w:hAnsi="Helvetica"/>
+          <w:sz w:val="22"/>
+          <w:szCs w:val="22"/>
+          <w:lang w:val="ka-GE"/>
+        </w:rPr>
+        <w:t xml:space="preserve"> დადასტურების შემდეგ </w:t>
+      </w:r>
+      <w:r>
+        <w:rPr>
+          <w:rFonts w:ascii="Helvetica" w:hAnsi="Helvetica"/>
+          <w:sz w:val="22"/>
+          <w:szCs w:val="22"/>
+          <w:lang w:val="ka-GE"/>
+        </w:rPr>
+        <w:t>გადავიდეს</w:t>
+      </w:r>
+      <w:r>
+        <w:rPr>
+          <w:rFonts w:ascii="Helvetica" w:hAnsi="Helvetica"/>
+          <w:sz w:val="22"/>
+          <w:szCs w:val="22"/>
+          <w:lang w:val="ka-GE"/>
+        </w:rPr>
+        <w:t xml:space="preserve"> </w:t>
+      </w:r>
+      <w:r>
+        <w:rPr>
+          <w:rFonts w:ascii="Helvetica" w:hAnsi="Helvetica"/>
+          <w:sz w:val="22"/>
+          <w:szCs w:val="22"/>
+          <w:lang w:val="ka-GE"/>
+        </w:rPr>
+        <w:t xml:space="preserve">მთავარ </w:t>
+      </w:r>
+      <w:r>
+        <w:rPr>
+          <w:rFonts w:ascii="Helvetica" w:hAnsi="Helvetica"/>
+          <w:sz w:val="22"/>
+          <w:szCs w:val="22"/>
+          <w:lang w:val="ka-GE"/>
+        </w:rPr>
+        <w:t>კალენდარში</w:t>
+      </w:r>
+      <w:r>
+        <w:rPr>
+          <w:rFonts w:ascii="Helvetica" w:hAnsi="Helvetica"/>
+          <w:sz w:val="22"/>
+          <w:szCs w:val="22"/>
+          <w:lang w:val="ka-GE"/>
+        </w:rPr>
+        <w:t>&gt;&gt;&gt;</w:t>
+      </w:r>
+      <w:r>
+        <w:rPr>
+          <w:rFonts w:ascii="Sylfaen" w:hAnsi="Sylfaen"/>
+          <w:sz w:val="22"/>
+          <w:szCs w:val="22"/>
+          <w:highlight w:val="yellow"/>
+          <w:lang w:val="ka-GE"/>
+        </w:rPr>
+        <w:t>მას შემდეგ გადავა კალენდარში როცა დაადასტურებთ</w:t>
+      </w:r>
+      <w:r>
+        <w:rPr>
+          <w:rFonts w:ascii="Sylfaen" w:hAnsi="Sylfaen"/>
+          <w:sz w:val="22"/>
+          <w:szCs w:val="22"/>
+          <w:lang w:val="ka-GE"/>
+        </w:rPr>
+        <w:t xml:space="preserve"> </w:t>
+      </w:r>
+      <w:r>
+        <w:rPr>
+          <w:noProof/>
+        </w:rPr>
         <w:lastRenderedPageBreak/>
-        <w:t>კალენდარში „</w:t>
-      </w:r>
-      <w:r>
-        <w:rPr>
-          <w:rFonts w:ascii="Helvetica" w:hAnsi="Helvetica"/>
-          <w:sz w:val="22"/>
-          <w:szCs w:val="22"/>
-          <w:lang w:val="ka-GE"/>
-        </w:rPr>
-        <w:t>სარეზერვო</w:t>
-      </w:r>
-      <w:r>
-        <w:rPr>
-          <w:rFonts w:ascii="Helvetica" w:hAnsi="Helvetica"/>
-          <w:sz w:val="22"/>
-          <w:szCs w:val="22"/>
-          <w:lang w:val="ka-GE"/>
-        </w:rPr>
-        <w:t xml:space="preserve">“ ველში ჩავარდეს, </w:t>
-      </w:r>
-      <w:r>
-        <w:rPr>
-          <w:rFonts w:ascii="Helvetica" w:hAnsi="Helvetica"/>
-          <w:sz w:val="22"/>
-          <w:szCs w:val="22"/>
-          <w:lang w:val="ka-GE"/>
-        </w:rPr>
-        <w:t xml:space="preserve"> </w:t>
-      </w:r>
-      <w:r>
-        <w:rPr>
-          <w:rFonts w:ascii="Helvetica" w:hAnsi="Helvetica"/>
-          <w:sz w:val="22"/>
-          <w:szCs w:val="22"/>
-          <w:lang w:val="ka-GE"/>
-        </w:rPr>
-        <w:t>მხოლოდ</w:t>
-      </w:r>
-      <w:r>
-        <w:rPr>
-          <w:rFonts w:ascii="Helvetica" w:hAnsi="Helvetica"/>
-          <w:sz w:val="22"/>
-          <w:szCs w:val="22"/>
-          <w:lang w:val="ka-GE"/>
-        </w:rPr>
-        <w:t xml:space="preserve"> დადასტურების შემდეგ </w:t>
-      </w:r>
-      <w:r>
-        <w:rPr>
-          <w:rFonts w:ascii="Helvetica" w:hAnsi="Helvetica"/>
-          <w:sz w:val="22"/>
-          <w:szCs w:val="22"/>
-          <w:lang w:val="ka-GE"/>
-        </w:rPr>
-        <w:t>გადავიდეს</w:t>
-      </w:r>
-      <w:r>
-        <w:rPr>
-          <w:rFonts w:ascii="Helvetica" w:hAnsi="Helvetica"/>
-          <w:sz w:val="22"/>
-          <w:szCs w:val="22"/>
-          <w:lang w:val="ka-GE"/>
-        </w:rPr>
-        <w:t xml:space="preserve"> </w:t>
-      </w:r>
-      <w:r>
-        <w:rPr>
-          <w:rFonts w:ascii="Helvetica" w:hAnsi="Helvetica"/>
-          <w:sz w:val="22"/>
-          <w:szCs w:val="22"/>
-          <w:lang w:val="ka-GE"/>
-        </w:rPr>
-        <w:t xml:space="preserve">მთავარ </w:t>
-      </w:r>
-      <w:r>
-        <w:rPr>
-          <w:rFonts w:ascii="Helvetica" w:hAnsi="Helvetica"/>
-          <w:sz w:val="22"/>
-          <w:szCs w:val="22"/>
-          <w:lang w:val="ka-GE"/>
-        </w:rPr>
-        <w:t>კალენდარში</w:t>
-      </w:r>
-      <w:r>
-        <w:rPr>
-          <w:rFonts w:ascii="Helvetica" w:hAnsi="Helvetica"/>
-          <w:sz w:val="22"/>
-          <w:szCs w:val="22"/>
-          <w:lang w:val="ka-GE"/>
-        </w:rPr>
-        <w:t>&gt;&gt;&gt;</w:t>
-      </w:r>
-      <w:r>
-        <w:rPr>
-          <w:rFonts w:ascii="Sylfaen" w:hAnsi="Sylfaen"/>
-          <w:sz w:val="22"/>
-          <w:szCs w:val="22"/>
-          <w:highlight w:val="yellow"/>
-          <w:lang w:val="ka-GE"/>
-        </w:rPr>
-        <w:t>მას შემდეგ გადავა კალენდარში როცა დაადასტურებთ</w:t>
-      </w:r>
-      <w:r>
-        <w:rPr>
-          <w:rFonts w:ascii="Sylfaen" w:hAnsi="Sylfaen"/>
-          <w:sz w:val="22"/>
-          <w:szCs w:val="22"/>
-          <w:lang w:val="ka-GE"/>
-        </w:rPr>
-        <w:t xml:space="preserve"> </w:t>
-      </w:r>
-      <w:r>
-        <w:rPr>
-          <w:noProof/>
-        </w:rPr>
         <w:drawing>
           <wp:inline distT="0" distB="0" distL="0" distR="0" wp14:anchorId="3BBCCFC2" wp14:editId="78505A85">
             <wp:extent cx="5727700" cy="4875530"/>
@@ -3633,7 +3666,7 @@
                     <pic:cNvPicPr/>
                   </pic:nvPicPr>
                   <pic:blipFill>
-                    <a:blip r:embed="rId30"/>
+                    <a:blip r:embed="rId31"/>
                     <a:stretch>
                       <a:fillRect/>
                     </a:stretch>

--- a/docs/28.08.26.docx
+++ b/docs/28.08.26.docx
@@ -2749,10 +2749,10 @@
           <w:lang w:val="ka-GE"/>
         </w:rPr>
         <w:drawing>
-          <wp:inline distT="0" distB="0" distL="0" distR="0" wp14:anchorId="33991E01" wp14:editId="2661BD60">
+          <wp:inline distT="0" distB="0" distL="0" distR="0" wp14:anchorId="33991E01" wp14:editId="440A42EA">
             <wp:extent cx="5727700" cy="4046220"/>
             <wp:effectExtent l="0" t="0" r="6350" b="0"/>
-            <wp:docPr id="1390158835" name="Picture 1"/>
+            <wp:docPr id="1390158835" name="Picture 1" descr="The image appears to be a screen or document with a text interface, showing various options and entries, including a mix of numbers, codes, and names.&#10;&#10;AI-generated content may be incorrect."/>
             <wp:cNvGraphicFramePr>
               <a:graphicFrameLocks xmlns:a="http://schemas.openxmlformats.org/drawingml/2006/main" noChangeAspect="1"/>
             </wp:cNvGraphicFramePr>
@@ -2760,7 +2760,7 @@
               <a:graphicData uri="http://schemas.openxmlformats.org/drawingml/2006/picture">
                 <pic:pic xmlns:pic="http://schemas.openxmlformats.org/drawingml/2006/picture">
                   <pic:nvPicPr>
-                    <pic:cNvPr id="1390158835" name=""/>
+                    <pic:cNvPr id="1390158835" name="Picture 1" descr="The image appears to be a screen or document with a text interface, showing various options and entries, including a mix of numbers, codes, and names.&#10;&#10;AI-generated content may be incorrect."/>
                     <pic:cNvPicPr/>
                   </pic:nvPicPr>
                   <pic:blipFill>
@@ -3149,7 +3149,7 @@
     <w:p>
       <w:pPr>
         <w:rPr>
-          <w:rFonts w:ascii="Helvetica" w:hAnsi="Helvetica"/>
+          <w:rFonts w:ascii="Sylfaen" w:hAnsi="Sylfaen"/>
           <w:sz w:val="22"/>
           <w:szCs w:val="22"/>
           <w:lang w:val="ka-GE"/>
@@ -3162,13 +3162,92 @@
           <w:szCs w:val="22"/>
           <w:lang w:val="ka-GE"/>
         </w:rPr>
+        <w:lastRenderedPageBreak/>
         <w:t xml:space="preserve">ისრების ნაცვლად მოქნილი ღილაკები გვჭირდება (მაგ. პაციენტის ანკეტაზე გადასასვლელად) </w:t>
+      </w:r>
+      <w:r>
+        <w:rPr>
+          <w:rFonts w:ascii="Helvetica" w:hAnsi="Helvetica"/>
+          <w:sz w:val="22"/>
+          <w:szCs w:val="22"/>
+          <w:lang w:val="ka-GE"/>
+        </w:rPr>
+        <w:t xml:space="preserve"> </w:t>
+      </w:r>
+      <w:r>
+        <w:rPr>
+          <w:rFonts w:ascii="Helvetica" w:hAnsi="Helvetica"/>
+          <w:sz w:val="22"/>
+          <w:szCs w:val="22"/>
+          <w:highlight w:val="yellow"/>
+          <w:lang w:val="ka-GE"/>
+        </w:rPr>
+        <w:t>&gt;&gt;</w:t>
+      </w:r>
+      <w:r>
+        <w:rPr>
+          <w:rFonts w:ascii="Sylfaen" w:hAnsi="Sylfaen"/>
+          <w:sz w:val="22"/>
+          <w:szCs w:val="22"/>
+          <w:highlight w:val="yellow"/>
+          <w:lang w:val="ka-GE"/>
+        </w:rPr>
+        <w:t>ვიზიტზევე გავაჩნე ეს ღილაკები. თუ ესაა ნაგულისხმები</w:t>
+      </w:r>
+      <w:r>
+        <w:rPr>
+          <w:rFonts w:ascii="Sylfaen" w:hAnsi="Sylfaen"/>
+          <w:sz w:val="22"/>
+          <w:szCs w:val="22"/>
+          <w:lang w:val="ka-GE"/>
+        </w:rPr>
+        <w:t xml:space="preserve"> </w:t>
+      </w:r>
+      <w:r>
+        <w:rPr>
+          <w:noProof/>
+        </w:rPr>
+        <w:drawing>
+          <wp:inline distT="0" distB="0" distL="0" distR="0" wp14:anchorId="6A0B708E" wp14:editId="13AAD366">
+            <wp:extent cx="5727700" cy="5575300"/>
+            <wp:effectExtent l="0" t="0" r="6350" b="6350"/>
+            <wp:docPr id="1525225826" name="Picture 1" descr="The image displays a meeting invitation in Odoo, with details such as the subject, start and end times, duration, attendees, and notes.&#10;&#10;AI-generated content may be incorrect."/>
+            <wp:cNvGraphicFramePr>
+              <a:graphicFrameLocks xmlns:a="http://schemas.openxmlformats.org/drawingml/2006/main" noChangeAspect="1"/>
+            </wp:cNvGraphicFramePr>
+            <a:graphic xmlns:a="http://schemas.openxmlformats.org/drawingml/2006/main">
+              <a:graphicData uri="http://schemas.openxmlformats.org/drawingml/2006/picture">
+                <pic:pic xmlns:pic="http://schemas.openxmlformats.org/drawingml/2006/picture">
+                  <pic:nvPicPr>
+                    <pic:cNvPr id="1525225826" name="Picture 1" descr="The image displays a meeting invitation in Odoo, with details such as the subject, start and end times, duration, attendees, and notes.&#10;&#10;AI-generated content may be incorrect."/>
+                    <pic:cNvPicPr/>
+                  </pic:nvPicPr>
+                  <pic:blipFill>
+                    <a:blip r:embed="rId30"/>
+                    <a:stretch>
+                      <a:fillRect/>
+                    </a:stretch>
+                  </pic:blipFill>
+                  <pic:spPr>
+                    <a:xfrm>
+                      <a:off x="0" y="0"/>
+                      <a:ext cx="5727700" cy="5575300"/>
+                    </a:xfrm>
+                    <a:prstGeom prst="rect">
+                      <a:avLst/>
+                    </a:prstGeom>
+                  </pic:spPr>
+                </pic:pic>
+              </a:graphicData>
+            </a:graphic>
+          </wp:inline>
+        </w:drawing>
       </w:r>
     </w:p>
     <w:p>
       <w:pPr>
         <w:rPr>
-          <w:rFonts w:ascii="Helvetica" w:hAnsi="Helvetica"/>
+          <w:rFonts w:ascii="Sylfaen" w:hAnsi="Sylfaen"/>
           <w:sz w:val="22"/>
           <w:szCs w:val="22"/>
           <w:lang w:val="ka-GE"/>
@@ -3183,6 +3262,84 @@
         </w:rPr>
         <w:br/>
         <w:t>თუ მიმდინარე პაციენტთან დროის ხანგრძლივობა შეიცვალა - კალენდარზე უნდა ჩანდეს რომ დაკორექტირდა</w:t>
+      </w:r>
+      <w:r>
+        <w:rPr>
+          <w:rFonts w:ascii="Helvetica" w:hAnsi="Helvetica"/>
+          <w:sz w:val="22"/>
+          <w:szCs w:val="22"/>
+          <w:lang w:val="ka-GE"/>
+        </w:rPr>
+        <w:t xml:space="preserve"> &gt;&gt; </w:t>
+      </w:r>
+      <w:r>
+        <w:rPr>
+          <w:rFonts w:ascii="Sylfaen" w:hAnsi="Sylfaen"/>
+          <w:sz w:val="22"/>
+          <w:szCs w:val="22"/>
+          <w:highlight w:val="yellow"/>
+          <w:lang w:val="ka-GE"/>
+        </w:rPr>
+        <w:t>ესე აჩვენმებს დაკორექტირებულ დროს</w:t>
+      </w:r>
+      <w:r>
+        <w:rPr>
+          <w:rFonts w:ascii="Sylfaen" w:hAnsi="Sylfaen"/>
+          <w:sz w:val="22"/>
+          <w:szCs w:val="22"/>
+          <w:lang w:val="ka-GE"/>
+        </w:rPr>
+        <w:t xml:space="preserve"> </w:t>
+      </w:r>
+      <w:r>
+        <w:rPr>
+          <w:rFonts w:ascii="Sylfaen" w:hAnsi="Sylfaen"/>
+          <w:sz w:val="22"/>
+          <w:szCs w:val="22"/>
+          <w:highlight w:val="yellow"/>
+          <w:lang w:val="ka-GE"/>
+        </w:rPr>
+        <w:t xml:space="preserve">ვიზიტზე </w:t>
+      </w:r>
+      <w:r>
+        <w:rPr>
+          <w:noProof/>
+        </w:rPr>
+        <w:drawing>
+          <wp:inline distT="0" distB="0" distL="0" distR="0" wp14:anchorId="30081FC0" wp14:editId="42B6E12A">
+            <wp:extent cx="3886200" cy="1333500"/>
+            <wp:effectExtent l="0" t="0" r="0" b="0"/>
+            <wp:docPr id="1406058703" name="Picture 1"/>
+            <wp:cNvGraphicFramePr>
+              <a:graphicFrameLocks xmlns:a="http://schemas.openxmlformats.org/drawingml/2006/main" noChangeAspect="1"/>
+            </wp:cNvGraphicFramePr>
+            <a:graphic xmlns:a="http://schemas.openxmlformats.org/drawingml/2006/main">
+              <a:graphicData uri="http://schemas.openxmlformats.org/drawingml/2006/picture">
+                <pic:pic xmlns:pic="http://schemas.openxmlformats.org/drawingml/2006/picture">
+                  <pic:nvPicPr>
+                    <pic:cNvPr id="1406058703" name=""/>
+                    <pic:cNvPicPr/>
+                  </pic:nvPicPr>
+                  <pic:blipFill>
+                    <a:blip r:embed="rId31"/>
+                    <a:stretch>
+                      <a:fillRect/>
+                    </a:stretch>
+                  </pic:blipFill>
+                  <pic:spPr>
+                    <a:xfrm>
+                      <a:off x="0" y="0"/>
+                      <a:ext cx="3886200" cy="1333500"/>
+                    </a:xfrm>
+                    <a:prstGeom prst="rect">
+                      <a:avLst/>
+                    </a:prstGeom>
+                  </pic:spPr>
+                </pic:pic>
+              </a:graphicData>
+            </a:graphic>
+          </wp:inline>
+        </w:drawing>
       </w:r>
       <w:r>
         <w:rPr>
@@ -3233,7 +3390,7 @@
                     <pic:cNvPicPr/>
                   </pic:nvPicPr>
                   <pic:blipFill>
-                    <a:blip r:embed="rId30"/>
+                    <a:blip r:embed="rId32"/>
                     <a:stretch>
                       <a:fillRect/>
                     </a:stretch>
@@ -3287,6 +3444,55 @@
           <w:szCs w:val="22"/>
           <w:lang w:val="ka-GE"/>
         </w:rPr>
+        <w:t xml:space="preserve"> &gt;&gt;&gt;</w:t>
+      </w:r>
+      <w:r>
+        <w:rPr>
+          <w:noProof/>
+        </w:rPr>
+        <w:drawing>
+          <wp:inline distT="0" distB="0" distL="0" distR="0" wp14:anchorId="58A194C1" wp14:editId="6FE8B5C4">
+            <wp:extent cx="5727700" cy="2345690"/>
+            <wp:effectExtent l="0" t="0" r="6350" b="0"/>
+            <wp:docPr id="1630609073" name="Picture 1"/>
+            <wp:cNvGraphicFramePr>
+              <a:graphicFrameLocks xmlns:a="http://schemas.openxmlformats.org/drawingml/2006/main" noChangeAspect="1"/>
+            </wp:cNvGraphicFramePr>
+            <a:graphic xmlns:a="http://schemas.openxmlformats.org/drawingml/2006/main">
+              <a:graphicData uri="http://schemas.openxmlformats.org/drawingml/2006/picture">
+                <pic:pic xmlns:pic="http://schemas.openxmlformats.org/drawingml/2006/picture">
+                  <pic:nvPicPr>
+                    <pic:cNvPr id="1630609073" name=""/>
+                    <pic:cNvPicPr/>
+                  </pic:nvPicPr>
+                  <pic:blipFill>
+                    <a:blip r:embed="rId33"/>
+                    <a:stretch>
+                      <a:fillRect/>
+                    </a:stretch>
+                  </pic:blipFill>
+                  <pic:spPr>
+                    <a:xfrm>
+                      <a:off x="0" y="0"/>
+                      <a:ext cx="5727700" cy="2345690"/>
+                    </a:xfrm>
+                    <a:prstGeom prst="rect">
+                      <a:avLst/>
+                    </a:prstGeom>
+                  </pic:spPr>
+                </pic:pic>
+              </a:graphicData>
+            </a:graphic>
+          </wp:inline>
+        </w:drawing>
+      </w:r>
+      <w:r>
+        <w:rPr>
+          <w:rFonts w:ascii="Helvetica" w:hAnsi="Helvetica"/>
+          <w:sz w:val="22"/>
+          <w:szCs w:val="22"/>
+          <w:lang w:val="ka-GE"/>
+        </w:rPr>
         <w:br/>
       </w:r>
       <w:r>
@@ -3359,6 +3565,34 @@
           <w:szCs w:val="22"/>
           <w:lang w:val="ka-GE"/>
         </w:rPr>
+        <w:t xml:space="preserve">&gt;&gt; </w:t>
+      </w:r>
+      <w:r>
+        <w:rPr>
+          <w:rFonts w:ascii="Sylfaen" w:hAnsi="Sylfaen"/>
+          <w:sz w:val="22"/>
+          <w:szCs w:val="22"/>
+          <w:highlight w:val="yellow"/>
+          <w:lang w:val="ka-GE"/>
+        </w:rPr>
+        <w:t>შემდეგ ვიზიტზე ღილაკზე რო ვაწვებით ყველაფერი ავტომატურად მოაქვს მათშორის წინა ვიზიტი საიდანაც წარმოიშვა</w:t>
+      </w:r>
+      <w:r>
+        <w:rPr>
+          <w:rFonts w:ascii="Sylfaen" w:hAnsi="Sylfaen"/>
+          <w:sz w:val="22"/>
+          <w:szCs w:val="22"/>
+          <w:lang w:val="ka-GE"/>
+        </w:rPr>
+        <w:t xml:space="preserve"> </w:t>
+      </w:r>
+      <w:r>
+        <w:rPr>
+          <w:rFonts w:ascii="Helvetica" w:hAnsi="Helvetica"/>
+          <w:sz w:val="22"/>
+          <w:szCs w:val="22"/>
+          <w:lang w:val="ka-GE"/>
+        </w:rPr>
         <w:br/>
       </w:r>
       <w:r>
@@ -3378,6 +3612,56 @@
           <w:szCs w:val="22"/>
           <w:lang w:val="ka-GE"/>
         </w:rPr>
+        <w:t>&gt;&gt;</w:t>
+      </w:r>
+      <w:r>
+        <w:rPr>
+          <w:noProof/>
+        </w:rPr>
+        <w:lastRenderedPageBreak/>
+        <w:drawing>
+          <wp:inline distT="0" distB="0" distL="0" distR="0" wp14:anchorId="27D56ED3" wp14:editId="73DC33D5">
+            <wp:extent cx="5727700" cy="3990340"/>
+            <wp:effectExtent l="0" t="0" r="6350" b="0"/>
+            <wp:docPr id="1874893483" name="Picture 1"/>
+            <wp:cNvGraphicFramePr>
+              <a:graphicFrameLocks xmlns:a="http://schemas.openxmlformats.org/drawingml/2006/main" noChangeAspect="1"/>
+            </wp:cNvGraphicFramePr>
+            <a:graphic xmlns:a="http://schemas.openxmlformats.org/drawingml/2006/main">
+              <a:graphicData uri="http://schemas.openxmlformats.org/drawingml/2006/picture">
+                <pic:pic xmlns:pic="http://schemas.openxmlformats.org/drawingml/2006/picture">
+                  <pic:nvPicPr>
+                    <pic:cNvPr id="1874893483" name=""/>
+                    <pic:cNvPicPr/>
+                  </pic:nvPicPr>
+                  <pic:blipFill>
+                    <a:blip r:embed="rId34"/>
+                    <a:stretch>
+                      <a:fillRect/>
+                    </a:stretch>
+                  </pic:blipFill>
+                  <pic:spPr>
+                    <a:xfrm>
+                      <a:off x="0" y="0"/>
+                      <a:ext cx="5727700" cy="3990340"/>
+                    </a:xfrm>
+                    <a:prstGeom prst="rect">
+                      <a:avLst/>
+                    </a:prstGeom>
+                  </pic:spPr>
+                </pic:pic>
+              </a:graphicData>
+            </a:graphic>
+          </wp:inline>
+        </w:drawing>
+      </w:r>
+      <w:r>
+        <w:rPr>
+          <w:rFonts w:ascii="Helvetica" w:hAnsi="Helvetica"/>
+          <w:sz w:val="22"/>
+          <w:szCs w:val="22"/>
+          <w:lang w:val="ka-GE"/>
+        </w:rPr>
         <w:br/>
       </w:r>
       <w:r>
@@ -3645,6 +3929,134 @@
         </w:rPr>
         <w:t xml:space="preserve"> </w:t>
       </w:r>
+      <w:r>
+        <w:rPr>
+          <w:rFonts w:ascii="Sylfaen" w:hAnsi="Sylfaen"/>
+          <w:sz w:val="22"/>
+          <w:szCs w:val="22"/>
+          <w:lang w:val="ka-GE"/>
+        </w:rPr>
+        <w:t xml:space="preserve"> </w:t>
+      </w:r>
+    </w:p>
+    <w:p>
+      <w:pPr>
+        <w:rPr>
+          <w:rFonts w:ascii="Sylfaen" w:hAnsi="Sylfaen"/>
+          <w:sz w:val="22"/>
+          <w:szCs w:val="22"/>
+          <w:lang w:val="ka-GE"/>
+        </w:rPr>
+      </w:pPr>
+      <w:r>
+        <w:rPr>
+          <w:rFonts w:ascii="Sylfaen" w:hAnsi="Sylfaen"/>
+          <w:sz w:val="22"/>
+          <w:szCs w:val="22"/>
+          <w:lang w:val="ka-GE"/>
+        </w:rPr>
+        <w:t xml:space="preserve">ასევე ამ ღილაკით ავტომატურად 6 თვის შემდეგ შეგიძლია ჩააგდო სარეზერვო ვიზიტებში &gt;&gt; </w:t>
+      </w:r>
+      <w:r>
+        <w:rPr>
+          <w:noProof/>
+        </w:rPr>
+        <w:lastRenderedPageBreak/>
+        <w:drawing>
+          <wp:inline distT="0" distB="0" distL="0" distR="0" wp14:anchorId="1169395C" wp14:editId="56EFDFBF">
+            <wp:extent cx="5727700" cy="3691890"/>
+            <wp:effectExtent l="0" t="0" r="6350" b="3810"/>
+            <wp:docPr id="1535885594" name="Picture 1"/>
+            <wp:cNvGraphicFramePr>
+              <a:graphicFrameLocks xmlns:a="http://schemas.openxmlformats.org/drawingml/2006/main" noChangeAspect="1"/>
+            </wp:cNvGraphicFramePr>
+            <a:graphic xmlns:a="http://schemas.openxmlformats.org/drawingml/2006/main">
+              <a:graphicData uri="http://schemas.openxmlformats.org/drawingml/2006/picture">
+                <pic:pic xmlns:pic="http://schemas.openxmlformats.org/drawingml/2006/picture">
+                  <pic:nvPicPr>
+                    <pic:cNvPr id="1535885594" name=""/>
+                    <pic:cNvPicPr/>
+                  </pic:nvPicPr>
+                  <pic:blipFill>
+                    <a:blip r:embed="rId35"/>
+                    <a:stretch>
+                      <a:fillRect/>
+                    </a:stretch>
+                  </pic:blipFill>
+                  <pic:spPr>
+                    <a:xfrm>
+                      <a:off x="0" y="0"/>
+                      <a:ext cx="5727700" cy="3691890"/>
+                    </a:xfrm>
+                    <a:prstGeom prst="rect">
+                      <a:avLst/>
+                    </a:prstGeom>
+                  </pic:spPr>
+                </pic:pic>
+              </a:graphicData>
+            </a:graphic>
+          </wp:inline>
+        </w:drawing>
+      </w:r>
+      <w:r>
+        <w:rPr>
+          <w:rFonts w:ascii="Sylfaen" w:hAnsi="Sylfaen"/>
+          <w:sz w:val="22"/>
+          <w:szCs w:val="22"/>
+          <w:lang w:val="ka-GE"/>
+        </w:rPr>
+        <w:t>&gt;&gt;&gt;</w:t>
+      </w:r>
+      <w:r>
+        <w:rPr>
+          <w:noProof/>
+        </w:rPr>
+        <w:drawing>
+          <wp:inline distT="0" distB="0" distL="0" distR="0" wp14:anchorId="22891854" wp14:editId="68C0A5B3">
+            <wp:extent cx="5727700" cy="3764280"/>
+            <wp:effectExtent l="0" t="0" r="6350" b="7620"/>
+            <wp:docPr id="784774032" name="Picture 1"/>
+            <wp:cNvGraphicFramePr>
+              <a:graphicFrameLocks xmlns:a="http://schemas.openxmlformats.org/drawingml/2006/main" noChangeAspect="1"/>
+            </wp:cNvGraphicFramePr>
+            <a:graphic xmlns:a="http://schemas.openxmlformats.org/drawingml/2006/main">
+              <a:graphicData uri="http://schemas.openxmlformats.org/drawingml/2006/picture">
+                <pic:pic xmlns:pic="http://schemas.openxmlformats.org/drawingml/2006/picture">
+                  <pic:nvPicPr>
+                    <pic:cNvPr id="784774032" name=""/>
+                    <pic:cNvPicPr/>
+                  </pic:nvPicPr>
+                  <pic:blipFill>
+                    <a:blip r:embed="rId36"/>
+                    <a:stretch>
+                      <a:fillRect/>
+                    </a:stretch>
+                  </pic:blipFill>
+                  <pic:spPr>
+                    <a:xfrm>
+                      <a:off x="0" y="0"/>
+                      <a:ext cx="5727700" cy="3764280"/>
+                    </a:xfrm>
+                    <a:prstGeom prst="rect">
+                      <a:avLst/>
+                    </a:prstGeom>
+                  </pic:spPr>
+                </pic:pic>
+              </a:graphicData>
+            </a:graphic>
+          </wp:inline>
+        </w:drawing>
+      </w:r>
+    </w:p>
+    <w:p>
+      <w:pPr>
+        <w:rPr>
+          <w:rFonts w:ascii="Helvetica" w:hAnsi="Helvetica"/>
+          <w:sz w:val="22"/>
+          <w:szCs w:val="22"/>
+          <w:lang w:val="ka-GE"/>
+        </w:rPr>
+      </w:pPr>
       <w:r>
         <w:rPr>
           <w:noProof/>
@@ -3666,7 +4078,7 @@
                     <pic:cNvPicPr/>
                   </pic:nvPicPr>
                   <pic:blipFill>
-                    <a:blip r:embed="rId31"/>
+                    <a:blip r:embed="rId37"/>
                     <a:stretch>
                       <a:fillRect/>
                     </a:stretch>
